--- a/使用说明20260427.docx
+++ b/使用说明20260427.docx
@@ -3352,8 +3352,17 @@
           <w:rFonts w:ascii="宋体" w:eastAsia="宋体" w:hAnsi="宋体" w:cs="Times New Roman" w:hint="eastAsia"/>
           <w:szCs w:val="21"/>
         </w:rPr>
-        <w:t>项目所有的文件都放在inputfile</w:t>
-      </w:r>
+        <w:t>项目所有的文件都放在</w:t>
+      </w:r>
+      <w:proofErr w:type="spellStart"/>
+      <w:r>
+        <w:rPr>
+          <w:rFonts w:ascii="宋体" w:eastAsia="宋体" w:hAnsi="宋体" w:cs="Times New Roman" w:hint="eastAsia"/>
+          <w:szCs w:val="21"/>
+        </w:rPr>
+        <w:t>inputfile</w:t>
+      </w:r>
+      <w:proofErr w:type="spellEnd"/>
       <w:r>
         <w:rPr>
           <w:rFonts w:ascii="宋体" w:eastAsia="宋体" w:hAnsi="宋体" w:cs="Times New Roman"/>
@@ -3366,7 +3375,23 @@
           <w:rFonts w:ascii="宋体" w:eastAsia="宋体" w:hAnsi="宋体" w:cs="Times New Roman" w:hint="eastAsia"/>
           <w:szCs w:val="21"/>
         </w:rPr>
-        <w:t>和outputfile中，</w:t>
+        <w:t>和</w:t>
+      </w:r>
+      <w:proofErr w:type="spellStart"/>
+      <w:r>
+        <w:rPr>
+          <w:rFonts w:ascii="宋体" w:eastAsia="宋体" w:hAnsi="宋体" w:cs="Times New Roman" w:hint="eastAsia"/>
+          <w:szCs w:val="21"/>
+        </w:rPr>
+        <w:t>outputfile</w:t>
+      </w:r>
+      <w:proofErr w:type="spellEnd"/>
+      <w:r>
+        <w:rPr>
+          <w:rFonts w:ascii="宋体" w:eastAsia="宋体" w:hAnsi="宋体" w:cs="Times New Roman" w:hint="eastAsia"/>
+          <w:szCs w:val="21"/>
+        </w:rPr>
+        <w:t>中，</w:t>
       </w:r>
     </w:p>
     <w:p>
@@ -3391,7 +3416,23 @@
           <w:rFonts w:ascii="宋体" w:eastAsia="宋体" w:hAnsi="宋体" w:cs="Times New Roman" w:hint="eastAsia"/>
           <w:szCs w:val="21"/>
         </w:rPr>
-        <w:t>手动填写初始分布后，需要点解refresh</w:t>
+        <w:t>手动填写初始分布后，</w:t>
+      </w:r>
+      <w:proofErr w:type="gramStart"/>
+      <w:r>
+        <w:rPr>
+          <w:rFonts w:ascii="宋体" w:eastAsia="宋体" w:hAnsi="宋体" w:cs="Times New Roman" w:hint="eastAsia"/>
+          <w:szCs w:val="21"/>
+        </w:rPr>
+        <w:t>需要点解</w:t>
+      </w:r>
+      <w:proofErr w:type="gramEnd"/>
+      <w:r>
+        <w:rPr>
+          <w:rFonts w:ascii="宋体" w:eastAsia="宋体" w:hAnsi="宋体" w:cs="Times New Roman" w:hint="eastAsia"/>
+          <w:szCs w:val="21"/>
+        </w:rPr>
+        <w:t>refresh</w:t>
       </w:r>
       <w:r>
         <w:rPr>
@@ -3425,28 +3466,28 @@
           <w:bCs/>
           <w:szCs w:val="21"/>
         </w:rPr>
-        <w:t>lattice多粒子情况写在lattice页面，包络情况写在lattice</w:t>
-      </w:r>
-      <w:r>
-        <w:rPr>
-          <w:rFonts w:ascii="宋体" w:eastAsia="宋体" w:hAnsi="宋体" w:cs="Times New Roman"/>
+        <w:t>lattice多粒子情况写在lattice页面，包络情况写在</w:t>
+      </w:r>
+      <w:proofErr w:type="spellStart"/>
+      <w:r>
+        <w:rPr>
+          <w:rFonts w:ascii="宋体" w:eastAsia="宋体" w:hAnsi="宋体" w:cs="Times New Roman" w:hint="eastAsia"/>
           <w:b/>
           <w:bCs/>
           <w:szCs w:val="21"/>
         </w:rPr>
-        <w:t>_env.</w:t>
-      </w:r>
-    </w:p>
-    <w:p>
-      <w:pPr>
-        <w:ind w:firstLine="360"/>
-        <w:rPr>
-          <w:rFonts w:ascii="宋体" w:eastAsia="宋体" w:hAnsi="宋体" w:cs="Times New Roman" w:hint="eastAsia"/>
+        <w:t>lattice</w:t>
+      </w:r>
+      <w:r>
+        <w:rPr>
+          <w:rFonts w:ascii="宋体" w:eastAsia="宋体" w:hAnsi="宋体" w:cs="Times New Roman"/>
           <w:b/>
           <w:bCs/>
           <w:szCs w:val="21"/>
         </w:rPr>
-      </w:pPr>
+        <w:t>_env</w:t>
+      </w:r>
+      <w:proofErr w:type="spellEnd"/>
       <w:r>
         <w:rPr>
           <w:rFonts w:ascii="宋体" w:eastAsia="宋体" w:hAnsi="宋体" w:cs="Times New Roman"/>
@@ -3454,17 +3495,19 @@
           <w:bCs/>
           <w:szCs w:val="21"/>
         </w:rPr>
-        <w:t>input</w:t>
-      </w:r>
-      <w:r>
+        <w:t>.</w:t>
+      </w:r>
+    </w:p>
+    <w:p>
+      <w:pPr>
+        <w:ind w:firstLine="360"/>
         <w:rPr>
           <w:rFonts w:ascii="宋体" w:eastAsia="宋体" w:hAnsi="宋体" w:cs="Times New Roman" w:hint="eastAsia"/>
           <w:b/>
           <w:bCs/>
           <w:szCs w:val="21"/>
         </w:rPr>
-        <w:t>界面，space</w:t>
-      </w:r>
+      </w:pPr>
       <w:r>
         <w:rPr>
           <w:rFonts w:ascii="宋体" w:eastAsia="宋体" w:hAnsi="宋体" w:cs="Times New Roman"/>
@@ -3472,7 +3515,7 @@
           <w:bCs/>
           <w:szCs w:val="21"/>
         </w:rPr>
-        <w:t>-</w:t>
+        <w:t>input</w:t>
       </w:r>
       <w:r>
         <w:rPr>
@@ -3481,8 +3524,28 @@
           <w:bCs/>
           <w:szCs w:val="21"/>
         </w:rPr>
+        <w:t>界面，space</w:t>
+      </w:r>
+      <w:r>
+        <w:rPr>
+          <w:rFonts w:ascii="宋体" w:eastAsia="宋体" w:hAnsi="宋体" w:cs="Times New Roman"/>
+          <w:b/>
+          <w:bCs/>
+          <w:szCs w:val="21"/>
+        </w:rPr>
+        <w:t>-</w:t>
+      </w:r>
+      <w:proofErr w:type="spellStart"/>
+      <w:r>
+        <w:rPr>
+          <w:rFonts w:ascii="宋体" w:eastAsia="宋体" w:hAnsi="宋体" w:cs="Times New Roman" w:hint="eastAsia"/>
+          <w:b/>
+          <w:bCs/>
+          <w:szCs w:val="21"/>
+        </w:rPr>
         <w:t>chage</w:t>
       </w:r>
+      <w:proofErr w:type="spellEnd"/>
       <w:r>
         <w:rPr>
           <w:rFonts w:ascii="宋体" w:eastAsia="宋体" w:hAnsi="宋体" w:cs="Times New Roman"/>
@@ -3542,6 +3605,7 @@
         </w:rPr>
         <w:t>-</w:t>
       </w:r>
+      <w:proofErr w:type="spellStart"/>
       <w:r>
         <w:rPr>
           <w:rFonts w:ascii="宋体" w:eastAsia="宋体" w:hAnsi="宋体" w:cs="Times New Roman" w:hint="eastAsia"/>
@@ -3552,6 +3616,7 @@
         </w:rPr>
         <w:t>chage</w:t>
       </w:r>
+      <w:proofErr w:type="spellEnd"/>
       <w:r>
         <w:rPr>
           <w:rFonts w:ascii="宋体" w:eastAsia="宋体" w:hAnsi="宋体" w:cs="Times New Roman"/>
@@ -3894,7 +3959,25 @@
           <w:sz w:val="20"/>
           <w:szCs w:val="21"/>
         </w:rPr>
-        <w:t>类型  频率   同步相位  Ke   Kb   场文件名</w:t>
+        <w:t xml:space="preserve">类型  频率   同步相位  Ke   </w:t>
+      </w:r>
+      <w:proofErr w:type="spellStart"/>
+      <w:r>
+        <w:rPr>
+          <w:rFonts w:ascii="宋体" w:eastAsia="宋体" w:hAnsi="宋体" w:cs="Times New Roman"/>
+          <w:sz w:val="20"/>
+          <w:szCs w:val="21"/>
+        </w:rPr>
+        <w:t>Kb</w:t>
+      </w:r>
+      <w:proofErr w:type="spellEnd"/>
+      <w:r>
+        <w:rPr>
+          <w:rFonts w:ascii="宋体" w:eastAsia="宋体" w:hAnsi="宋体" w:cs="Times New Roman"/>
+          <w:sz w:val="20"/>
+          <w:szCs w:val="21"/>
+        </w:rPr>
+        <w:t xml:space="preserve">   场文件名</w:t>
       </w:r>
     </w:p>
     <w:p>
@@ -4058,6 +4141,7 @@
           <w:szCs w:val="21"/>
         </w:rPr>
       </w:pPr>
+      <w:proofErr w:type="gramStart"/>
       <w:r>
         <w:rPr>
           <w:rFonts w:ascii="宋体" w:eastAsia="宋体" w:hAnsi="宋体" w:cs="Times New Roman" w:hint="eastAsia"/>
@@ -4066,6 +4150,7 @@
         </w:rPr>
         <w:t>!静磁场</w:t>
       </w:r>
+      <w:proofErr w:type="gramEnd"/>
     </w:p>
     <w:p>
       <w:pPr>
@@ -4092,6 +4177,7 @@
           <w:szCs w:val="21"/>
         </w:rPr>
       </w:pPr>
+      <w:proofErr w:type="gramStart"/>
       <w:r>
         <w:rPr>
           <w:rFonts w:ascii="宋体" w:eastAsia="宋体" w:hAnsi="宋体" w:cs="Times New Roman" w:hint="eastAsia"/>
@@ -4100,6 +4186,7 @@
         </w:rPr>
         <w:t>!高频场</w:t>
       </w:r>
+      <w:proofErr w:type="gramEnd"/>
     </w:p>
     <w:p>
       <w:pPr>
@@ -4508,8 +4595,16 @@
         <w:rPr>
           <w:rFonts w:ascii="宋体" w:eastAsia="宋体" w:hAnsi="宋体" w:cs="Times New Roman" w:hint="eastAsia"/>
         </w:rPr>
-        <w:t xml:space="preserve"> 四极场指数</w:t>
-      </w:r>
+        <w:t xml:space="preserve"> 四</w:t>
+      </w:r>
+      <w:proofErr w:type="gramStart"/>
+      <w:r>
+        <w:rPr>
+          <w:rFonts w:ascii="宋体" w:eastAsia="宋体" w:hAnsi="宋体" w:cs="Times New Roman" w:hint="eastAsia"/>
+        </w:rPr>
+        <w:t>极场指数</w:t>
+      </w:r>
+      <w:proofErr w:type="gramEnd"/>
       <w:r>
         <w:rPr>
           <w:rFonts w:ascii="宋体" w:eastAsia="宋体" w:hAnsi="宋体" w:cs="Times New Roman"/>
@@ -4540,7 +4635,21 @@
         <w:rPr>
           <w:rFonts w:ascii="宋体" w:eastAsia="宋体" w:hAnsi="宋体" w:cs="Times New Roman" w:hint="eastAsia"/>
         </w:rPr>
-        <w:t>*二极铁的长度默认等于</w:t>
+        <w:t>*二</w:t>
+      </w:r>
+      <w:proofErr w:type="gramStart"/>
+      <w:r>
+        <w:rPr>
+          <w:rFonts w:ascii="宋体" w:eastAsia="宋体" w:hAnsi="宋体" w:cs="Times New Roman" w:hint="eastAsia"/>
+        </w:rPr>
+        <w:t>极</w:t>
+      </w:r>
+      <w:proofErr w:type="gramEnd"/>
+      <w:r>
+        <w:rPr>
+          <w:rFonts w:ascii="宋体" w:eastAsia="宋体" w:hAnsi="宋体" w:cs="Times New Roman" w:hint="eastAsia"/>
+        </w:rPr>
+        <w:t>铁的长度默认等于</w:t>
       </w:r>
       <m:oMath>
         <m:r>
@@ -5907,30 +6016,50 @@
           <w:sz w:val="28"/>
           <w:szCs w:val="32"/>
         </w:rPr>
-        <w:t>当添加误差后，模拟的结果将放在outputFile文件夹下的</w:t>
-      </w:r>
+        <w:t>当添加误差后，模拟的结果将放在</w:t>
+      </w:r>
+      <w:proofErr w:type="spellStart"/>
       <w:r>
         <w:rPr>
           <w:rFonts w:ascii="宋体" w:eastAsia="宋体" w:hAnsi="宋体" w:cs="Times New Roman" w:hint="eastAsia"/>
           <w:sz w:val="28"/>
           <w:szCs w:val="32"/>
         </w:rPr>
-        <w:t>error</w:t>
-      </w:r>
-      <w:r>
-        <w:rPr>
-          <w:rFonts w:ascii="宋体" w:eastAsia="宋体" w:hAnsi="宋体" w:cs="Times New Roman"/>
+        <w:t>outputFile</w:t>
+      </w:r>
+      <w:proofErr w:type="spellEnd"/>
+      <w:r>
+        <w:rPr>
+          <w:rFonts w:ascii="宋体" w:eastAsia="宋体" w:hAnsi="宋体" w:cs="Times New Roman" w:hint="eastAsia"/>
           <w:sz w:val="28"/>
           <w:szCs w:val="32"/>
         </w:rPr>
-        <w:t>_output</w:t>
-      </w:r>
+        <w:t>文件夹下的</w:t>
+      </w:r>
+      <w:proofErr w:type="spellStart"/>
       <w:r>
         <w:rPr>
           <w:rFonts w:ascii="宋体" w:eastAsia="宋体" w:hAnsi="宋体" w:cs="Times New Roman" w:hint="eastAsia"/>
           <w:sz w:val="28"/>
           <w:szCs w:val="32"/>
         </w:rPr>
+        <w:t>error</w:t>
+      </w:r>
+      <w:r>
+        <w:rPr>
+          <w:rFonts w:ascii="宋体" w:eastAsia="宋体" w:hAnsi="宋体" w:cs="Times New Roman"/>
+          <w:sz w:val="28"/>
+          <w:szCs w:val="32"/>
+        </w:rPr>
+        <w:t>_output</w:t>
+      </w:r>
+      <w:proofErr w:type="spellEnd"/>
+      <w:r>
+        <w:rPr>
+          <w:rFonts w:ascii="宋体" w:eastAsia="宋体" w:hAnsi="宋体" w:cs="Times New Roman" w:hint="eastAsia"/>
+          <w:sz w:val="28"/>
+          <w:szCs w:val="32"/>
+        </w:rPr>
         <w:t>文件夹下。相关命令如下：</w:t>
       </w:r>
     </w:p>
@@ -5941,11 +6070,19 @@
           <w:rFonts w:ascii="宋体" w:eastAsia="宋体" w:hAnsi="宋体" w:cs="Times New Roman" w:hint="eastAsia"/>
         </w:rPr>
       </w:pPr>
-      <w:r>
-        <w:rPr>
-          <w:rFonts w:ascii="宋体" w:eastAsia="宋体" w:hAnsi="宋体" w:cs="Times New Roman"/>
-        </w:rPr>
-        <w:t xml:space="preserve">err_step </w:t>
+      <w:proofErr w:type="spellStart"/>
+      <w:r>
+        <w:rPr>
+          <w:rFonts w:ascii="宋体" w:eastAsia="宋体" w:hAnsi="宋体" w:cs="Times New Roman"/>
+        </w:rPr>
+        <w:t>err_step</w:t>
+      </w:r>
+      <w:proofErr w:type="spellEnd"/>
+      <w:r>
+        <w:rPr>
+          <w:rFonts w:ascii="宋体" w:eastAsia="宋体" w:hAnsi="宋体" w:cs="Times New Roman"/>
+        </w:rPr>
+        <w:t xml:space="preserve"> </w:t>
       </w:r>
       <w:r>
         <w:rPr>
@@ -6030,6 +6167,7 @@
           <w:szCs w:val="21"/>
         </w:rPr>
       </w:pPr>
+      <w:proofErr w:type="spellStart"/>
       <w:r>
         <w:rPr>
           <w:rFonts w:ascii="宋体" w:eastAsia="宋体" w:hAnsi="宋体" w:cs="Times New Roman"/>
@@ -6037,17 +6175,38 @@
           <w:sz w:val="20"/>
           <w:szCs w:val="21"/>
         </w:rPr>
-        <w:t xml:space="preserve">err_beam_dyn  </w:t>
-      </w:r>
-      <w:r>
-        <w:rPr>
-          <w:rFonts w:ascii="宋体" w:eastAsia="宋体" w:hAnsi="宋体" w:cs="Times New Roman" w:hint="eastAsia"/>
+        <w:t>err_beam_</w:t>
+      </w:r>
+      <w:proofErr w:type="gramStart"/>
+      <w:r>
+        <w:rPr>
+          <w:rFonts w:ascii="宋体" w:eastAsia="宋体" w:hAnsi="宋体" w:cs="Times New Roman"/>
           <w:color w:val="FF0000"/>
           <w:sz w:val="20"/>
           <w:szCs w:val="21"/>
         </w:rPr>
+        <w:t>dyn</w:t>
+      </w:r>
+      <w:proofErr w:type="spellEnd"/>
+      <w:r>
+        <w:rPr>
+          <w:rFonts w:ascii="宋体" w:eastAsia="宋体" w:hAnsi="宋体" w:cs="Times New Roman"/>
+          <w:color w:val="FF0000"/>
+          <w:sz w:val="20"/>
+          <w:szCs w:val="21"/>
+        </w:rPr>
+        <w:t xml:space="preserve">  </w:t>
+      </w:r>
+      <w:r>
+        <w:rPr>
+          <w:rFonts w:ascii="宋体" w:eastAsia="宋体" w:hAnsi="宋体" w:cs="Times New Roman" w:hint="eastAsia"/>
+          <w:color w:val="FF0000"/>
+          <w:sz w:val="20"/>
+          <w:szCs w:val="21"/>
+        </w:rPr>
         <w:t>r</w:t>
       </w:r>
+      <w:proofErr w:type="gramEnd"/>
       <w:r>
         <w:rPr>
           <w:rFonts w:ascii="宋体" w:eastAsia="宋体" w:hAnsi="宋体" w:cs="Times New Roman"/>
@@ -6114,8 +6273,20 @@
           <w:sz w:val="20"/>
           <w:szCs w:val="21"/>
         </w:rPr>
-        <w:t>)   (</w:t>
-      </w:r>
+        <w:t>)</w:t>
+      </w:r>
+      <w:proofErr w:type="gramStart"/>
+      <w:r>
+        <w:rPr>
+          <w:rFonts w:ascii="宋体" w:eastAsia="宋体" w:hAnsi="宋体" w:cs="Times New Roman"/>
+          <w:iCs/>
+          <w:color w:val="FF0000"/>
+          <w:sz w:val="20"/>
+          <w:szCs w:val="21"/>
+        </w:rPr>
+        <w:t xml:space="preserve">   (</w:t>
+      </w:r>
+      <w:proofErr w:type="gramEnd"/>
       <m:oMath>
         <m:r>
           <w:rPr>
@@ -6135,52 +6306,120 @@
           <w:sz w:val="20"/>
           <w:szCs w:val="21"/>
         </w:rPr>
-        <w:t>)   (mrad)  (MeV)      (%)          (%)        (mA)</w:t>
-      </w:r>
-    </w:p>
-    <w:p>
-      <w:pPr>
-        <w:ind w:firstLine="564"/>
-        <w:rPr>
-          <w:rFonts w:ascii="宋体" w:eastAsia="宋体" w:hAnsi="宋体" w:cs="Times New Roman" w:hint="eastAsia"/>
+        <w:t>)   (</w:t>
+      </w:r>
+      <w:proofErr w:type="gramStart"/>
+      <w:r>
+        <w:rPr>
+          <w:rFonts w:ascii="宋体" w:eastAsia="宋体" w:hAnsi="宋体" w:cs="Times New Roman"/>
+          <w:iCs/>
           <w:color w:val="FF0000"/>
           <w:sz w:val="20"/>
           <w:szCs w:val="21"/>
         </w:rPr>
-      </w:pPr>
-      <w:r>
-        <w:rPr>
-          <w:rFonts w:ascii="宋体" w:eastAsia="宋体" w:hAnsi="宋体" w:cs="Times New Roman" w:hint="eastAsia"/>
-          <w:color w:val="FF0000"/>
-        </w:rPr>
-        <w:t>*</w:t>
-      </w:r>
-      <w:r>
-        <w:rPr>
-          <w:rFonts w:ascii="宋体" w:eastAsia="宋体" w:hAnsi="宋体" w:cs="Times New Roman" w:hint="eastAsia"/>
-        </w:rPr>
-        <w:t>用于设定初始束团的误差，不需要写满参数，后续空置参数默认不设置误差。</w:t>
-      </w:r>
-    </w:p>
-    <w:p>
-      <w:pPr>
-        <w:ind w:firstLine="564"/>
-        <w:rPr>
-          <w:rFonts w:ascii="宋体" w:eastAsia="宋体" w:hAnsi="宋体" w:cs="Times New Roman" w:hint="eastAsia"/>
+        <w:t xml:space="preserve">mrad)  (MeV)      (%)   </w:t>
+      </w:r>
+      <w:proofErr w:type="gramEnd"/>
+      <w:r>
+        <w:rPr>
+          <w:rFonts w:ascii="宋体" w:eastAsia="宋体" w:hAnsi="宋体" w:cs="Times New Roman"/>
+          <w:iCs/>
           <w:color w:val="FF0000"/>
           <w:sz w:val="20"/>
           <w:szCs w:val="21"/>
         </w:rPr>
-      </w:pPr>
-      <w:r>
-        <w:rPr>
-          <w:rFonts w:ascii="宋体" w:eastAsia="宋体" w:hAnsi="宋体" w:cs="Times New Roman" w:hint="eastAsia"/>
+        <w:t xml:space="preserve">    </w:t>
+      </w:r>
+      <w:proofErr w:type="gramStart"/>
+      <w:r>
+        <w:rPr>
+          <w:rFonts w:ascii="宋体" w:eastAsia="宋体" w:hAnsi="宋体" w:cs="Times New Roman"/>
+          <w:iCs/>
           <w:color w:val="FF0000"/>
           <w:sz w:val="20"/>
           <w:szCs w:val="21"/>
         </w:rPr>
+        <w:t xml:space="preserve">   (%)   </w:t>
+      </w:r>
+      <w:proofErr w:type="gramEnd"/>
+      <w:r>
+        <w:rPr>
+          <w:rFonts w:ascii="宋体" w:eastAsia="宋体" w:hAnsi="宋体" w:cs="Times New Roman"/>
+          <w:iCs/>
+          <w:color w:val="FF0000"/>
+          <w:sz w:val="20"/>
+          <w:szCs w:val="21"/>
+        </w:rPr>
+        <w:t xml:space="preserve">  </w:t>
+      </w:r>
+      <w:proofErr w:type="gramStart"/>
+      <w:r>
+        <w:rPr>
+          <w:rFonts w:ascii="宋体" w:eastAsia="宋体" w:hAnsi="宋体" w:cs="Times New Roman"/>
+          <w:iCs/>
+          <w:color w:val="FF0000"/>
+          <w:sz w:val="20"/>
+          <w:szCs w:val="21"/>
+        </w:rPr>
+        <w:t xml:space="preserve">   (</w:t>
+      </w:r>
+      <w:proofErr w:type="gramEnd"/>
+      <w:r>
+        <w:rPr>
+          <w:rFonts w:ascii="宋体" w:eastAsia="宋体" w:hAnsi="宋体" w:cs="Times New Roman"/>
+          <w:iCs/>
+          <w:color w:val="FF0000"/>
+          <w:sz w:val="20"/>
+          <w:szCs w:val="21"/>
+        </w:rPr>
+        <w:t>mA)</w:t>
+      </w:r>
+    </w:p>
+    <w:p>
+      <w:pPr>
+        <w:ind w:firstLine="564"/>
+        <w:rPr>
+          <w:rFonts w:ascii="宋体" w:eastAsia="宋体" w:hAnsi="宋体" w:cs="Times New Roman" w:hint="eastAsia"/>
+          <w:color w:val="FF0000"/>
+          <w:sz w:val="20"/>
+          <w:szCs w:val="21"/>
+        </w:rPr>
+      </w:pPr>
+      <w:r>
+        <w:rPr>
+          <w:rFonts w:ascii="宋体" w:eastAsia="宋体" w:hAnsi="宋体" w:cs="Times New Roman" w:hint="eastAsia"/>
+          <w:color w:val="FF0000"/>
+        </w:rPr>
+        <w:t>*</w:t>
+      </w:r>
+      <w:r>
+        <w:rPr>
+          <w:rFonts w:ascii="宋体" w:eastAsia="宋体" w:hAnsi="宋体" w:cs="Times New Roman" w:hint="eastAsia"/>
+        </w:rPr>
+        <w:t>用于设定初始束团的误差，不需要写满参数，后续空置参数默认不设置误差。</w:t>
+      </w:r>
+    </w:p>
+    <w:p>
+      <w:pPr>
+        <w:ind w:firstLine="564"/>
+        <w:rPr>
+          <w:rFonts w:ascii="宋体" w:eastAsia="宋体" w:hAnsi="宋体" w:cs="Times New Roman" w:hint="eastAsia"/>
+          <w:color w:val="FF0000"/>
+          <w:sz w:val="20"/>
+          <w:szCs w:val="21"/>
+        </w:rPr>
+      </w:pPr>
+      <w:proofErr w:type="spellStart"/>
+      <w:r>
+        <w:rPr>
+          <w:rFonts w:ascii="宋体" w:eastAsia="宋体" w:hAnsi="宋体" w:cs="Times New Roman" w:hint="eastAsia"/>
+          <w:color w:val="FF0000"/>
+          <w:sz w:val="20"/>
+          <w:szCs w:val="21"/>
+        </w:rPr>
         <w:t>err_quad_ncpl_dyn</w:t>
       </w:r>
+      <w:proofErr w:type="spellEnd"/>
       <w:r>
         <w:rPr>
           <w:rFonts w:ascii="宋体" w:eastAsia="宋体" w:hAnsi="宋体" w:cs="Times New Roman"/>
@@ -6418,8 +6657,20 @@
           <w:sz w:val="20"/>
           <w:szCs w:val="21"/>
         </w:rPr>
-        <w:t>)        (</w:t>
-      </w:r>
+        <w:t xml:space="preserve">)     </w:t>
+      </w:r>
+      <w:proofErr w:type="gramStart"/>
+      <w:r>
+        <w:rPr>
+          <w:rFonts w:ascii="宋体" w:eastAsia="宋体" w:hAnsi="宋体" w:cs="Times New Roman"/>
+          <w:iCs/>
+          <w:color w:val="FF0000"/>
+          <w:sz w:val="20"/>
+          <w:szCs w:val="21"/>
+        </w:rPr>
+        <w:t xml:space="preserve">   (</w:t>
+      </w:r>
+      <w:proofErr w:type="gramEnd"/>
       <m:oMath>
         <m:r>
           <w:rPr>
@@ -6439,52 +6690,76 @@
           <w:sz w:val="20"/>
           <w:szCs w:val="21"/>
         </w:rPr>
-        <w:t xml:space="preserve">)       (%) (mm)     </w:t>
-      </w:r>
-    </w:p>
-    <w:p>
-      <w:pPr>
-        <w:ind w:firstLine="564"/>
-        <w:rPr>
-          <w:rFonts w:ascii="宋体" w:eastAsia="宋体" w:hAnsi="宋体" w:cs="Times New Roman" w:hint="eastAsia"/>
+        <w:t xml:space="preserve">)    </w:t>
+      </w:r>
+      <w:proofErr w:type="gramStart"/>
+      <w:r>
+        <w:rPr>
+          <w:rFonts w:ascii="宋体" w:eastAsia="宋体" w:hAnsi="宋体" w:cs="Times New Roman"/>
+          <w:iCs/>
           <w:color w:val="FF0000"/>
           <w:sz w:val="20"/>
           <w:szCs w:val="21"/>
         </w:rPr>
-      </w:pPr>
-      <w:r>
-        <w:rPr>
-          <w:rFonts w:ascii="宋体" w:eastAsia="宋体" w:hAnsi="宋体" w:cs="Times New Roman" w:hint="eastAsia"/>
-          <w:color w:val="FF0000"/>
-        </w:rPr>
-        <w:t>*</w:t>
-      </w:r>
-      <w:r>
-        <w:rPr>
-          <w:rFonts w:ascii="宋体" w:eastAsia="宋体" w:hAnsi="宋体" w:cs="Times New Roman" w:hint="eastAsia"/>
-        </w:rPr>
-        <w:t>用于设定静磁元件的误差，不需要写满参数，后续空置参数默认不设置误差。</w:t>
-      </w:r>
-    </w:p>
-    <w:p>
-      <w:pPr>
-        <w:ind w:firstLine="564"/>
-        <w:rPr>
-          <w:rFonts w:ascii="宋体" w:eastAsia="宋体" w:hAnsi="宋体" w:cs="Times New Roman" w:hint="eastAsia"/>
+        <w:t xml:space="preserve">   (</w:t>
+      </w:r>
+      <w:proofErr w:type="gramEnd"/>
+      <w:r>
+        <w:rPr>
+          <w:rFonts w:ascii="宋体" w:eastAsia="宋体" w:hAnsi="宋体" w:cs="Times New Roman"/>
+          <w:iCs/>
           <w:color w:val="FF0000"/>
           <w:sz w:val="20"/>
           <w:szCs w:val="21"/>
         </w:rPr>
-      </w:pPr>
-      <w:r>
+        <w:t xml:space="preserve">%) (mm)     </w:t>
+      </w:r>
+    </w:p>
+    <w:p>
+      <w:pPr>
+        <w:ind w:firstLine="564"/>
         <w:rPr>
           <w:rFonts w:ascii="宋体" w:eastAsia="宋体" w:hAnsi="宋体" w:cs="Times New Roman" w:hint="eastAsia"/>
           <w:color w:val="FF0000"/>
           <w:sz w:val="20"/>
           <w:szCs w:val="21"/>
         </w:rPr>
+      </w:pPr>
+      <w:r>
+        <w:rPr>
+          <w:rFonts w:ascii="宋体" w:eastAsia="宋体" w:hAnsi="宋体" w:cs="Times New Roman" w:hint="eastAsia"/>
+          <w:color w:val="FF0000"/>
+        </w:rPr>
+        <w:t>*</w:t>
+      </w:r>
+      <w:r>
+        <w:rPr>
+          <w:rFonts w:ascii="宋体" w:eastAsia="宋体" w:hAnsi="宋体" w:cs="Times New Roman" w:hint="eastAsia"/>
+        </w:rPr>
+        <w:t>用于设定静磁元件的误差，不需要写满参数，后续空置参数默认不设置误差。</w:t>
+      </w:r>
+    </w:p>
+    <w:p>
+      <w:pPr>
+        <w:ind w:firstLine="564"/>
+        <w:rPr>
+          <w:rFonts w:ascii="宋体" w:eastAsia="宋体" w:hAnsi="宋体" w:cs="Times New Roman" w:hint="eastAsia"/>
+          <w:color w:val="FF0000"/>
+          <w:sz w:val="20"/>
+          <w:szCs w:val="21"/>
+        </w:rPr>
+      </w:pPr>
+      <w:proofErr w:type="spellStart"/>
+      <w:r>
+        <w:rPr>
+          <w:rFonts w:ascii="宋体" w:eastAsia="宋体" w:hAnsi="宋体" w:cs="Times New Roman" w:hint="eastAsia"/>
+          <w:color w:val="FF0000"/>
+          <w:sz w:val="20"/>
+          <w:szCs w:val="21"/>
+        </w:rPr>
         <w:t>err_cav_ncpl_dyn</w:t>
       </w:r>
+      <w:proofErr w:type="spellEnd"/>
       <w:r>
         <w:rPr>
           <w:rFonts w:ascii="宋体" w:eastAsia="宋体" w:hAnsi="宋体" w:cs="Times New Roman"/>
@@ -6740,8 +7015,20 @@
           <w:sz w:val="20"/>
           <w:szCs w:val="21"/>
         </w:rPr>
-        <w:t>)         (</w:t>
-      </w:r>
+        <w:t xml:space="preserve">)      </w:t>
+      </w:r>
+      <w:proofErr w:type="gramStart"/>
+      <w:r>
+        <w:rPr>
+          <w:rFonts w:ascii="宋体" w:eastAsia="宋体" w:hAnsi="宋体" w:cs="Times New Roman"/>
+          <w:iCs/>
+          <w:color w:val="FF0000"/>
+          <w:sz w:val="20"/>
+          <w:szCs w:val="21"/>
+        </w:rPr>
+        <w:t xml:space="preserve">   (</w:t>
+      </w:r>
+      <w:proofErr w:type="gramEnd"/>
       <m:oMath>
         <m:r>
           <w:rPr>
@@ -6761,7 +7048,29 @@
           <w:sz w:val="20"/>
           <w:szCs w:val="21"/>
         </w:rPr>
-        <w:t>)        (%)   (</w:t>
+        <w:t xml:space="preserve">)     </w:t>
+      </w:r>
+      <w:proofErr w:type="gramStart"/>
+      <w:r>
+        <w:rPr>
+          <w:rFonts w:ascii="宋体" w:eastAsia="宋体" w:hAnsi="宋体" w:cs="Times New Roman"/>
+          <w:iCs/>
+          <w:color w:val="FF0000"/>
+          <w:sz w:val="20"/>
+          <w:szCs w:val="21"/>
+        </w:rPr>
+        <w:t xml:space="preserve">   (%)   </w:t>
+      </w:r>
+      <w:proofErr w:type="gramEnd"/>
+      <w:r>
+        <w:rPr>
+          <w:rFonts w:ascii="宋体" w:eastAsia="宋体" w:hAnsi="宋体" w:cs="Times New Roman"/>
+          <w:iCs/>
+          <w:color w:val="FF0000"/>
+          <w:sz w:val="20"/>
+          <w:szCs w:val="21"/>
+        </w:rPr>
+        <w:t>(</w:t>
       </w:r>
       <m:oMath>
         <m:r>
@@ -6871,6 +7180,7 @@
           <w:szCs w:val="21"/>
         </w:rPr>
       </w:pPr>
+      <w:proofErr w:type="spellStart"/>
       <w:r>
         <w:rPr>
           <w:rFonts w:ascii="宋体" w:eastAsia="宋体" w:hAnsi="宋体" w:cs="Times New Roman"/>
@@ -6880,6 +7190,7 @@
         </w:rPr>
         <w:t>err_beam_</w:t>
       </w:r>
+      <w:proofErr w:type="gramStart"/>
       <w:r>
         <w:rPr>
           <w:rFonts w:ascii="宋体" w:eastAsia="宋体" w:hAnsi="宋体" w:cs="Times New Roman" w:hint="eastAsia"/>
@@ -6889,6 +7200,7 @@
         </w:rPr>
         <w:t>stat</w:t>
       </w:r>
+      <w:proofErr w:type="spellEnd"/>
       <w:r>
         <w:rPr>
           <w:rFonts w:ascii="宋体" w:eastAsia="宋体" w:hAnsi="宋体" w:cs="Times New Roman"/>
@@ -6896,7 +7208,17 @@
           <w:sz w:val="20"/>
           <w:szCs w:val="21"/>
         </w:rPr>
-        <w:t xml:space="preserve">  0  </w:t>
+        <w:t xml:space="preserve">  0</w:t>
+      </w:r>
+      <w:proofErr w:type="gramEnd"/>
+      <w:r>
+        <w:rPr>
+          <w:rFonts w:ascii="宋体" w:eastAsia="宋体" w:hAnsi="宋体" w:cs="Times New Roman"/>
+          <w:color w:val="FF0000"/>
+          <w:sz w:val="20"/>
+          <w:szCs w:val="21"/>
+        </w:rPr>
+        <w:t xml:space="preserve">  </w:t>
       </w:r>
       <m:oMath>
         <m:r>
@@ -6955,8 +7277,20 @@
           <w:sz w:val="20"/>
           <w:szCs w:val="21"/>
         </w:rPr>
-        <w:t>)   (</w:t>
-      </w:r>
+        <w:t>)</w:t>
+      </w:r>
+      <w:proofErr w:type="gramStart"/>
+      <w:r>
+        <w:rPr>
+          <w:rFonts w:ascii="宋体" w:eastAsia="宋体" w:hAnsi="宋体" w:cs="Times New Roman"/>
+          <w:iCs/>
+          <w:color w:val="FF0000"/>
+          <w:sz w:val="20"/>
+          <w:szCs w:val="21"/>
+        </w:rPr>
+        <w:t xml:space="preserve">   (</w:t>
+      </w:r>
+      <w:proofErr w:type="gramEnd"/>
       <m:oMath>
         <m:r>
           <w:rPr>
@@ -6976,50 +7310,117 @@
           <w:sz w:val="20"/>
           <w:szCs w:val="21"/>
         </w:rPr>
-        <w:t>)   (mrad)  (MeV)      (%)          (%)        (mA)</w:t>
-      </w:r>
-    </w:p>
-    <w:p>
-      <w:pPr>
-        <w:ind w:firstLine="564"/>
-        <w:rPr>
-          <w:rFonts w:ascii="宋体" w:eastAsia="宋体" w:hAnsi="宋体" w:cs="Times New Roman" w:hint="eastAsia"/>
+        <w:t>)   (</w:t>
+      </w:r>
+      <w:proofErr w:type="gramStart"/>
+      <w:r>
+        <w:rPr>
+          <w:rFonts w:ascii="宋体" w:eastAsia="宋体" w:hAnsi="宋体" w:cs="Times New Roman"/>
+          <w:iCs/>
           <w:color w:val="FF0000"/>
           <w:sz w:val="20"/>
           <w:szCs w:val="21"/>
         </w:rPr>
-      </w:pPr>
-      <w:r>
-        <w:rPr>
-          <w:rFonts w:ascii="宋体" w:eastAsia="宋体" w:hAnsi="宋体" w:cs="Times New Roman" w:hint="eastAsia"/>
-          <w:color w:val="FF0000"/>
-        </w:rPr>
-        <w:t>*</w:t>
-      </w:r>
-      <w:r>
-        <w:rPr>
-          <w:rFonts w:ascii="宋体" w:eastAsia="宋体" w:hAnsi="宋体" w:cs="Times New Roman" w:hint="eastAsia"/>
-        </w:rPr>
-        <w:t>用于设定初始束团的误差，不需要写满参数，后续空置参数默认不设置误差。</w:t>
-      </w:r>
-    </w:p>
-    <w:p>
-      <w:pPr>
-        <w:ind w:firstLine="564"/>
-        <w:rPr>
-          <w:rFonts w:ascii="宋体" w:eastAsia="宋体" w:hAnsi="宋体" w:cs="Times New Roman" w:hint="eastAsia"/>
+        <w:t xml:space="preserve">mrad)  (MeV)      (%)   </w:t>
+      </w:r>
+      <w:proofErr w:type="gramEnd"/>
+      <w:r>
+        <w:rPr>
+          <w:rFonts w:ascii="宋体" w:eastAsia="宋体" w:hAnsi="宋体" w:cs="Times New Roman"/>
+          <w:iCs/>
           <w:color w:val="FF0000"/>
           <w:sz w:val="20"/>
           <w:szCs w:val="21"/>
         </w:rPr>
-      </w:pPr>
-      <w:r>
-        <w:rPr>
-          <w:rFonts w:ascii="宋体" w:eastAsia="宋体" w:hAnsi="宋体" w:cs="Times New Roman" w:hint="eastAsia"/>
+        <w:t xml:space="preserve">    </w:t>
+      </w:r>
+      <w:proofErr w:type="gramStart"/>
+      <w:r>
+        <w:rPr>
+          <w:rFonts w:ascii="宋体" w:eastAsia="宋体" w:hAnsi="宋体" w:cs="Times New Roman"/>
+          <w:iCs/>
           <w:color w:val="FF0000"/>
           <w:sz w:val="20"/>
           <w:szCs w:val="21"/>
         </w:rPr>
+        <w:t xml:space="preserve">   (%)   </w:t>
+      </w:r>
+      <w:proofErr w:type="gramEnd"/>
+      <w:r>
+        <w:rPr>
+          <w:rFonts w:ascii="宋体" w:eastAsia="宋体" w:hAnsi="宋体" w:cs="Times New Roman"/>
+          <w:iCs/>
+          <w:color w:val="FF0000"/>
+          <w:sz w:val="20"/>
+          <w:szCs w:val="21"/>
+        </w:rPr>
+        <w:t xml:space="preserve">  </w:t>
+      </w:r>
+      <w:proofErr w:type="gramStart"/>
+      <w:r>
+        <w:rPr>
+          <w:rFonts w:ascii="宋体" w:eastAsia="宋体" w:hAnsi="宋体" w:cs="Times New Roman"/>
+          <w:iCs/>
+          <w:color w:val="FF0000"/>
+          <w:sz w:val="20"/>
+          <w:szCs w:val="21"/>
+        </w:rPr>
+        <w:t xml:space="preserve">   (</w:t>
+      </w:r>
+      <w:proofErr w:type="gramEnd"/>
+      <w:r>
+        <w:rPr>
+          <w:rFonts w:ascii="宋体" w:eastAsia="宋体" w:hAnsi="宋体" w:cs="Times New Roman"/>
+          <w:iCs/>
+          <w:color w:val="FF0000"/>
+          <w:sz w:val="20"/>
+          <w:szCs w:val="21"/>
+        </w:rPr>
+        <w:t>mA)</w:t>
+      </w:r>
+    </w:p>
+    <w:p>
+      <w:pPr>
+        <w:ind w:firstLine="564"/>
+        <w:rPr>
+          <w:rFonts w:ascii="宋体" w:eastAsia="宋体" w:hAnsi="宋体" w:cs="Times New Roman" w:hint="eastAsia"/>
+          <w:color w:val="FF0000"/>
+          <w:sz w:val="20"/>
+          <w:szCs w:val="21"/>
+        </w:rPr>
+      </w:pPr>
+      <w:r>
+        <w:rPr>
+          <w:rFonts w:ascii="宋体" w:eastAsia="宋体" w:hAnsi="宋体" w:cs="Times New Roman" w:hint="eastAsia"/>
+          <w:color w:val="FF0000"/>
+        </w:rPr>
+        <w:t>*</w:t>
+      </w:r>
+      <w:r>
+        <w:rPr>
+          <w:rFonts w:ascii="宋体" w:eastAsia="宋体" w:hAnsi="宋体" w:cs="Times New Roman" w:hint="eastAsia"/>
+        </w:rPr>
+        <w:t>用于设定初始束团的误差，不需要写满参数，后续空置参数默认不设置误差。</w:t>
+      </w:r>
+    </w:p>
+    <w:p>
+      <w:pPr>
+        <w:ind w:firstLine="564"/>
+        <w:rPr>
+          <w:rFonts w:ascii="宋体" w:eastAsia="宋体" w:hAnsi="宋体" w:cs="Times New Roman" w:hint="eastAsia"/>
+          <w:color w:val="FF0000"/>
+          <w:sz w:val="20"/>
+          <w:szCs w:val="21"/>
+        </w:rPr>
+      </w:pPr>
+      <w:proofErr w:type="spellStart"/>
+      <w:r>
+        <w:rPr>
+          <w:rFonts w:ascii="宋体" w:eastAsia="宋体" w:hAnsi="宋体" w:cs="Times New Roman" w:hint="eastAsia"/>
+          <w:color w:val="FF0000"/>
+          <w:sz w:val="20"/>
+          <w:szCs w:val="21"/>
+        </w:rPr>
         <w:lastRenderedPageBreak/>
         <w:t>err_quad_ncpl_</w:t>
       </w:r>
@@ -7032,6 +7433,7 @@
         </w:rPr>
         <w:t>stat</w:t>
       </w:r>
+      <w:proofErr w:type="spellEnd"/>
       <w:r>
         <w:rPr>
           <w:rFonts w:ascii="宋体" w:eastAsia="宋体" w:hAnsi="宋体" w:cs="Times New Roman"/>
@@ -7041,6 +7443,7 @@
         </w:rPr>
         <w:t xml:space="preserve">   </w:t>
       </w:r>
+      <w:proofErr w:type="gramStart"/>
       <w:r>
         <w:rPr>
           <w:rFonts w:ascii="宋体" w:eastAsia="宋体" w:hAnsi="宋体" w:cs="Times New Roman" w:hint="eastAsia"/>
@@ -7068,6 +7471,7 @@
         </w:rPr>
         <w:t>r</w:t>
       </w:r>
+      <w:proofErr w:type="gramEnd"/>
       <w:r>
         <w:rPr>
           <w:rFonts w:ascii="宋体" w:eastAsia="宋体" w:hAnsi="宋体" w:cs="Times New Roman"/>
@@ -7269,8 +7673,20 @@
           <w:sz w:val="20"/>
           <w:szCs w:val="21"/>
         </w:rPr>
-        <w:t>)        (</w:t>
-      </w:r>
+        <w:t xml:space="preserve">)     </w:t>
+      </w:r>
+      <w:proofErr w:type="gramStart"/>
+      <w:r>
+        <w:rPr>
+          <w:rFonts w:ascii="宋体" w:eastAsia="宋体" w:hAnsi="宋体" w:cs="Times New Roman"/>
+          <w:iCs/>
+          <w:color w:val="FF0000"/>
+          <w:sz w:val="20"/>
+          <w:szCs w:val="21"/>
+        </w:rPr>
+        <w:t xml:space="preserve">   (</w:t>
+      </w:r>
+      <w:proofErr w:type="gramEnd"/>
       <m:oMath>
         <m:r>
           <w:rPr>
@@ -7290,61 +7706,85 @@
           <w:sz w:val="20"/>
           <w:szCs w:val="21"/>
         </w:rPr>
-        <w:t xml:space="preserve">)       (%) (mm)     </w:t>
-      </w:r>
-    </w:p>
-    <w:p>
-      <w:pPr>
-        <w:ind w:firstLine="564"/>
-        <w:rPr>
-          <w:rFonts w:ascii="宋体" w:eastAsia="宋体" w:hAnsi="宋体" w:cs="Times New Roman" w:hint="eastAsia"/>
+        <w:t xml:space="preserve">)    </w:t>
+      </w:r>
+      <w:proofErr w:type="gramStart"/>
+      <w:r>
+        <w:rPr>
+          <w:rFonts w:ascii="宋体" w:eastAsia="宋体" w:hAnsi="宋体" w:cs="Times New Roman"/>
+          <w:iCs/>
           <w:color w:val="FF0000"/>
           <w:sz w:val="20"/>
           <w:szCs w:val="21"/>
         </w:rPr>
-      </w:pPr>
-      <w:r>
-        <w:rPr>
-          <w:rFonts w:ascii="宋体" w:eastAsia="宋体" w:hAnsi="宋体" w:cs="Times New Roman" w:hint="eastAsia"/>
-          <w:color w:val="FF0000"/>
-        </w:rPr>
-        <w:t>*</w:t>
-      </w:r>
-      <w:r>
-        <w:rPr>
-          <w:rFonts w:ascii="宋体" w:eastAsia="宋体" w:hAnsi="宋体" w:cs="Times New Roman" w:hint="eastAsia"/>
-        </w:rPr>
-        <w:t>用于设定静磁元件的误差，不需要写满参数，后续空置参数默认不设置误差。</w:t>
-      </w:r>
-    </w:p>
-    <w:p>
-      <w:pPr>
-        <w:ind w:firstLine="564"/>
-        <w:rPr>
-          <w:rFonts w:ascii="宋体" w:eastAsia="宋体" w:hAnsi="宋体" w:cs="Times New Roman" w:hint="eastAsia"/>
+        <w:t xml:space="preserve">   (</w:t>
+      </w:r>
+      <w:proofErr w:type="gramEnd"/>
+      <w:r>
+        <w:rPr>
+          <w:rFonts w:ascii="宋体" w:eastAsia="宋体" w:hAnsi="宋体" w:cs="Times New Roman"/>
+          <w:iCs/>
           <w:color w:val="FF0000"/>
           <w:sz w:val="20"/>
           <w:szCs w:val="21"/>
         </w:rPr>
-      </w:pPr>
-      <w:r>
+        <w:t xml:space="preserve">%) (mm)     </w:t>
+      </w:r>
+    </w:p>
+    <w:p>
+      <w:pPr>
+        <w:ind w:firstLine="564"/>
         <w:rPr>
           <w:rFonts w:ascii="宋体" w:eastAsia="宋体" w:hAnsi="宋体" w:cs="Times New Roman" w:hint="eastAsia"/>
           <w:color w:val="FF0000"/>
           <w:sz w:val="20"/>
           <w:szCs w:val="21"/>
         </w:rPr>
-        <w:t>err_cav_ncpl_</w:t>
-      </w:r>
-      <w:r>
+      </w:pPr>
+      <w:r>
+        <w:rPr>
+          <w:rFonts w:ascii="宋体" w:eastAsia="宋体" w:hAnsi="宋体" w:cs="Times New Roman" w:hint="eastAsia"/>
+          <w:color w:val="FF0000"/>
+        </w:rPr>
+        <w:t>*</w:t>
+      </w:r>
+      <w:r>
+        <w:rPr>
+          <w:rFonts w:ascii="宋体" w:eastAsia="宋体" w:hAnsi="宋体" w:cs="Times New Roman" w:hint="eastAsia"/>
+        </w:rPr>
+        <w:t>用于设定静磁元件的误差，不需要写满参数，后续空置参数默认不设置误差。</w:t>
+      </w:r>
+    </w:p>
+    <w:p>
+      <w:pPr>
+        <w:ind w:firstLine="564"/>
         <w:rPr>
           <w:rFonts w:ascii="宋体" w:eastAsia="宋体" w:hAnsi="宋体" w:cs="Times New Roman" w:hint="eastAsia"/>
           <w:color w:val="FF0000"/>
           <w:sz w:val="20"/>
           <w:szCs w:val="21"/>
         </w:rPr>
+      </w:pPr>
+      <w:proofErr w:type="spellStart"/>
+      <w:r>
+        <w:rPr>
+          <w:rFonts w:ascii="宋体" w:eastAsia="宋体" w:hAnsi="宋体" w:cs="Times New Roman" w:hint="eastAsia"/>
+          <w:color w:val="FF0000"/>
+          <w:sz w:val="20"/>
+          <w:szCs w:val="21"/>
+        </w:rPr>
+        <w:t>err_cav_ncpl_</w:t>
+      </w:r>
+      <w:r>
+        <w:rPr>
+          <w:rFonts w:ascii="宋体" w:eastAsia="宋体" w:hAnsi="宋体" w:cs="Times New Roman" w:hint="eastAsia"/>
+          <w:color w:val="FF0000"/>
+          <w:sz w:val="20"/>
+          <w:szCs w:val="21"/>
+        </w:rPr>
         <w:t>stat</w:t>
       </w:r>
+      <w:proofErr w:type="spellEnd"/>
       <w:r>
         <w:rPr>
           <w:rFonts w:ascii="宋体" w:eastAsia="宋体" w:hAnsi="宋体" w:cs="Times New Roman"/>
@@ -7600,8 +8040,20 @@
           <w:sz w:val="20"/>
           <w:szCs w:val="21"/>
         </w:rPr>
-        <w:t>)         (</w:t>
-      </w:r>
+        <w:t xml:space="preserve">)      </w:t>
+      </w:r>
+      <w:proofErr w:type="gramStart"/>
+      <w:r>
+        <w:rPr>
+          <w:rFonts w:ascii="宋体" w:eastAsia="宋体" w:hAnsi="宋体" w:cs="Times New Roman"/>
+          <w:iCs/>
+          <w:color w:val="FF0000"/>
+          <w:sz w:val="20"/>
+          <w:szCs w:val="21"/>
+        </w:rPr>
+        <w:t xml:space="preserve">   (</w:t>
+      </w:r>
+      <w:proofErr w:type="gramEnd"/>
       <m:oMath>
         <m:r>
           <w:rPr>
@@ -7621,7 +8073,29 @@
           <w:sz w:val="20"/>
           <w:szCs w:val="21"/>
         </w:rPr>
-        <w:t>)        (%)   (</w:t>
+        <w:t xml:space="preserve">)     </w:t>
+      </w:r>
+      <w:proofErr w:type="gramStart"/>
+      <w:r>
+        <w:rPr>
+          <w:rFonts w:ascii="宋体" w:eastAsia="宋体" w:hAnsi="宋体" w:cs="Times New Roman"/>
+          <w:iCs/>
+          <w:color w:val="FF0000"/>
+          <w:sz w:val="20"/>
+          <w:szCs w:val="21"/>
+        </w:rPr>
+        <w:t xml:space="preserve">   (%)   </w:t>
+      </w:r>
+      <w:proofErr w:type="gramEnd"/>
+      <w:r>
+        <w:rPr>
+          <w:rFonts w:ascii="宋体" w:eastAsia="宋体" w:hAnsi="宋体" w:cs="Times New Roman"/>
+          <w:iCs/>
+          <w:color w:val="FF0000"/>
+          <w:sz w:val="20"/>
+          <w:szCs w:val="21"/>
+        </w:rPr>
+        <w:t>(</w:t>
       </w:r>
       <m:oMath>
         <m:r>
@@ -7710,7 +8184,21 @@
         <w:rPr>
           <w:rFonts w:ascii="宋体" w:eastAsia="宋体" w:hAnsi="宋体" w:cs="Times New Roman" w:hint="eastAsia"/>
         </w:rPr>
-        <w:t>作用于命令下面元件的数量， 想做用于所有元件，可以填写一个较大值</w:t>
+        <w:t>作用于命令下面元件的数量， 想</w:t>
+      </w:r>
+      <w:proofErr w:type="gramStart"/>
+      <w:r>
+        <w:rPr>
+          <w:rFonts w:ascii="宋体" w:eastAsia="宋体" w:hAnsi="宋体" w:cs="Times New Roman" w:hint="eastAsia"/>
+        </w:rPr>
+        <w:t>做用于</w:t>
+      </w:r>
+      <w:proofErr w:type="gramEnd"/>
+      <w:r>
+        <w:rPr>
+          <w:rFonts w:ascii="宋体" w:eastAsia="宋体" w:hAnsi="宋体" w:cs="Times New Roman" w:hint="eastAsia"/>
+        </w:rPr>
+        <w:t>所有元件，可以填写一个较大值</w:t>
       </w:r>
     </w:p>
     <w:p>
@@ -7852,7 +8340,21 @@
         <w:rPr>
           <w:rFonts w:ascii="宋体" w:eastAsia="宋体" w:hAnsi="宋体" w:cs="Times New Roman" w:hint="eastAsia"/>
         </w:rPr>
-        <w:t>（等价于tracewin中的0类型）</w:t>
+        <w:t>（等价于</w:t>
+      </w:r>
+      <w:proofErr w:type="spellStart"/>
+      <w:r>
+        <w:rPr>
+          <w:rFonts w:ascii="宋体" w:eastAsia="宋体" w:hAnsi="宋体" w:cs="Times New Roman" w:hint="eastAsia"/>
+        </w:rPr>
+        <w:t>tracewin</w:t>
+      </w:r>
+      <w:proofErr w:type="spellEnd"/>
+      <w:r>
+        <w:rPr>
+          <w:rFonts w:ascii="宋体" w:eastAsia="宋体" w:hAnsi="宋体" w:cs="Times New Roman" w:hint="eastAsia"/>
+        </w:rPr>
+        <w:t>中的0类型）</w:t>
       </w:r>
     </w:p>
     <w:p>
@@ -7874,11 +8376,19 @@
           <w:rFonts w:ascii="宋体" w:eastAsia="宋体" w:hAnsi="宋体" w:cs="Times New Roman" w:hint="eastAsia"/>
         </w:rPr>
       </w:pPr>
-      <w:r>
-        <w:rPr>
-          <w:rFonts w:ascii="宋体" w:eastAsia="宋体" w:hAnsi="宋体" w:cs="Times New Roman"/>
-        </w:rPr>
-        <w:t xml:space="preserve">err_step </w:t>
+      <w:proofErr w:type="spellStart"/>
+      <w:r>
+        <w:rPr>
+          <w:rFonts w:ascii="宋体" w:eastAsia="宋体" w:hAnsi="宋体" w:cs="Times New Roman"/>
+        </w:rPr>
+        <w:t>err_step</w:t>
+      </w:r>
+      <w:proofErr w:type="spellEnd"/>
+      <w:r>
+        <w:rPr>
+          <w:rFonts w:ascii="宋体" w:eastAsia="宋体" w:hAnsi="宋体" w:cs="Times New Roman"/>
+        </w:rPr>
+        <w:t xml:space="preserve"> </w:t>
       </w:r>
       <w:r>
         <w:rPr>
@@ -7905,11 +8415,19 @@
           <w:rFonts w:ascii="宋体" w:eastAsia="宋体" w:hAnsi="宋体" w:cs="Times New Roman" w:hint="eastAsia"/>
         </w:rPr>
       </w:pPr>
-      <w:r>
-        <w:rPr>
-          <w:rFonts w:ascii="宋体" w:eastAsia="宋体" w:hAnsi="宋体" w:cs="Times New Roman"/>
-        </w:rPr>
-        <w:t xml:space="preserve">err_cav_stat_on </w:t>
+      <w:proofErr w:type="spellStart"/>
+      <w:r>
+        <w:rPr>
+          <w:rFonts w:ascii="宋体" w:eastAsia="宋体" w:hAnsi="宋体" w:cs="Times New Roman"/>
+        </w:rPr>
+        <w:t>err_cav_stat_on</w:t>
+      </w:r>
+      <w:proofErr w:type="spellEnd"/>
+      <w:r>
+        <w:rPr>
+          <w:rFonts w:ascii="宋体" w:eastAsia="宋体" w:hAnsi="宋体" w:cs="Times New Roman"/>
+        </w:rPr>
+        <w:t xml:space="preserve"> </w:t>
       </w:r>
       <w:r>
         <w:rPr>
@@ -7930,11 +8448,19 @@
           <w:rFonts w:ascii="宋体" w:eastAsia="宋体" w:hAnsi="宋体" w:cs="Times New Roman" w:hint="eastAsia"/>
         </w:rPr>
       </w:pPr>
-      <w:r>
-        <w:rPr>
-          <w:rFonts w:ascii="宋体" w:eastAsia="宋体" w:hAnsi="宋体" w:cs="Times New Roman"/>
-        </w:rPr>
-        <w:t xml:space="preserve">err_cav_ncpl_stat </w:t>
+      <w:proofErr w:type="spellStart"/>
+      <w:r>
+        <w:rPr>
+          <w:rFonts w:ascii="宋体" w:eastAsia="宋体" w:hAnsi="宋体" w:cs="Times New Roman"/>
+        </w:rPr>
+        <w:t>err_cav_ncpl_stat</w:t>
+      </w:r>
+      <w:proofErr w:type="spellEnd"/>
+      <w:r>
+        <w:rPr>
+          <w:rFonts w:ascii="宋体" w:eastAsia="宋体" w:hAnsi="宋体" w:cs="Times New Roman"/>
+        </w:rPr>
+        <w:t xml:space="preserve"> </w:t>
       </w:r>
       <w:r>
         <w:rPr>
@@ -8175,6 +8701,7 @@
           <w:szCs w:val="21"/>
         </w:rPr>
       </w:pPr>
+      <w:proofErr w:type="spellStart"/>
       <w:r>
         <w:rPr>
           <w:rFonts w:ascii="宋体" w:eastAsia="宋体" w:hAnsi="宋体" w:cs="Times New Roman" w:hint="eastAsia"/>
@@ -8182,7 +8709,17 @@
           <w:sz w:val="20"/>
           <w:szCs w:val="21"/>
         </w:rPr>
-        <w:t xml:space="preserve">err_beam_dyn_on   </w:t>
+        <w:t>err_beam_dyn_on</w:t>
+      </w:r>
+      <w:proofErr w:type="spellEnd"/>
+      <w:r>
+        <w:rPr>
+          <w:rFonts w:ascii="宋体" w:eastAsia="宋体" w:hAnsi="宋体" w:cs="Times New Roman" w:hint="eastAsia"/>
+          <w:color w:val="FF0000"/>
+          <w:sz w:val="20"/>
+          <w:szCs w:val="21"/>
+        </w:rPr>
+        <w:t xml:space="preserve">   </w:t>
       </w:r>
       <m:oMath>
         <m:r>
@@ -8207,6 +8744,7 @@
         </w:rPr>
       </w:pPr>
       <w:bookmarkStart w:id="8" w:name="OLE_LINK1"/>
+      <w:proofErr w:type="spellStart"/>
       <w:r>
         <w:rPr>
           <w:rFonts w:ascii="宋体" w:eastAsia="宋体" w:hAnsi="宋体" w:cs="Times New Roman" w:hint="eastAsia"/>
@@ -8217,6 +8755,7 @@
         <w:t>err_quad_dyn_on</w:t>
       </w:r>
       <w:bookmarkEnd w:id="8"/>
+      <w:proofErr w:type="spellEnd"/>
       <w:r>
         <w:rPr>
           <w:rFonts w:ascii="宋体" w:eastAsia="宋体" w:hAnsi="宋体" w:cs="Times New Roman" w:hint="eastAsia"/>
@@ -8293,6 +8832,7 @@
           <w:szCs w:val="21"/>
         </w:rPr>
       </w:pPr>
+      <w:proofErr w:type="spellStart"/>
       <w:r>
         <w:rPr>
           <w:rFonts w:ascii="宋体" w:eastAsia="宋体" w:hAnsi="宋体" w:cs="Times New Roman" w:hint="eastAsia"/>
@@ -8300,7 +8840,17 @@
           <w:sz w:val="20"/>
           <w:szCs w:val="21"/>
         </w:rPr>
-        <w:t xml:space="preserve">err_cav_dyn_on    </w:t>
+        <w:t>err_cav_dyn_on</w:t>
+      </w:r>
+      <w:proofErr w:type="spellEnd"/>
+      <w:r>
+        <w:rPr>
+          <w:rFonts w:ascii="宋体" w:eastAsia="宋体" w:hAnsi="宋体" w:cs="Times New Roman" w:hint="eastAsia"/>
+          <w:color w:val="FF0000"/>
+          <w:sz w:val="20"/>
+          <w:szCs w:val="21"/>
+        </w:rPr>
+        <w:t xml:space="preserve">    </w:t>
       </w:r>
       <m:oMath>
         <m:r>
@@ -8380,6 +8930,7 @@
           <w:szCs w:val="21"/>
         </w:rPr>
       </w:pPr>
+      <w:proofErr w:type="spellStart"/>
       <w:r>
         <w:rPr>
           <w:rFonts w:ascii="宋体" w:eastAsia="宋体" w:hAnsi="宋体" w:cs="Times New Roman" w:hint="eastAsia"/>
@@ -8405,7 +8956,17 @@
           <w:sz w:val="20"/>
           <w:szCs w:val="21"/>
         </w:rPr>
-        <w:t xml:space="preserve">_on   </w:t>
+        <w:t>_on</w:t>
+      </w:r>
+      <w:proofErr w:type="spellEnd"/>
+      <w:r>
+        <w:rPr>
+          <w:rFonts w:ascii="宋体" w:eastAsia="宋体" w:hAnsi="宋体" w:cs="Times New Roman" w:hint="eastAsia"/>
+          <w:color w:val="FF0000"/>
+          <w:sz w:val="20"/>
+          <w:szCs w:val="21"/>
+        </w:rPr>
+        <w:t xml:space="preserve">   </w:t>
       </w:r>
       <m:oMath>
         <m:r>
@@ -8429,6 +8990,7 @@
           <w:szCs w:val="21"/>
         </w:rPr>
       </w:pPr>
+      <w:proofErr w:type="spellStart"/>
       <w:r>
         <w:rPr>
           <w:rFonts w:ascii="宋体" w:eastAsia="宋体" w:hAnsi="宋体" w:cs="Times New Roman" w:hint="eastAsia"/>
@@ -8454,7 +9016,17 @@
           <w:sz w:val="20"/>
           <w:szCs w:val="21"/>
         </w:rPr>
-        <w:t xml:space="preserve">_on   </w:t>
+        <w:t>_on</w:t>
+      </w:r>
+      <w:proofErr w:type="spellEnd"/>
+      <w:r>
+        <w:rPr>
+          <w:rFonts w:ascii="宋体" w:eastAsia="宋体" w:hAnsi="宋体" w:cs="Times New Roman" w:hint="eastAsia"/>
+          <w:color w:val="FF0000"/>
+          <w:sz w:val="20"/>
+          <w:szCs w:val="21"/>
+        </w:rPr>
+        <w:t xml:space="preserve">   </w:t>
       </w:r>
       <m:oMath>
         <m:r>
@@ -8523,6 +9095,7 @@
           <w:szCs w:val="21"/>
         </w:rPr>
       </w:pPr>
+      <w:proofErr w:type="spellStart"/>
       <w:r>
         <w:rPr>
           <w:rFonts w:ascii="宋体" w:eastAsia="宋体" w:hAnsi="宋体" w:cs="Times New Roman" w:hint="eastAsia"/>
@@ -8548,7 +9121,17 @@
           <w:sz w:val="20"/>
           <w:szCs w:val="21"/>
         </w:rPr>
-        <w:t xml:space="preserve">_on    </w:t>
+        <w:t>_on</w:t>
+      </w:r>
+      <w:proofErr w:type="spellEnd"/>
+      <w:r>
+        <w:rPr>
+          <w:rFonts w:ascii="宋体" w:eastAsia="宋体" w:hAnsi="宋体" w:cs="Times New Roman" w:hint="eastAsia"/>
+          <w:color w:val="FF0000"/>
+          <w:sz w:val="20"/>
+          <w:szCs w:val="21"/>
+        </w:rPr>
+        <w:t xml:space="preserve">    </w:t>
       </w:r>
       <m:oMath>
         <m:r>
@@ -8692,77 +9275,117 @@
           <w:rFonts w:ascii="宋体" w:eastAsia="宋体" w:hAnsi="宋体" w:cs="Times New Roman" w:hint="eastAsia"/>
         </w:rPr>
       </w:pPr>
-      <w:r>
-        <w:rPr>
-          <w:rFonts w:ascii="宋体" w:eastAsia="宋体" w:hAnsi="宋体" w:cs="Times New Roman"/>
-        </w:rPr>
-        <w:t>err_step 2 2</w:t>
-      </w:r>
-    </w:p>
-    <w:p>
-      <w:pPr>
-        <w:rPr>
-          <w:rFonts w:ascii="宋体" w:eastAsia="宋体" w:hAnsi="宋体" w:cs="Times New Roman" w:hint="eastAsia"/>
-        </w:rPr>
-      </w:pPr>
-    </w:p>
-    <w:p>
-      <w:pPr>
-        <w:rPr>
-          <w:rFonts w:ascii="宋体" w:eastAsia="宋体" w:hAnsi="宋体" w:cs="Times New Roman" w:hint="eastAsia"/>
-        </w:rPr>
-      </w:pPr>
-      <w:r>
-        <w:rPr>
-          <w:rFonts w:ascii="宋体" w:eastAsia="宋体" w:hAnsi="宋体" w:cs="Times New Roman"/>
-        </w:rPr>
-        <w:t>err_cav_stat_on 1 0 0 0 0 0 0</w:t>
-      </w:r>
-    </w:p>
-    <w:p>
-      <w:pPr>
-        <w:rPr>
-          <w:rFonts w:ascii="宋体" w:eastAsia="宋体" w:hAnsi="宋体" w:cs="Times New Roman" w:hint="eastAsia"/>
-        </w:rPr>
-      </w:pPr>
-      <w:r>
-        <w:rPr>
-          <w:rFonts w:ascii="宋体" w:eastAsia="宋体" w:hAnsi="宋体" w:cs="Times New Roman"/>
-        </w:rPr>
-        <w:t>err_cav_ncpl_stat 10 1 2 0 0.0 0.0 0.0 0.0 0.0</w:t>
-      </w:r>
-    </w:p>
-    <w:p>
-      <w:pPr>
-        <w:rPr>
-          <w:rFonts w:ascii="宋体" w:eastAsia="宋体" w:hAnsi="宋体" w:cs="Times New Roman" w:hint="eastAsia"/>
-        </w:rPr>
-      </w:pPr>
-    </w:p>
-    <w:p>
-      <w:pPr>
-        <w:rPr>
-          <w:rFonts w:ascii="宋体" w:eastAsia="宋体" w:hAnsi="宋体" w:cs="Times New Roman" w:hint="eastAsia"/>
-        </w:rPr>
-      </w:pPr>
-      <w:r>
-        <w:rPr>
-          <w:rFonts w:ascii="宋体" w:eastAsia="宋体" w:hAnsi="宋体" w:cs="Times New Roman"/>
-        </w:rPr>
-        <w:t>err_cav_dyn_on 1 0 0 0 0 0 0</w:t>
-      </w:r>
-    </w:p>
-    <w:p>
-      <w:pPr>
-        <w:rPr>
-          <w:rFonts w:ascii="宋体" w:eastAsia="宋体" w:hAnsi="宋体" w:cs="Times New Roman" w:hint="eastAsia"/>
-        </w:rPr>
-      </w:pPr>
-      <w:r>
-        <w:rPr>
-          <w:rFonts w:ascii="宋体" w:eastAsia="宋体" w:hAnsi="宋体" w:cs="Times New Roman"/>
-        </w:rPr>
-        <w:t>err_cav_ncpl_dyn 10 1 2 0 0.0 0.0 0.0 0.0 0.0</w:t>
+      <w:proofErr w:type="spellStart"/>
+      <w:r>
+        <w:rPr>
+          <w:rFonts w:ascii="宋体" w:eastAsia="宋体" w:hAnsi="宋体" w:cs="Times New Roman"/>
+        </w:rPr>
+        <w:t>err_step</w:t>
+      </w:r>
+      <w:proofErr w:type="spellEnd"/>
+      <w:r>
+        <w:rPr>
+          <w:rFonts w:ascii="宋体" w:eastAsia="宋体" w:hAnsi="宋体" w:cs="Times New Roman"/>
+        </w:rPr>
+        <w:t xml:space="preserve"> 2 2</w:t>
+      </w:r>
+    </w:p>
+    <w:p>
+      <w:pPr>
+        <w:rPr>
+          <w:rFonts w:ascii="宋体" w:eastAsia="宋体" w:hAnsi="宋体" w:cs="Times New Roman" w:hint="eastAsia"/>
+        </w:rPr>
+      </w:pPr>
+    </w:p>
+    <w:p>
+      <w:pPr>
+        <w:rPr>
+          <w:rFonts w:ascii="宋体" w:eastAsia="宋体" w:hAnsi="宋体" w:cs="Times New Roman" w:hint="eastAsia"/>
+        </w:rPr>
+      </w:pPr>
+      <w:proofErr w:type="spellStart"/>
+      <w:r>
+        <w:rPr>
+          <w:rFonts w:ascii="宋体" w:eastAsia="宋体" w:hAnsi="宋体" w:cs="Times New Roman"/>
+        </w:rPr>
+        <w:t>err_cav_stat_on</w:t>
+      </w:r>
+      <w:proofErr w:type="spellEnd"/>
+      <w:r>
+        <w:rPr>
+          <w:rFonts w:ascii="宋体" w:eastAsia="宋体" w:hAnsi="宋体" w:cs="Times New Roman"/>
+        </w:rPr>
+        <w:t xml:space="preserve"> 1 0 0 0 0 0 0</w:t>
+      </w:r>
+    </w:p>
+    <w:p>
+      <w:pPr>
+        <w:rPr>
+          <w:rFonts w:ascii="宋体" w:eastAsia="宋体" w:hAnsi="宋体" w:cs="Times New Roman" w:hint="eastAsia"/>
+        </w:rPr>
+      </w:pPr>
+      <w:proofErr w:type="spellStart"/>
+      <w:r>
+        <w:rPr>
+          <w:rFonts w:ascii="宋体" w:eastAsia="宋体" w:hAnsi="宋体" w:cs="Times New Roman"/>
+        </w:rPr>
+        <w:t>err_cav_ncpl_stat</w:t>
+      </w:r>
+      <w:proofErr w:type="spellEnd"/>
+      <w:r>
+        <w:rPr>
+          <w:rFonts w:ascii="宋体" w:eastAsia="宋体" w:hAnsi="宋体" w:cs="Times New Roman"/>
+        </w:rPr>
+        <w:t xml:space="preserve"> 10 1 2 0 0.0 0.0 0.0 0.0 0.0</w:t>
+      </w:r>
+    </w:p>
+    <w:p>
+      <w:pPr>
+        <w:rPr>
+          <w:rFonts w:ascii="宋体" w:eastAsia="宋体" w:hAnsi="宋体" w:cs="Times New Roman" w:hint="eastAsia"/>
+        </w:rPr>
+      </w:pPr>
+    </w:p>
+    <w:p>
+      <w:pPr>
+        <w:rPr>
+          <w:rFonts w:ascii="宋体" w:eastAsia="宋体" w:hAnsi="宋体" w:cs="Times New Roman" w:hint="eastAsia"/>
+        </w:rPr>
+      </w:pPr>
+      <w:proofErr w:type="spellStart"/>
+      <w:r>
+        <w:rPr>
+          <w:rFonts w:ascii="宋体" w:eastAsia="宋体" w:hAnsi="宋体" w:cs="Times New Roman"/>
+        </w:rPr>
+        <w:t>err_cav_dyn_on</w:t>
+      </w:r>
+      <w:proofErr w:type="spellEnd"/>
+      <w:r>
+        <w:rPr>
+          <w:rFonts w:ascii="宋体" w:eastAsia="宋体" w:hAnsi="宋体" w:cs="Times New Roman"/>
+        </w:rPr>
+        <w:t xml:space="preserve"> 1 0 0 0 0 0 0</w:t>
+      </w:r>
+    </w:p>
+    <w:p>
+      <w:pPr>
+        <w:rPr>
+          <w:rFonts w:ascii="宋体" w:eastAsia="宋体" w:hAnsi="宋体" w:cs="Times New Roman" w:hint="eastAsia"/>
+        </w:rPr>
+      </w:pPr>
+      <w:proofErr w:type="spellStart"/>
+      <w:r>
+        <w:rPr>
+          <w:rFonts w:ascii="宋体" w:eastAsia="宋体" w:hAnsi="宋体" w:cs="Times New Roman"/>
+        </w:rPr>
+        <w:t>err_cav_ncpl_dyn</w:t>
+      </w:r>
+      <w:proofErr w:type="spellEnd"/>
+      <w:r>
+        <w:rPr>
+          <w:rFonts w:ascii="宋体" w:eastAsia="宋体" w:hAnsi="宋体" w:cs="Times New Roman"/>
+        </w:rPr>
+        <w:t xml:space="preserve"> 10 1 2 0 0.0 0.0 0.0 0.0 0.0</w:t>
       </w:r>
     </w:p>
     <w:p>
@@ -8828,7 +9451,21 @@
           <w:rFonts w:ascii="宋体" w:eastAsia="宋体" w:hAnsi="宋体" w:cs="Times New Roman"/>
         </w:rPr>
         <w:tab/>
-        <w:t xml:space="preserve">   0.02     0   1   162.5e6   -33  3    -1.36   hwr010b</w:t>
+        <w:t xml:space="preserve">   0.02     0   1   162.5e6   -</w:t>
+      </w:r>
+      <w:proofErr w:type="gramStart"/>
+      <w:r>
+        <w:rPr>
+          <w:rFonts w:ascii="宋体" w:eastAsia="宋体" w:hAnsi="宋体" w:cs="Times New Roman"/>
+        </w:rPr>
+        <w:t>33  3</w:t>
+      </w:r>
+      <w:proofErr w:type="gramEnd"/>
+      <w:r>
+        <w:rPr>
+          <w:rFonts w:ascii="宋体" w:eastAsia="宋体" w:hAnsi="宋体" w:cs="Times New Roman"/>
+        </w:rPr>
+        <w:t xml:space="preserve">    -1.36   hwr010b</w:t>
       </w:r>
     </w:p>
     <w:p>
@@ -8848,7 +9485,21 @@
           <w:rFonts w:ascii="宋体" w:eastAsia="宋体" w:hAnsi="宋体" w:cs="Times New Roman"/>
         </w:rPr>
         <w:tab/>
-        <w:t xml:space="preserve">   0.02     0   1   162.5e6   -33  3    -1.36   hwr010b</w:t>
+        <w:t xml:space="preserve">   0.02     0   1   162.5e6   -</w:t>
+      </w:r>
+      <w:proofErr w:type="gramStart"/>
+      <w:r>
+        <w:rPr>
+          <w:rFonts w:ascii="宋体" w:eastAsia="宋体" w:hAnsi="宋体" w:cs="Times New Roman"/>
+        </w:rPr>
+        <w:t>33  3</w:t>
+      </w:r>
+      <w:proofErr w:type="gramEnd"/>
+      <w:r>
+        <w:rPr>
+          <w:rFonts w:ascii="宋体" w:eastAsia="宋体" w:hAnsi="宋体" w:cs="Times New Roman"/>
+        </w:rPr>
+        <w:t xml:space="preserve">    -1.36   hwr010b</w:t>
       </w:r>
     </w:p>
     <w:p>
@@ -8929,8 +9580,13 @@
         <w:t xml:space="preserve"> </w:t>
       </w:r>
       <w:r>
-        <w:t>N, v, n, min, max, first_step</w:t>
-      </w:r>
+        <w:t xml:space="preserve">N, v, n, min, max, </w:t>
+      </w:r>
+      <w:proofErr w:type="spellStart"/>
+      <w:r>
+        <w:t>first_step</w:t>
+      </w:r>
+      <w:proofErr w:type="spellEnd"/>
     </w:p>
     <w:p>
       <w:pPr>
@@ -8987,7 +9643,23 @@
           <w:rFonts w:ascii="宋体" w:eastAsia="宋体" w:hAnsi="宋体" w:cs="Times New Roman" w:hint="eastAsia"/>
           <w:szCs w:val="21"/>
         </w:rPr>
-        <w:t>修改下面元件的第v个参数</w:t>
+        <w:t>修改下面元件的第v</w:t>
+      </w:r>
+      <w:proofErr w:type="gramStart"/>
+      <w:r>
+        <w:rPr>
+          <w:rFonts w:ascii="宋体" w:eastAsia="宋体" w:hAnsi="宋体" w:cs="Times New Roman" w:hint="eastAsia"/>
+          <w:szCs w:val="21"/>
+        </w:rPr>
+        <w:t>个</w:t>
+      </w:r>
+      <w:proofErr w:type="gramEnd"/>
+      <w:r>
+        <w:rPr>
+          <w:rFonts w:ascii="宋体" w:eastAsia="宋体" w:hAnsi="宋体" w:cs="Times New Roman" w:hint="eastAsia"/>
+          <w:szCs w:val="21"/>
+        </w:rPr>
+        <w:t>参数</w:t>
       </w:r>
     </w:p>
     <w:p>
@@ -9091,6 +9763,7 @@
           <w:szCs w:val="21"/>
         </w:rPr>
       </w:pPr>
+      <w:proofErr w:type="spellStart"/>
       <w:r>
         <w:rPr>
           <w:rFonts w:ascii="宋体" w:eastAsia="宋体" w:hAnsi="宋体" w:cs="Times New Roman"/>
@@ -9098,6 +9771,7 @@
         </w:rPr>
         <w:t>first_step</w:t>
       </w:r>
+      <w:proofErr w:type="spellEnd"/>
       <w:r>
         <w:rPr>
           <w:rFonts w:ascii="宋体" w:eastAsia="宋体" w:hAnsi="宋体" w:cs="Times New Roman" w:hint="eastAsia"/>
@@ -9223,6 +9897,7 @@
         </w:rPr>
         <w:t xml:space="preserve"> </w:t>
       </w:r>
+      <w:proofErr w:type="spellStart"/>
       <w:r>
         <w:rPr>
           <w:rFonts w:ascii="宋体" w:eastAsia="宋体" w:hAnsi="宋体" w:cs="Times New Roman"/>
@@ -9230,6 +9905,7 @@
         </w:rPr>
         <w:t>dw</w:t>
       </w:r>
+      <w:proofErr w:type="spellEnd"/>
     </w:p>
     <w:p>
       <w:pPr>
@@ -9297,6 +9973,7 @@
           <w:szCs w:val="21"/>
         </w:rPr>
       </w:pPr>
+      <w:proofErr w:type="spellStart"/>
       <w:r>
         <w:rPr>
           <w:rFonts w:ascii="宋体" w:eastAsia="宋体" w:hAnsi="宋体" w:cs="Times New Roman"/>
@@ -9309,7 +9986,15 @@
           <w:rFonts w:ascii="宋体" w:eastAsia="宋体" w:hAnsi="宋体" w:cs="Times New Roman" w:hint="eastAsia"/>
           <w:szCs w:val="21"/>
         </w:rPr>
-        <w:t>w：无意义 填写0即可</w:t>
+        <w:t>w</w:t>
+      </w:r>
+      <w:proofErr w:type="spellEnd"/>
+      <w:r>
+        <w:rPr>
+          <w:rFonts w:ascii="宋体" w:eastAsia="宋体" w:hAnsi="宋体" w:cs="Times New Roman" w:hint="eastAsia"/>
+          <w:szCs w:val="21"/>
+        </w:rPr>
+        <w:t>：无意义 填写0即可</w:t>
       </w:r>
     </w:p>
     <w:p>
@@ -9348,6 +10033,7 @@
         </w:rPr>
         <w:t xml:space="preserve"> </w:t>
       </w:r>
+      <w:proofErr w:type="spellStart"/>
       <w:r>
         <w:rPr>
           <w:rFonts w:ascii="宋体" w:eastAsia="宋体" w:hAnsi="宋体" w:cs="Times New Roman" w:hint="eastAsia"/>
@@ -9355,6 +10041,7 @@
         </w:rPr>
         <w:t>sx</w:t>
       </w:r>
+      <w:proofErr w:type="spellEnd"/>
       <w:r>
         <w:rPr>
           <w:rFonts w:ascii="宋体" w:eastAsia="宋体" w:hAnsi="宋体" w:cs="Times New Roman"/>
@@ -9362,6 +10049,7 @@
         </w:rPr>
         <w:t xml:space="preserve"> </w:t>
       </w:r>
+      <w:proofErr w:type="spellStart"/>
       <w:r>
         <w:rPr>
           <w:rFonts w:ascii="宋体" w:eastAsia="宋体" w:hAnsi="宋体" w:cs="Times New Roman" w:hint="eastAsia"/>
@@ -9369,6 +10057,7 @@
         </w:rPr>
         <w:t>sy</w:t>
       </w:r>
+      <w:proofErr w:type="spellEnd"/>
       <w:r>
         <w:rPr>
           <w:rFonts w:ascii="宋体" w:eastAsia="宋体" w:hAnsi="宋体" w:cs="Times New Roman"/>
@@ -9384,6 +10073,7 @@
           <w:szCs w:val="21"/>
         </w:rPr>
       </w:pPr>
+      <w:proofErr w:type="spellStart"/>
       <w:r>
         <w:rPr>
           <w:rFonts w:ascii="宋体" w:eastAsia="宋体" w:hAnsi="宋体" w:cs="Times New Roman"/>
@@ -9399,6 +10089,7 @@
         </w:rPr>
         <w:t>x</w:t>
       </w:r>
+      <w:proofErr w:type="spellEnd"/>
       <w:r>
         <w:rPr>
           <w:rFonts w:ascii="宋体" w:eastAsia="宋体" w:hAnsi="宋体" w:cs="Times New Roman"/>
@@ -9451,6 +10142,7 @@
           <w:szCs w:val="21"/>
         </w:rPr>
       </w:pPr>
+      <w:proofErr w:type="spellStart"/>
       <w:r>
         <w:rPr>
           <w:rFonts w:ascii="宋体" w:eastAsia="宋体" w:hAnsi="宋体" w:cs="Times New Roman"/>
@@ -9465,6 +10157,7 @@
         </w:rPr>
         <w:t>position</w:t>
       </w:r>
+      <w:proofErr w:type="spellEnd"/>
       <w:r>
         <w:rPr>
           <w:rFonts w:ascii="宋体" w:eastAsia="宋体" w:hAnsi="宋体" w:cs="Times New Roman"/>
@@ -9618,11 +10311,19 @@
           <w:rFonts w:ascii="宋体" w:eastAsia="宋体" w:hAnsi="宋体" w:cs="Times New Roman" w:hint="eastAsia"/>
         </w:rPr>
       </w:pPr>
-      <w:r>
-        <w:rPr>
-          <w:rFonts w:ascii="宋体" w:eastAsia="宋体" w:hAnsi="宋体" w:cs="Times New Roman"/>
-        </w:rPr>
-        <w:t>err_step 1 1</w:t>
+      <w:proofErr w:type="spellStart"/>
+      <w:r>
+        <w:rPr>
+          <w:rFonts w:ascii="宋体" w:eastAsia="宋体" w:hAnsi="宋体" w:cs="Times New Roman"/>
+        </w:rPr>
+        <w:t>err_step</w:t>
+      </w:r>
+      <w:proofErr w:type="spellEnd"/>
+      <w:r>
+        <w:rPr>
+          <w:rFonts w:ascii="宋体" w:eastAsia="宋体" w:hAnsi="宋体" w:cs="Times New Roman"/>
+        </w:rPr>
+        <w:t xml:space="preserve"> 1 1</w:t>
       </w:r>
     </w:p>
     <w:p>
@@ -9644,11 +10345,19 @@
           <w:rFonts w:ascii="宋体" w:eastAsia="宋体" w:hAnsi="宋体" w:cs="Times New Roman" w:hint="eastAsia"/>
         </w:rPr>
       </w:pPr>
-      <w:r>
-        <w:rPr>
-          <w:rFonts w:ascii="宋体" w:eastAsia="宋体" w:hAnsi="宋体" w:cs="Times New Roman"/>
-        </w:rPr>
-        <w:t>err_cav_stat_on 1 0 0 0 0 0 0</w:t>
+      <w:proofErr w:type="spellStart"/>
+      <w:r>
+        <w:rPr>
+          <w:rFonts w:ascii="宋体" w:eastAsia="宋体" w:hAnsi="宋体" w:cs="Times New Roman"/>
+        </w:rPr>
+        <w:t>err_cav_stat_on</w:t>
+      </w:r>
+      <w:proofErr w:type="spellEnd"/>
+      <w:r>
+        <w:rPr>
+          <w:rFonts w:ascii="宋体" w:eastAsia="宋体" w:hAnsi="宋体" w:cs="Times New Roman"/>
+        </w:rPr>
+        <w:t xml:space="preserve"> 1 0 0 0 0 0 0</w:t>
       </w:r>
     </w:p>
     <w:p>
@@ -9660,11 +10369,19 @@
           <w:rFonts w:ascii="宋体" w:eastAsia="宋体" w:hAnsi="宋体" w:cs="Times New Roman" w:hint="eastAsia"/>
         </w:rPr>
       </w:pPr>
-      <w:r>
-        <w:rPr>
-          <w:rFonts w:ascii="宋体" w:eastAsia="宋体" w:hAnsi="宋体" w:cs="Times New Roman"/>
-        </w:rPr>
-        <w:t xml:space="preserve">err_cav_ncpl_stat </w:t>
+      <w:proofErr w:type="spellStart"/>
+      <w:r>
+        <w:rPr>
+          <w:rFonts w:ascii="宋体" w:eastAsia="宋体" w:hAnsi="宋体" w:cs="Times New Roman"/>
+        </w:rPr>
+        <w:t>err_cav_ncpl_stat</w:t>
+      </w:r>
+      <w:proofErr w:type="spellEnd"/>
+      <w:r>
+        <w:rPr>
+          <w:rFonts w:ascii="宋体" w:eastAsia="宋体" w:hAnsi="宋体" w:cs="Times New Roman"/>
+        </w:rPr>
+        <w:t xml:space="preserve"> </w:t>
       </w:r>
       <w:r>
         <w:rPr>
@@ -9786,12 +10503,28 @@
           <w:rFonts w:ascii="宋体" w:eastAsia="宋体" w:hAnsi="宋体" w:cs="Times New Roman" w:hint="eastAsia"/>
         </w:rPr>
       </w:pPr>
-      <w:r>
-        <w:rPr>
-          <w:rFonts w:ascii="宋体" w:eastAsia="宋体" w:hAnsi="宋体" w:cs="Times New Roman" w:hint="eastAsia"/>
-        </w:rPr>
-        <w:t>!修改第七个值，也就是ke</w:t>
-      </w:r>
+      <w:proofErr w:type="gramStart"/>
+      <w:r>
+        <w:rPr>
+          <w:rFonts w:ascii="宋体" w:eastAsia="宋体" w:hAnsi="宋体" w:cs="Times New Roman" w:hint="eastAsia"/>
+        </w:rPr>
+        <w:t>!修改第七个值</w:t>
+      </w:r>
+      <w:proofErr w:type="gramEnd"/>
+      <w:r>
+        <w:rPr>
+          <w:rFonts w:ascii="宋体" w:eastAsia="宋体" w:hAnsi="宋体" w:cs="Times New Roman" w:hint="eastAsia"/>
+        </w:rPr>
+        <w:t>，也就是</w:t>
+      </w:r>
+      <w:proofErr w:type="spellStart"/>
+      <w:r>
+        <w:rPr>
+          <w:rFonts w:ascii="宋体" w:eastAsia="宋体" w:hAnsi="宋体" w:cs="Times New Roman" w:hint="eastAsia"/>
+        </w:rPr>
+        <w:t>ke</w:t>
+      </w:r>
+      <w:proofErr w:type="spellEnd"/>
     </w:p>
     <w:p>
       <w:pPr>
@@ -9806,7 +10539,28 @@
         <w:rPr>
           <w:rFonts w:ascii="宋体" w:eastAsia="宋体" w:hAnsi="宋体" w:cs="Times New Roman"/>
         </w:rPr>
-        <w:t xml:space="preserve">field      0.21  0.02     0   1   162.5e6   -3  </w:t>
+        <w:t xml:space="preserve">field      </w:t>
+      </w:r>
+      <w:proofErr w:type="gramStart"/>
+      <w:r>
+        <w:rPr>
+          <w:rFonts w:ascii="宋体" w:eastAsia="宋体" w:hAnsi="宋体" w:cs="Times New Roman"/>
+        </w:rPr>
+        <w:t>0.21  0.02</w:t>
+      </w:r>
+      <w:proofErr w:type="gramEnd"/>
+      <w:r>
+        <w:rPr>
+          <w:rFonts w:ascii="宋体" w:eastAsia="宋体" w:hAnsi="宋体" w:cs="Times New Roman"/>
+        </w:rPr>
+        <w:t xml:space="preserve">     0   1   162.5e6   -</w:t>
+      </w:r>
+      <w:proofErr w:type="gramStart"/>
+      <w:r>
+        <w:rPr>
+          <w:rFonts w:ascii="宋体" w:eastAsia="宋体" w:hAnsi="宋体" w:cs="Times New Roman"/>
+        </w:rPr>
+        <w:t xml:space="preserve">3  </w:t>
       </w:r>
       <w:r>
         <w:rPr>
@@ -9815,6 +10569,7 @@
         </w:rPr>
         <w:t>3</w:t>
       </w:r>
+      <w:proofErr w:type="gramEnd"/>
       <w:r>
         <w:rPr>
           <w:rFonts w:ascii="宋体" w:eastAsia="宋体" w:hAnsi="宋体" w:cs="Times New Roman"/>
@@ -10295,6 +11050,7 @@
           <w:szCs w:val="21"/>
         </w:rPr>
       </w:pPr>
+      <w:proofErr w:type="spellStart"/>
       <w:r>
         <w:rPr>
           <w:rFonts w:ascii="宋体" w:eastAsia="宋体" w:hAnsi="宋体" w:cs="Times New Roman" w:hint="eastAsia"/>
@@ -10313,6 +11069,7 @@
         </w:rPr>
         <w:t>uperposeend</w:t>
       </w:r>
+      <w:proofErr w:type="spellEnd"/>
     </w:p>
     <w:p>
       <w:pPr>
@@ -10324,6 +11081,7 @@
           <w:szCs w:val="21"/>
         </w:rPr>
       </w:pPr>
+      <w:proofErr w:type="spellStart"/>
       <w:r>
         <w:rPr>
           <w:rFonts w:ascii="宋体" w:eastAsia="宋体" w:hAnsi="宋体" w:cs="Times New Roman"/>
@@ -10331,7 +11089,17 @@
           <w:sz w:val="20"/>
           <w:szCs w:val="21"/>
         </w:rPr>
-        <w:t xml:space="preserve">Superposeout  </w:t>
+        <w:t>Superposeout</w:t>
+      </w:r>
+      <w:proofErr w:type="spellEnd"/>
+      <w:r>
+        <w:rPr>
+          <w:rFonts w:ascii="宋体" w:eastAsia="宋体" w:hAnsi="宋体" w:cs="Times New Roman"/>
+          <w:color w:val="FF0000"/>
+          <w:sz w:val="20"/>
+          <w:szCs w:val="21"/>
+        </w:rPr>
+        <w:t xml:space="preserve">  </w:t>
       </w:r>
       <m:oMath>
         <m:sSub>
@@ -10738,12 +11506,14 @@
         </w:rPr>
         <w:t>（</w:t>
       </w:r>
+      <w:proofErr w:type="spellStart"/>
       <w:r>
         <w:rPr>
           <w:rFonts w:ascii="宋体" w:eastAsia="宋体" w:hAnsi="宋体" w:cs="Times New Roman"/>
         </w:rPr>
         <w:t>Superposeout</w:t>
       </w:r>
+      <w:proofErr w:type="spellEnd"/>
       <w:r>
         <w:rPr>
           <w:rFonts w:ascii="宋体" w:eastAsia="宋体" w:hAnsi="宋体" w:cs="Times New Roman" w:hint="eastAsia"/>
@@ -10788,6 +11558,7 @@
         </w:rPr>
         <w:t>、在一段叠加场结束后需要添加</w:t>
       </w:r>
+      <w:proofErr w:type="spellStart"/>
       <w:r>
         <w:rPr>
           <w:rFonts w:ascii="宋体" w:eastAsia="宋体" w:hAnsi="宋体" w:cs="Times New Roman"/>
@@ -10798,14 +11569,23 @@
         <w:rPr>
           <w:rFonts w:ascii="宋体" w:eastAsia="宋体" w:hAnsi="宋体" w:cs="Times New Roman" w:hint="eastAsia"/>
         </w:rPr>
-        <w:t>d或者</w:t>
-      </w:r>
+        <w:t>d</w:t>
+      </w:r>
+      <w:proofErr w:type="spellEnd"/>
+      <w:r>
+        <w:rPr>
+          <w:rFonts w:ascii="宋体" w:eastAsia="宋体" w:hAnsi="宋体" w:cs="Times New Roman" w:hint="eastAsia"/>
+        </w:rPr>
+        <w:t>或者</w:t>
+      </w:r>
+      <w:proofErr w:type="spellStart"/>
       <w:r>
         <w:rPr>
           <w:rFonts w:ascii="宋体" w:eastAsia="宋体" w:hAnsi="宋体" w:cs="Times New Roman"/>
         </w:rPr>
         <w:t>Superposeout</w:t>
       </w:r>
+      <w:proofErr w:type="spellEnd"/>
       <w:r>
         <w:rPr>
           <w:rFonts w:ascii="宋体" w:eastAsia="宋体" w:hAnsi="宋体" w:cs="Times New Roman" w:hint="eastAsia"/>
@@ -10819,12 +11599,14 @@
         <w:lastRenderedPageBreak/>
         <w:t>加场，并且只有以</w:t>
       </w:r>
+      <w:proofErr w:type="spellStart"/>
       <w:r>
         <w:rPr>
           <w:rFonts w:ascii="宋体" w:eastAsia="宋体" w:hAnsi="宋体" w:cs="Times New Roman"/>
         </w:rPr>
         <w:t>Superposeout</w:t>
       </w:r>
+      <w:proofErr w:type="spellEnd"/>
       <w:r>
         <w:rPr>
           <w:rFonts w:ascii="宋体" w:eastAsia="宋体" w:hAnsi="宋体" w:cs="Times New Roman" w:hint="eastAsia"/>
@@ -10884,6 +11666,7 @@
         </w:rPr>
         <w:t>以外的参数才会生效，即以</w:t>
       </w:r>
+      <w:proofErr w:type="spellStart"/>
       <w:r>
         <w:rPr>
           <w:rFonts w:ascii="宋体" w:eastAsia="宋体" w:hAnsi="宋体" w:cs="Times New Roman"/>
@@ -10894,7 +11677,14 @@
         <w:rPr>
           <w:rFonts w:ascii="宋体" w:eastAsia="宋体" w:hAnsi="宋体" w:cs="Times New Roman" w:hint="eastAsia"/>
         </w:rPr>
-        <w:t>d命令结束时，元件只会在纵向位置上叠加。</w:t>
+        <w:t>d</w:t>
+      </w:r>
+      <w:proofErr w:type="spellEnd"/>
+      <w:r>
+        <w:rPr>
+          <w:rFonts w:ascii="宋体" w:eastAsia="宋体" w:hAnsi="宋体" w:cs="Times New Roman" w:hint="eastAsia"/>
+        </w:rPr>
+        <w:t>命令结束时，元件只会在纵向位置上叠加。</w:t>
       </w:r>
     </w:p>
     <w:p>
@@ -11014,7 +11804,25 @@
           <w:sz w:val="20"/>
           <w:szCs w:val="21"/>
         </w:rPr>
-        <w:t>drift      0.085  0.02   0</w:t>
+        <w:t xml:space="preserve">drift      </w:t>
+      </w:r>
+      <w:proofErr w:type="gramStart"/>
+      <w:r>
+        <w:rPr>
+          <w:rFonts w:ascii="宋体" w:eastAsia="宋体" w:hAnsi="宋体" w:cs="Times New Roman"/>
+          <w:sz w:val="20"/>
+          <w:szCs w:val="21"/>
+        </w:rPr>
+        <w:t>0.085  0.02</w:t>
+      </w:r>
+      <w:proofErr w:type="gramEnd"/>
+      <w:r>
+        <w:rPr>
+          <w:rFonts w:ascii="宋体" w:eastAsia="宋体" w:hAnsi="宋体" w:cs="Times New Roman"/>
+          <w:sz w:val="20"/>
+          <w:szCs w:val="21"/>
+        </w:rPr>
+        <w:t xml:space="preserve">   0</w:t>
       </w:r>
     </w:p>
     <w:p>
@@ -11026,6 +11834,7 @@
           <w:szCs w:val="21"/>
         </w:rPr>
       </w:pPr>
+      <w:proofErr w:type="gramStart"/>
       <w:r>
         <w:rPr>
           <w:rFonts w:ascii="宋体" w:eastAsia="宋体" w:hAnsi="宋体" w:cs="Times New Roman"/>
@@ -11034,6 +11843,7 @@
         </w:rPr>
         <w:t>superpose  0</w:t>
       </w:r>
+      <w:proofErr w:type="gramEnd"/>
       <w:r>
         <w:rPr>
           <w:rFonts w:ascii="宋体" w:eastAsia="宋体" w:hAnsi="宋体" w:cs="Times New Roman"/>
@@ -11067,8 +11877,36 @@
           <w:szCs w:val="21"/>
         </w:rPr>
         <w:tab/>
-        <w:t xml:space="preserve">   0.02     0   3   0   0   1    0.531  sol_yuan</w:t>
-      </w:r>
+        <w:t xml:space="preserve">   0.02     0   3   0   0   1    </w:t>
+      </w:r>
+      <w:proofErr w:type="gramStart"/>
+      <w:r>
+        <w:rPr>
+          <w:rFonts w:ascii="宋体" w:eastAsia="宋体" w:hAnsi="宋体" w:cs="Times New Roman"/>
+          <w:sz w:val="20"/>
+          <w:szCs w:val="21"/>
+        </w:rPr>
+        <w:t xml:space="preserve">0.531  </w:t>
+      </w:r>
+      <w:proofErr w:type="spellStart"/>
+      <w:r>
+        <w:rPr>
+          <w:rFonts w:ascii="宋体" w:eastAsia="宋体" w:hAnsi="宋体" w:cs="Times New Roman"/>
+          <w:sz w:val="20"/>
+          <w:szCs w:val="21"/>
+        </w:rPr>
+        <w:t>sol</w:t>
+      </w:r>
+      <w:proofErr w:type="gramEnd"/>
+      <w:r>
+        <w:rPr>
+          <w:rFonts w:ascii="宋体" w:eastAsia="宋体" w:hAnsi="宋体" w:cs="Times New Roman"/>
+          <w:sz w:val="20"/>
+          <w:szCs w:val="21"/>
+        </w:rPr>
+        <w:t>_yuan</w:t>
+      </w:r>
+      <w:proofErr w:type="spellEnd"/>
     </w:p>
     <w:p>
       <w:pPr>
@@ -11079,6 +11917,7 @@
           <w:szCs w:val="21"/>
         </w:rPr>
       </w:pPr>
+      <w:proofErr w:type="gramStart"/>
       <w:r>
         <w:rPr>
           <w:rFonts w:ascii="宋体" w:eastAsia="宋体" w:hAnsi="宋体" w:cs="Times New Roman"/>
@@ -11087,6 +11926,7 @@
         </w:rPr>
         <w:t>superpose  0.345</w:t>
       </w:r>
+      <w:proofErr w:type="gramEnd"/>
       <w:r>
         <w:rPr>
           <w:rFonts w:ascii="宋体" w:eastAsia="宋体" w:hAnsi="宋体" w:cs="Times New Roman"/>
@@ -11132,6 +11972,7 @@
           <w:szCs w:val="21"/>
         </w:rPr>
       </w:pPr>
+      <w:proofErr w:type="spellStart"/>
       <w:r>
         <w:rPr>
           <w:rFonts w:ascii="宋体" w:eastAsia="宋体" w:hAnsi="宋体" w:cs="Times New Roman"/>
@@ -11140,6 +11981,7 @@
         </w:rPr>
         <w:t>superposeend</w:t>
       </w:r>
+      <w:proofErr w:type="spellEnd"/>
       <w:r>
         <w:rPr>
           <w:rFonts w:ascii="宋体" w:eastAsia="宋体" w:hAnsi="宋体" w:cs="Times New Roman" w:hint="eastAsia"/>
@@ -11338,6 +12180,7 @@
           <w:bCs/>
         </w:rPr>
       </w:pPr>
+      <w:proofErr w:type="spellStart"/>
       <w:r>
         <w:rPr>
           <w:b/>
@@ -11353,6 +12196,7 @@
         </w:rPr>
         <w:t>attice_end</w:t>
       </w:r>
+      <w:proofErr w:type="spellEnd"/>
     </w:p>
     <w:p>
       <w:pPr>
@@ -11420,6 +12264,7 @@
           <w:bCs/>
         </w:rPr>
       </w:pPr>
+      <w:proofErr w:type="spellStart"/>
       <w:r>
         <w:rPr>
           <w:rFonts w:hint="eastAsia"/>
@@ -11436,100 +12281,131 @@
         </w:rPr>
         <w:t>ction</w:t>
       </w:r>
+      <w:proofErr w:type="spellEnd"/>
       <w:r>
         <w:rPr>
           <w:rFonts w:hint="eastAsia"/>
           <w:b/>
           <w:bCs/>
         </w:rPr>
-        <w:t xml:space="preserve"> module{</w:t>
-      </w:r>
-    </w:p>
-    <w:p>
-      <w:pPr>
+        <w:t xml:space="preserve"> </w:t>
+      </w:r>
+      <w:proofErr w:type="gramStart"/>
+      <w:r>
         <w:rPr>
           <w:rFonts w:hint="eastAsia"/>
           <w:b/>
           <w:bCs/>
         </w:rPr>
-      </w:pPr>
-      <w:r>
+        <w:t>module{</w:t>
+      </w:r>
+      <w:proofErr w:type="gramEnd"/>
+    </w:p>
+    <w:p>
+      <w:pPr>
         <w:rPr>
           <w:rFonts w:hint="eastAsia"/>
           <w:b/>
           <w:bCs/>
         </w:rPr>
-        <w:t>}</w:t>
-      </w:r>
-    </w:p>
-    <w:p>
-      <w:pPr>
-        <w:rPr>
-          <w:rFonts w:hint="eastAsia"/>
-        </w:rPr>
-      </w:pPr>
-    </w:p>
-    <w:p>
-      <w:pPr>
-        <w:rPr>
-          <w:rFonts w:hint="eastAsia"/>
-        </w:rPr>
-      </w:pPr>
-      <w:r>
-        <w:rPr>
-          <w:rFonts w:hint="eastAsia"/>
-        </w:rPr>
-        <w:t>使用这个命令，在页面上可以</w:t>
-      </w:r>
-      <w:r>
-        <w:rPr>
-          <w:rFonts w:hint="eastAsia"/>
-        </w:rPr>
-        <w:t>让</w:t>
-      </w:r>
-      <w:r>
-        <w:rPr>
-          <w:rFonts w:hint="eastAsia"/>
-        </w:rPr>
-        <w:t>{}中间的内容进行折叠复制。</w:t>
-      </w:r>
-    </w:p>
-    <w:p>
-      <w:pPr>
-        <w:rPr>
-          <w:rFonts w:hint="eastAsia"/>
-        </w:rPr>
-      </w:pPr>
-    </w:p>
-    <w:p>
-      <w:pPr>
-        <w:rPr>
-          <w:rFonts w:hint="eastAsia"/>
-        </w:rPr>
-      </w:pPr>
-      <w:r>
-        <w:rPr>
-          <w:rFonts w:hint="eastAsia"/>
-        </w:rPr>
-        <w:t>例：</w:t>
-      </w:r>
-    </w:p>
-    <w:p>
-      <w:pPr>
+      </w:pPr>
+      <w:r>
         <w:rPr>
           <w:rFonts w:hint="eastAsia"/>
           <w:b/>
           <w:bCs/>
         </w:rPr>
-      </w:pPr>
-      <w:r>
+        <w:t>}</w:t>
+      </w:r>
+    </w:p>
+    <w:p>
+      <w:pPr>
+        <w:rPr>
+          <w:rFonts w:hint="eastAsia"/>
+        </w:rPr>
+      </w:pPr>
+    </w:p>
+    <w:p>
+      <w:pPr>
+        <w:rPr>
+          <w:rFonts w:hint="eastAsia"/>
+        </w:rPr>
+      </w:pPr>
+      <w:r>
+        <w:rPr>
+          <w:rFonts w:hint="eastAsia"/>
+        </w:rPr>
+        <w:t>使用这个命令，在页面上可以</w:t>
+      </w:r>
+      <w:r>
+        <w:rPr>
+          <w:rFonts w:hint="eastAsia"/>
+        </w:rPr>
+        <w:t>让</w:t>
+      </w:r>
+      <w:r>
+        <w:rPr>
+          <w:rFonts w:hint="eastAsia"/>
+        </w:rPr>
+        <w:t>{}中间的内容进行折叠复制。</w:t>
+      </w:r>
+    </w:p>
+    <w:p>
+      <w:pPr>
+        <w:rPr>
+          <w:rFonts w:hint="eastAsia"/>
+        </w:rPr>
+      </w:pPr>
+    </w:p>
+    <w:p>
+      <w:pPr>
+        <w:rPr>
+          <w:rFonts w:hint="eastAsia"/>
+        </w:rPr>
+      </w:pPr>
+      <w:r>
+        <w:rPr>
+          <w:rFonts w:hint="eastAsia"/>
+        </w:rPr>
+        <w:t>例：</w:t>
+      </w:r>
+    </w:p>
+    <w:p>
+      <w:pPr>
         <w:rPr>
           <w:rFonts w:hint="eastAsia"/>
           <w:b/>
           <w:bCs/>
         </w:rPr>
-        <w:t>sction mebt</w:t>
-      </w:r>
+      </w:pPr>
+      <w:proofErr w:type="spellStart"/>
+      <w:r>
+        <w:rPr>
+          <w:rFonts w:hint="eastAsia"/>
+          <w:b/>
+          <w:bCs/>
+        </w:rPr>
+        <w:t>sction</w:t>
+      </w:r>
+      <w:proofErr w:type="spellEnd"/>
+      <w:r>
+        <w:rPr>
+          <w:rFonts w:hint="eastAsia"/>
+          <w:b/>
+          <w:bCs/>
+        </w:rPr>
+        <w:t xml:space="preserve"> </w:t>
+      </w:r>
+      <w:proofErr w:type="spellStart"/>
+      <w:r>
+        <w:rPr>
+          <w:rFonts w:hint="eastAsia"/>
+          <w:b/>
+          <w:bCs/>
+        </w:rPr>
+        <w:t>mebt</w:t>
+      </w:r>
+      <w:proofErr w:type="spellEnd"/>
     </w:p>
     <w:p>
       <w:pPr>
@@ -11583,6 +12459,7 @@
         </w:rPr>
       </w:pPr>
       <w:bookmarkStart w:id="14" w:name="_Toc205742566"/>
+      <w:proofErr w:type="spellStart"/>
       <w:r>
         <w:rPr>
           <w:rFonts w:hint="eastAsia"/>
@@ -11590,16 +12467,19 @@
         <w:t>outputplane</w:t>
       </w:r>
       <w:bookmarkEnd w:id="14"/>
-    </w:p>
-    <w:p>
-      <w:pPr>
-        <w:rPr>
-          <w:rFonts w:hint="eastAsia"/>
-        </w:rPr>
-      </w:pPr>
+      <w:proofErr w:type="spellEnd"/>
+    </w:p>
+    <w:p>
+      <w:pPr>
+        <w:rPr>
+          <w:rFonts w:hint="eastAsia"/>
+        </w:rPr>
+      </w:pPr>
+      <w:proofErr w:type="spellStart"/>
       <w:r>
         <w:t>outputplane</w:t>
       </w:r>
+      <w:proofErr w:type="spellEnd"/>
       <w:r>
         <w:rPr>
           <w:rFonts w:hint="eastAsia"/>
@@ -11608,7 +12488,15 @@
       </w:r>
       <w:r>
         <w:br/>
-        <w:t>在 outputplane 关键字所在位置的下游（正值）或上游（负值）输出束流分布。</w:t>
+        <w:t xml:space="preserve">在 </w:t>
+      </w:r>
+      <w:proofErr w:type="spellStart"/>
+      <w:r>
+        <w:t>outputplane</w:t>
+      </w:r>
+      <w:proofErr w:type="spellEnd"/>
+      <w:r>
+        <w:t xml:space="preserve"> 关键字所在位置的下游（正值）或上游（负值）输出束流分布。</w:t>
       </w:r>
       <w:r>
         <w:br/>
@@ -11622,10 +12510,12 @@
         </w:rPr>
       </w:pPr>
       <w:bookmarkStart w:id="15" w:name="OLE_LINK4"/>
+      <w:proofErr w:type="spellStart"/>
       <w:r>
         <w:t>automaticoutput</w:t>
       </w:r>
       <w:bookmarkEnd w:id="15"/>
+      <w:proofErr w:type="spellEnd"/>
       <w:r>
         <w:rPr>
           <w:rFonts w:hint="eastAsia"/>
@@ -11888,6 +12778,7 @@
                 <w:szCs w:val="21"/>
               </w:rPr>
             </w:pPr>
+            <w:proofErr w:type="spellStart"/>
             <w:r>
               <w:rPr>
                 <w:rFonts w:ascii="宋体" w:eastAsia="宋体" w:hAnsi="宋体" w:cs="Times New Roman"/>
@@ -11897,6 +12788,7 @@
               </w:rPr>
               <w:t>multiThreading</w:t>
             </w:r>
+            <w:proofErr w:type="spellEnd"/>
           </w:p>
         </w:tc>
         <w:tc>
@@ -11972,6 +12864,7 @@
                 <w:szCs w:val="21"/>
               </w:rPr>
             </w:pPr>
+            <w:proofErr w:type="spellStart"/>
             <w:r>
               <w:rPr>
                 <w:rFonts w:ascii="宋体" w:eastAsia="宋体" w:hAnsi="宋体" w:cs="Times New Roman"/>
@@ -11981,6 +12874,7 @@
               </w:rPr>
               <w:t>stepPerCycle</w:t>
             </w:r>
+            <w:proofErr w:type="spellEnd"/>
             <w:r>
               <w:rPr>
                 <w:rFonts w:ascii="宋体" w:eastAsia="宋体" w:hAnsi="宋体" w:cs="Times New Roman"/>
@@ -12159,6 +13053,7 @@
                 <w:szCs w:val="21"/>
               </w:rPr>
             </w:pPr>
+            <w:proofErr w:type="spellStart"/>
             <w:r>
               <w:rPr>
                 <w:rFonts w:ascii="宋体" w:eastAsia="宋体" w:hAnsi="宋体" w:cs="Times New Roman"/>
@@ -12166,7 +13061,17 @@
                 <w:bCs/>
                 <w:szCs w:val="21"/>
               </w:rPr>
-              <w:t>Δt = 1/T × 1/V1</w:t>
+              <w:t>Δt</w:t>
+            </w:r>
+            <w:proofErr w:type="spellEnd"/>
+            <w:r>
+              <w:rPr>
+                <w:rFonts w:ascii="宋体" w:eastAsia="宋体" w:hAnsi="宋体" w:cs="Times New Roman"/>
+                <w:b/>
+                <w:bCs/>
+                <w:szCs w:val="21"/>
+              </w:rPr>
+              <w:t xml:space="preserve"> = 1/T × 1/V1</w:t>
             </w:r>
           </w:p>
           <w:p>
@@ -12235,7 +13140,17 @@
                 <w:sz w:val="24"/>
                 <w:szCs w:val="24"/>
               </w:rPr>
-              <w:t>/V</w:t>
+              <w:t>/</w:t>
+            </w:r>
+            <w:proofErr w:type="spellStart"/>
+            <w:r>
+              <w:rPr>
+                <w:rFonts w:ascii="CMMI12" w:eastAsia="CMMI12" w:cs="CMMI12"/>
+                <w:kern w:val="0"/>
+                <w:sz w:val="24"/>
+                <w:szCs w:val="24"/>
+              </w:rPr>
+              <w:t>V</w:t>
             </w:r>
             <w:r>
               <w:rPr>
@@ -12246,6 +13161,7 @@
               </w:rPr>
               <w:t>b</w:t>
             </w:r>
+            <w:proofErr w:type="spellEnd"/>
           </w:p>
           <w:p>
             <w:pPr>
@@ -12273,6 +13189,7 @@
                 <w:szCs w:val="21"/>
               </w:rPr>
             </w:pPr>
+            <w:proofErr w:type="spellStart"/>
             <w:r>
               <w:rPr>
                 <w:rFonts w:ascii="宋体" w:eastAsia="宋体" w:hAnsi="宋体" w:cs="Times New Roman"/>
@@ -12282,6 +13199,7 @@
               </w:rPr>
               <w:t>scanPhase</w:t>
             </w:r>
+            <w:proofErr w:type="spellEnd"/>
           </w:p>
         </w:tc>
         <w:tc>
@@ -12338,8 +13256,9 @@
                 <w:szCs w:val="21"/>
               </w:rPr>
               <w:br/>
-              <w:t>0：不扫描，1：扫描相位，2：从文件读</w:t>
-            </w:r>
+              <w:t>0：</w:t>
+            </w:r>
+            <w:proofErr w:type="gramStart"/>
             <w:r>
               <w:rPr>
                 <w:rFonts w:ascii="宋体" w:eastAsia="宋体" w:hAnsi="宋体" w:cs="Times New Roman"/>
@@ -12347,26 +13266,9 @@
                 <w:bCs/>
                 <w:szCs w:val="21"/>
               </w:rPr>
-              <w:lastRenderedPageBreak/>
-              <w:t>取相位</w:t>
-            </w:r>
-          </w:p>
-        </w:tc>
-      </w:tr>
-      <w:tr>
-        <w:tc>
-          <w:tcPr>
-            <w:tcW w:w="2765" w:type="dxa"/>
-          </w:tcPr>
-          <w:p>
-            <w:pPr>
-              <w:rPr>
-                <w:rFonts w:ascii="宋体" w:eastAsia="宋体" w:hAnsi="宋体" w:cs="Times New Roman" w:hint="eastAsia"/>
-                <w:b/>
-                <w:bCs/>
-                <w:szCs w:val="21"/>
-              </w:rPr>
-            </w:pPr>
+              <w:t>不</w:t>
+            </w:r>
+            <w:proofErr w:type="gramEnd"/>
             <w:r>
               <w:rPr>
                 <w:rFonts w:ascii="宋体" w:eastAsia="宋体" w:hAnsi="宋体" w:cs="Times New Roman"/>
@@ -12374,48 +13276,8 @@
                 <w:bCs/>
                 <w:szCs w:val="21"/>
               </w:rPr>
-              <w:lastRenderedPageBreak/>
-              <w:t>spaceCharge</w:t>
-            </w:r>
-          </w:p>
-        </w:tc>
-        <w:tc>
-          <w:tcPr>
-            <w:tcW w:w="1625" w:type="dxa"/>
-          </w:tcPr>
-          <w:p>
-            <w:pPr>
-              <w:rPr>
-                <w:rFonts w:ascii="宋体" w:eastAsia="宋体" w:hAnsi="宋体" w:cs="Times New Roman" w:hint="eastAsia"/>
-                <w:b/>
-                <w:bCs/>
-                <w:szCs w:val="21"/>
-              </w:rPr>
-            </w:pPr>
-            <w:r>
-              <w:rPr>
-                <w:rFonts w:ascii="宋体" w:eastAsia="宋体" w:hAnsi="宋体" w:cs="Times New Roman" w:hint="eastAsia"/>
-                <w:b/>
-                <w:bCs/>
-                <w:szCs w:val="21"/>
-              </w:rPr>
-              <w:t>V1</w:t>
-            </w:r>
-          </w:p>
-        </w:tc>
-        <w:tc>
-          <w:tcPr>
-            <w:tcW w:w="3906" w:type="dxa"/>
-          </w:tcPr>
-          <w:p>
-            <w:pPr>
-              <w:rPr>
-                <w:rFonts w:ascii="宋体" w:eastAsia="宋体" w:hAnsi="宋体" w:cs="Times New Roman" w:hint="eastAsia"/>
-                <w:b/>
-                <w:bCs/>
-                <w:szCs w:val="21"/>
-              </w:rPr>
-            </w:pPr>
+              <w:t>扫描，1：扫描相位，2：从文件读</w:t>
+            </w:r>
             <w:r>
               <w:rPr>
                 <w:rFonts w:ascii="宋体" w:eastAsia="宋体" w:hAnsi="宋体" w:cs="Times New Roman"/>
@@ -12423,8 +13285,27 @@
                 <w:bCs/>
                 <w:szCs w:val="21"/>
               </w:rPr>
-              <w:t>是否计算空间电荷效应</w:t>
-            </w:r>
+              <w:lastRenderedPageBreak/>
+              <w:t>取相位</w:t>
+            </w:r>
+          </w:p>
+        </w:tc>
+      </w:tr>
+      <w:tr>
+        <w:tc>
+          <w:tcPr>
+            <w:tcW w:w="2765" w:type="dxa"/>
+          </w:tcPr>
+          <w:p>
+            <w:pPr>
+              <w:rPr>
+                <w:rFonts w:ascii="宋体" w:eastAsia="宋体" w:hAnsi="宋体" w:cs="Times New Roman" w:hint="eastAsia"/>
+                <w:b/>
+                <w:bCs/>
+                <w:szCs w:val="21"/>
+              </w:rPr>
+            </w:pPr>
+            <w:proofErr w:type="spellStart"/>
             <w:r>
               <w:rPr>
                 <w:rFonts w:ascii="宋体" w:eastAsia="宋体" w:hAnsi="宋体" w:cs="Times New Roman"/>
@@ -12432,8 +13313,49 @@
                 <w:bCs/>
                 <w:szCs w:val="21"/>
               </w:rPr>
-              <w:br/>
-            </w:r>
+              <w:lastRenderedPageBreak/>
+              <w:t>spaceCharge</w:t>
+            </w:r>
+            <w:proofErr w:type="spellEnd"/>
+          </w:p>
+        </w:tc>
+        <w:tc>
+          <w:tcPr>
+            <w:tcW w:w="1625" w:type="dxa"/>
+          </w:tcPr>
+          <w:p>
+            <w:pPr>
+              <w:rPr>
+                <w:rFonts w:ascii="宋体" w:eastAsia="宋体" w:hAnsi="宋体" w:cs="Times New Roman" w:hint="eastAsia"/>
+                <w:b/>
+                <w:bCs/>
+                <w:szCs w:val="21"/>
+              </w:rPr>
+            </w:pPr>
+            <w:r>
+              <w:rPr>
+                <w:rFonts w:ascii="宋体" w:eastAsia="宋体" w:hAnsi="宋体" w:cs="Times New Roman" w:hint="eastAsia"/>
+                <w:b/>
+                <w:bCs/>
+                <w:szCs w:val="21"/>
+              </w:rPr>
+              <w:t>V1</w:t>
+            </w:r>
+          </w:p>
+        </w:tc>
+        <w:tc>
+          <w:tcPr>
+            <w:tcW w:w="3906" w:type="dxa"/>
+          </w:tcPr>
+          <w:p>
+            <w:pPr>
+              <w:rPr>
+                <w:rFonts w:ascii="宋体" w:eastAsia="宋体" w:hAnsi="宋体" w:cs="Times New Roman" w:hint="eastAsia"/>
+                <w:b/>
+                <w:bCs/>
+                <w:szCs w:val="21"/>
+              </w:rPr>
+            </w:pPr>
             <w:r>
               <w:rPr>
                 <w:rFonts w:ascii="宋体" w:eastAsia="宋体" w:hAnsi="宋体" w:cs="Times New Roman"/>
@@ -12441,25 +13363,8 @@
                 <w:bCs/>
                 <w:szCs w:val="21"/>
               </w:rPr>
-              <w:t>0：不计算，1：计算</w:t>
-            </w:r>
-          </w:p>
-        </w:tc>
-      </w:tr>
-      <w:tr>
-        <w:tc>
-          <w:tcPr>
-            <w:tcW w:w="2765" w:type="dxa"/>
-          </w:tcPr>
-          <w:p>
-            <w:pPr>
-              <w:rPr>
-                <w:rFonts w:ascii="宋体" w:eastAsia="宋体" w:hAnsi="宋体" w:cs="Times New Roman" w:hint="eastAsia"/>
-                <w:b/>
-                <w:bCs/>
-                <w:szCs w:val="21"/>
-              </w:rPr>
-            </w:pPr>
+              <w:t>是否计算空间电荷效应</w:t>
+            </w:r>
             <w:r>
               <w:rPr>
                 <w:rFonts w:ascii="宋体" w:eastAsia="宋体" w:hAnsi="宋体" w:cs="Times New Roman"/>
@@ -12467,38 +13372,8 @@
                 <w:bCs/>
                 <w:szCs w:val="21"/>
               </w:rPr>
-              <w:t>scMethod</w:t>
-            </w:r>
-          </w:p>
-        </w:tc>
-        <w:tc>
-          <w:tcPr>
-            <w:tcW w:w="1625" w:type="dxa"/>
-          </w:tcPr>
-          <w:p>
-            <w:pPr>
-              <w:rPr>
-                <w:rFonts w:ascii="宋体" w:eastAsia="宋体" w:hAnsi="宋体" w:cs="Times New Roman" w:hint="eastAsia"/>
-                <w:b/>
-                <w:bCs/>
-                <w:szCs w:val="21"/>
-              </w:rPr>
-            </w:pPr>
-          </w:p>
-        </w:tc>
-        <w:tc>
-          <w:tcPr>
-            <w:tcW w:w="3906" w:type="dxa"/>
-          </w:tcPr>
-          <w:p>
-            <w:pPr>
-              <w:rPr>
-                <w:rFonts w:ascii="宋体" w:eastAsia="宋体" w:hAnsi="宋体" w:cs="Times New Roman" w:hint="eastAsia"/>
-                <w:b/>
-                <w:bCs/>
-                <w:szCs w:val="21"/>
-              </w:rPr>
-            </w:pPr>
+              <w:br/>
+            </w:r>
             <w:r>
               <w:rPr>
                 <w:rFonts w:ascii="宋体" w:eastAsia="宋体" w:hAnsi="宋体" w:cs="Times New Roman"/>
@@ -12506,7 +13381,7 @@
                 <w:bCs/>
                 <w:szCs w:val="21"/>
               </w:rPr>
-              <w:t>FFT 或 PICNIC</w:t>
+              <w:t>0：不计算，1：计算</w:t>
             </w:r>
           </w:p>
         </w:tc>
@@ -12525,6 +13400,7 @@
                 <w:szCs w:val="21"/>
               </w:rPr>
             </w:pPr>
+            <w:proofErr w:type="spellStart"/>
             <w:r>
               <w:rPr>
                 <w:rFonts w:ascii="宋体" w:eastAsia="宋体" w:hAnsi="宋体" w:cs="Times New Roman"/>
@@ -12532,8 +13408,9 @@
                 <w:bCs/>
                 <w:szCs w:val="21"/>
               </w:rPr>
-              <w:t>numOfGrid</w:t>
-            </w:r>
+              <w:t>scMethod</w:t>
+            </w:r>
+            <w:proofErr w:type="spellEnd"/>
           </w:p>
         </w:tc>
         <w:tc>
@@ -12549,65 +13426,11 @@
                 <w:szCs w:val="21"/>
               </w:rPr>
             </w:pPr>
-            <w:r>
-              <w:rPr>
-                <w:rFonts w:ascii="宋体" w:eastAsia="宋体" w:hAnsi="宋体" w:cs="Times New Roman" w:hint="eastAsia"/>
-                <w:b/>
-                <w:bCs/>
-                <w:szCs w:val="21"/>
-              </w:rPr>
-              <w:t>V1,V2,V3</w:t>
-            </w:r>
           </w:p>
         </w:tc>
         <w:tc>
           <w:tcPr>
             <w:tcW w:w="3906" w:type="dxa"/>
-          </w:tcPr>
-          <w:p>
-            <w:pPr>
-              <w:rPr>
-                <w:rFonts w:ascii="宋体" w:eastAsia="宋体" w:hAnsi="宋体" w:cs="Times New Roman" w:hint="eastAsia"/>
-                <w:b/>
-                <w:bCs/>
-                <w:szCs w:val="21"/>
-              </w:rPr>
-            </w:pPr>
-            <w:r>
-              <w:rPr>
-                <w:rFonts w:ascii="宋体" w:eastAsia="宋体" w:hAnsi="宋体" w:cs="Times New Roman" w:hint="eastAsia"/>
-                <w:b/>
-                <w:bCs/>
-                <w:szCs w:val="21"/>
-              </w:rPr>
-              <w:t>方向网格数</w:t>
-            </w:r>
-          </w:p>
-          <w:p>
-            <w:pPr>
-              <w:rPr>
-                <w:rFonts w:ascii="宋体" w:eastAsia="宋体" w:hAnsi="宋体" w:cs="Times New Roman" w:hint="eastAsia"/>
-                <w:b/>
-                <w:bCs/>
-                <w:szCs w:val="21"/>
-              </w:rPr>
-            </w:pPr>
-            <w:r>
-              <w:rPr>
-                <w:rFonts w:ascii="宋体" w:eastAsia="宋体" w:hAnsi="宋体" w:cs="Times New Roman" w:hint="eastAsia"/>
-                <w:b/>
-                <w:bCs/>
-                <w:szCs w:val="21"/>
-              </w:rPr>
-              <w:t>Nx, Ny, Nz</w:t>
-            </w:r>
-          </w:p>
-        </w:tc>
-      </w:tr>
-      <w:tr>
-        <w:tc>
-          <w:tcPr>
-            <w:tcW w:w="2765" w:type="dxa"/>
           </w:tcPr>
           <w:p>
             <w:pPr>
@@ -12625,13 +13448,15 @@
                 <w:bCs/>
                 <w:szCs w:val="21"/>
               </w:rPr>
-              <w:t>meshRms</w:t>
-            </w:r>
-          </w:p>
-        </w:tc>
-        <w:tc>
-          <w:tcPr>
-            <w:tcW w:w="1625" w:type="dxa"/>
+              <w:t>FFT 或 PICNIC</w:t>
+            </w:r>
+          </w:p>
+        </w:tc>
+      </w:tr>
+      <w:tr>
+        <w:tc>
+          <w:tcPr>
+            <w:tcW w:w="2765" w:type="dxa"/>
           </w:tcPr>
           <w:p>
             <w:pPr>
@@ -12642,30 +13467,7 @@
                 <w:szCs w:val="21"/>
               </w:rPr>
             </w:pPr>
-            <w:r>
-              <w:rPr>
-                <w:rFonts w:ascii="宋体" w:eastAsia="宋体" w:hAnsi="宋体" w:cs="Times New Roman" w:hint="eastAsia"/>
-                <w:b/>
-                <w:bCs/>
-                <w:szCs w:val="21"/>
-              </w:rPr>
-              <w:t>V1,V2,V3</w:t>
-            </w:r>
-          </w:p>
-        </w:tc>
-        <w:tc>
-          <w:tcPr>
-            <w:tcW w:w="3906" w:type="dxa"/>
-          </w:tcPr>
-          <w:p>
-            <w:pPr>
-              <w:rPr>
-                <w:rFonts w:ascii="宋体" w:eastAsia="宋体" w:hAnsi="宋体" w:cs="Times New Roman" w:hint="eastAsia"/>
-                <w:b/>
-                <w:bCs/>
-                <w:szCs w:val="21"/>
-              </w:rPr>
-            </w:pPr>
+            <w:proofErr w:type="spellStart"/>
             <w:r>
               <w:rPr>
                 <w:rFonts w:ascii="宋体" w:eastAsia="宋体" w:hAnsi="宋体" w:cs="Times New Roman"/>
@@ -12673,8 +13475,118 @@
                 <w:bCs/>
                 <w:szCs w:val="21"/>
               </w:rPr>
-              <w:t>三个方向上的网格边长，按对应方向束团的 RMS 尺寸乘以 2 进行缩放</w:t>
-            </w:r>
+              <w:t>numOfGrid</w:t>
+            </w:r>
+            <w:proofErr w:type="spellEnd"/>
+          </w:p>
+        </w:tc>
+        <w:tc>
+          <w:tcPr>
+            <w:tcW w:w="1625" w:type="dxa"/>
+          </w:tcPr>
+          <w:p>
+            <w:pPr>
+              <w:rPr>
+                <w:rFonts w:ascii="宋体" w:eastAsia="宋体" w:hAnsi="宋体" w:cs="Times New Roman" w:hint="eastAsia"/>
+                <w:b/>
+                <w:bCs/>
+                <w:szCs w:val="21"/>
+              </w:rPr>
+            </w:pPr>
+            <w:r>
+              <w:rPr>
+                <w:rFonts w:ascii="宋体" w:eastAsia="宋体" w:hAnsi="宋体" w:cs="Times New Roman" w:hint="eastAsia"/>
+                <w:b/>
+                <w:bCs/>
+                <w:szCs w:val="21"/>
+              </w:rPr>
+              <w:t>V</w:t>
+            </w:r>
+            <w:proofErr w:type="gramStart"/>
+            <w:r>
+              <w:rPr>
+                <w:rFonts w:ascii="宋体" w:eastAsia="宋体" w:hAnsi="宋体" w:cs="Times New Roman" w:hint="eastAsia"/>
+                <w:b/>
+                <w:bCs/>
+                <w:szCs w:val="21"/>
+              </w:rPr>
+              <w:t>1,V2,V</w:t>
+            </w:r>
+            <w:proofErr w:type="gramEnd"/>
+            <w:r>
+              <w:rPr>
+                <w:rFonts w:ascii="宋体" w:eastAsia="宋体" w:hAnsi="宋体" w:cs="Times New Roman" w:hint="eastAsia"/>
+                <w:b/>
+                <w:bCs/>
+                <w:szCs w:val="21"/>
+              </w:rPr>
+              <w:t>3</w:t>
+            </w:r>
+          </w:p>
+        </w:tc>
+        <w:tc>
+          <w:tcPr>
+            <w:tcW w:w="3906" w:type="dxa"/>
+          </w:tcPr>
+          <w:p>
+            <w:pPr>
+              <w:rPr>
+                <w:rFonts w:ascii="宋体" w:eastAsia="宋体" w:hAnsi="宋体" w:cs="Times New Roman" w:hint="eastAsia"/>
+                <w:b/>
+                <w:bCs/>
+                <w:szCs w:val="21"/>
+              </w:rPr>
+            </w:pPr>
+            <w:r>
+              <w:rPr>
+                <w:rFonts w:ascii="宋体" w:eastAsia="宋体" w:hAnsi="宋体" w:cs="Times New Roman" w:hint="eastAsia"/>
+                <w:b/>
+                <w:bCs/>
+                <w:szCs w:val="21"/>
+              </w:rPr>
+              <w:t>方向网格数</w:t>
+            </w:r>
+          </w:p>
+          <w:p>
+            <w:pPr>
+              <w:rPr>
+                <w:rFonts w:ascii="宋体" w:eastAsia="宋体" w:hAnsi="宋体" w:cs="Times New Roman" w:hint="eastAsia"/>
+                <w:b/>
+                <w:bCs/>
+                <w:szCs w:val="21"/>
+              </w:rPr>
+            </w:pPr>
+            <w:proofErr w:type="spellStart"/>
+            <w:r>
+              <w:rPr>
+                <w:rFonts w:ascii="宋体" w:eastAsia="宋体" w:hAnsi="宋体" w:cs="Times New Roman" w:hint="eastAsia"/>
+                <w:b/>
+                <w:bCs/>
+                <w:szCs w:val="21"/>
+              </w:rPr>
+              <w:t>Nx</w:t>
+            </w:r>
+            <w:proofErr w:type="spellEnd"/>
+            <w:r>
+              <w:rPr>
+                <w:rFonts w:ascii="宋体" w:eastAsia="宋体" w:hAnsi="宋体" w:cs="Times New Roman" w:hint="eastAsia"/>
+                <w:b/>
+                <w:bCs/>
+                <w:szCs w:val="21"/>
+              </w:rPr>
+              <w:t xml:space="preserve">, Ny, </w:t>
+            </w:r>
+            <w:proofErr w:type="spellStart"/>
+            <w:r>
+              <w:rPr>
+                <w:rFonts w:ascii="宋体" w:eastAsia="宋体" w:hAnsi="宋体" w:cs="Times New Roman" w:hint="eastAsia"/>
+                <w:b/>
+                <w:bCs/>
+                <w:szCs w:val="21"/>
+              </w:rPr>
+              <w:t>Nz</w:t>
+            </w:r>
+            <w:proofErr w:type="spellEnd"/>
           </w:p>
         </w:tc>
       </w:tr>
@@ -12692,6 +13604,7 @@
                 <w:szCs w:val="21"/>
               </w:rPr>
             </w:pPr>
+            <w:proofErr w:type="spellStart"/>
             <w:r>
               <w:rPr>
                 <w:rFonts w:ascii="宋体" w:eastAsia="宋体" w:hAnsi="宋体" w:cs="Times New Roman"/>
@@ -12699,13 +13612,58 @@
                 <w:bCs/>
                 <w:szCs w:val="21"/>
               </w:rPr>
-              <w:t>dumpPeriodicity</w:t>
-            </w:r>
+              <w:t>meshRms</w:t>
+            </w:r>
+            <w:proofErr w:type="spellEnd"/>
           </w:p>
         </w:tc>
         <w:tc>
           <w:tcPr>
             <w:tcW w:w="1625" w:type="dxa"/>
+          </w:tcPr>
+          <w:p>
+            <w:pPr>
+              <w:rPr>
+                <w:rFonts w:ascii="宋体" w:eastAsia="宋体" w:hAnsi="宋体" w:cs="Times New Roman" w:hint="eastAsia"/>
+                <w:b/>
+                <w:bCs/>
+                <w:szCs w:val="21"/>
+              </w:rPr>
+            </w:pPr>
+            <w:r>
+              <w:rPr>
+                <w:rFonts w:ascii="宋体" w:eastAsia="宋体" w:hAnsi="宋体" w:cs="Times New Roman" w:hint="eastAsia"/>
+                <w:b/>
+                <w:bCs/>
+                <w:szCs w:val="21"/>
+              </w:rPr>
+              <w:t>V</w:t>
+            </w:r>
+            <w:proofErr w:type="gramStart"/>
+            <w:r>
+              <w:rPr>
+                <w:rFonts w:ascii="宋体" w:eastAsia="宋体" w:hAnsi="宋体" w:cs="Times New Roman" w:hint="eastAsia"/>
+                <w:b/>
+                <w:bCs/>
+                <w:szCs w:val="21"/>
+              </w:rPr>
+              <w:t>1,V2,V</w:t>
+            </w:r>
+            <w:proofErr w:type="gramEnd"/>
+            <w:r>
+              <w:rPr>
+                <w:rFonts w:ascii="宋体" w:eastAsia="宋体" w:hAnsi="宋体" w:cs="Times New Roman" w:hint="eastAsia"/>
+                <w:b/>
+                <w:bCs/>
+                <w:szCs w:val="21"/>
+              </w:rPr>
+              <w:t>3</w:t>
+            </w:r>
+          </w:p>
+        </w:tc>
+        <w:tc>
+          <w:tcPr>
+            <w:tcW w:w="3906" w:type="dxa"/>
           </w:tcPr>
           <w:p>
             <w:pPr>
@@ -12723,13 +13681,15 @@
                 <w:bCs/>
                 <w:szCs w:val="21"/>
               </w:rPr>
-              <w:t>V1</w:t>
-            </w:r>
-          </w:p>
-        </w:tc>
-        <w:tc>
-          <w:tcPr>
-            <w:tcW w:w="3906" w:type="dxa"/>
+              <w:t>三个方向上的网格边长，按对应方向束团的 RMS 尺寸乘以 2 进行缩放</w:t>
+            </w:r>
+          </w:p>
+        </w:tc>
+      </w:tr>
+      <w:tr>
+        <w:tc>
+          <w:tcPr>
+            <w:tcW w:w="2765" w:type="dxa"/>
           </w:tcPr>
           <w:p>
             <w:pPr>
@@ -12740,6 +13700,7 @@
                 <w:szCs w:val="21"/>
               </w:rPr>
             </w:pPr>
+            <w:proofErr w:type="spellStart"/>
             <w:r>
               <w:rPr>
                 <w:rFonts w:ascii="宋体" w:eastAsia="宋体" w:hAnsi="宋体" w:cs="Times New Roman"/>
@@ -12747,15 +13708,14 @@
                 <w:bCs/>
                 <w:szCs w:val="21"/>
               </w:rPr>
-              <w:t>每 V1 步输出一次（0 表示不输出）</w:t>
-            </w:r>
-          </w:p>
-        </w:tc>
-      </w:tr>
-      <w:tr>
-        <w:tc>
-          <w:tcPr>
-            <w:tcW w:w="2765" w:type="dxa"/>
+              <w:t>dumpPeriodicity</w:t>
+            </w:r>
+            <w:proofErr w:type="spellEnd"/>
+          </w:p>
+        </w:tc>
+        <w:tc>
+          <w:tcPr>
+            <w:tcW w:w="1625" w:type="dxa"/>
           </w:tcPr>
           <w:p>
             <w:pPr>
@@ -12773,31 +13733,7 @@
                 <w:bCs/>
                 <w:szCs w:val="21"/>
               </w:rPr>
-              <w:t>longLimits</w:t>
-            </w:r>
-          </w:p>
-        </w:tc>
-        <w:tc>
-          <w:tcPr>
-            <w:tcW w:w="1625" w:type="dxa"/>
-          </w:tcPr>
-          <w:p>
-            <w:pPr>
-              <w:rPr>
-                <w:rFonts w:ascii="宋体" w:eastAsia="宋体" w:hAnsi="宋体" w:cs="Times New Roman" w:hint="eastAsia"/>
-                <w:b/>
-                <w:bCs/>
-                <w:szCs w:val="21"/>
-              </w:rPr>
-            </w:pPr>
-            <w:r>
-              <w:rPr>
-                <w:rFonts w:ascii="宋体" w:eastAsia="宋体" w:hAnsi="宋体" w:cs="Times New Roman" w:hint="eastAsia"/>
-                <w:b/>
-                <w:bCs/>
-                <w:szCs w:val="21"/>
-              </w:rPr>
-              <w:t>V1,V2,V3</w:t>
+              <w:t>V1</w:t>
             </w:r>
           </w:p>
         </w:tc>
@@ -12821,8 +13757,26 @@
                 <w:bCs/>
                 <w:szCs w:val="21"/>
               </w:rPr>
-              <w:t>纵向束流损失边界条件</w:t>
-            </w:r>
+              <w:t>每 V1 步输出一次（0 表示不输出）</w:t>
+            </w:r>
+          </w:p>
+        </w:tc>
+      </w:tr>
+      <w:tr>
+        <w:tc>
+          <w:tcPr>
+            <w:tcW w:w="2765" w:type="dxa"/>
+          </w:tcPr>
+          <w:p>
+            <w:pPr>
+              <w:rPr>
+                <w:rFonts w:ascii="宋体" w:eastAsia="宋体" w:hAnsi="宋体" w:cs="Times New Roman" w:hint="eastAsia"/>
+                <w:b/>
+                <w:bCs/>
+                <w:szCs w:val="21"/>
+              </w:rPr>
+            </w:pPr>
+            <w:proofErr w:type="spellStart"/>
             <w:r>
               <w:rPr>
                 <w:rFonts w:ascii="宋体" w:eastAsia="宋体" w:hAnsi="宋体" w:cs="Times New Roman"/>
@@ -12830,9 +13784,68 @@
                 <w:bCs/>
                 <w:szCs w:val="21"/>
               </w:rPr>
-              <w:br/>
-              <w:t>V1 int；0：禁用，1：启用</w:t>
-            </w:r>
+              <w:t>longLimits</w:t>
+            </w:r>
+            <w:proofErr w:type="spellEnd"/>
+          </w:p>
+        </w:tc>
+        <w:tc>
+          <w:tcPr>
+            <w:tcW w:w="1625" w:type="dxa"/>
+          </w:tcPr>
+          <w:p>
+            <w:pPr>
+              <w:rPr>
+                <w:rFonts w:ascii="宋体" w:eastAsia="宋体" w:hAnsi="宋体" w:cs="Times New Roman" w:hint="eastAsia"/>
+                <w:b/>
+                <w:bCs/>
+                <w:szCs w:val="21"/>
+              </w:rPr>
+            </w:pPr>
+            <w:r>
+              <w:rPr>
+                <w:rFonts w:ascii="宋体" w:eastAsia="宋体" w:hAnsi="宋体" w:cs="Times New Roman" w:hint="eastAsia"/>
+                <w:b/>
+                <w:bCs/>
+                <w:szCs w:val="21"/>
+              </w:rPr>
+              <w:t>V</w:t>
+            </w:r>
+            <w:proofErr w:type="gramStart"/>
+            <w:r>
+              <w:rPr>
+                <w:rFonts w:ascii="宋体" w:eastAsia="宋体" w:hAnsi="宋体" w:cs="Times New Roman" w:hint="eastAsia"/>
+                <w:b/>
+                <w:bCs/>
+                <w:szCs w:val="21"/>
+              </w:rPr>
+              <w:t>1,V2,V</w:t>
+            </w:r>
+            <w:proofErr w:type="gramEnd"/>
+            <w:r>
+              <w:rPr>
+                <w:rFonts w:ascii="宋体" w:eastAsia="宋体" w:hAnsi="宋体" w:cs="Times New Roman" w:hint="eastAsia"/>
+                <w:b/>
+                <w:bCs/>
+                <w:szCs w:val="21"/>
+              </w:rPr>
+              <w:t>3</w:t>
+            </w:r>
+          </w:p>
+        </w:tc>
+        <w:tc>
+          <w:tcPr>
+            <w:tcW w:w="3906" w:type="dxa"/>
+          </w:tcPr>
+          <w:p>
+            <w:pPr>
+              <w:rPr>
+                <w:rFonts w:ascii="宋体" w:eastAsia="宋体" w:hAnsi="宋体" w:cs="Times New Roman" w:hint="eastAsia"/>
+                <w:b/>
+                <w:bCs/>
+                <w:szCs w:val="21"/>
+              </w:rPr>
+            </w:pPr>
             <w:r>
               <w:rPr>
                 <w:rFonts w:ascii="宋体" w:eastAsia="宋体" w:hAnsi="宋体" w:cs="Times New Roman"/>
@@ -12840,19 +13853,8 @@
                 <w:bCs/>
                 <w:szCs w:val="21"/>
               </w:rPr>
-              <w:br/>
-              <w:t>V2 double；相位边界（度）</w:t>
-            </w:r>
-          </w:p>
-          <w:p>
-            <w:pPr>
-              <w:rPr>
-                <w:rFonts w:ascii="宋体" w:eastAsia="宋体" w:hAnsi="宋体" w:cs="Times New Roman" w:hint="eastAsia"/>
-                <w:b/>
-                <w:bCs/>
-                <w:szCs w:val="21"/>
-              </w:rPr>
-            </w:pPr>
+              <w:t>纵向束流损失边界条件</w:t>
+            </w:r>
             <w:r>
               <w:rPr>
                 <w:rFonts w:ascii="宋体" w:eastAsia="宋体" w:hAnsi="宋体" w:cs="Times New Roman"/>
@@ -12860,25 +13862,9 @@
                 <w:bCs/>
                 <w:szCs w:val="21"/>
               </w:rPr>
-              <w:t>3 double；能量边界（MeV</w:t>
-            </w:r>
-          </w:p>
-        </w:tc>
-      </w:tr>
-      <w:tr>
-        <w:tc>
-          <w:tcPr>
-            <w:tcW w:w="2765" w:type="dxa"/>
-          </w:tcPr>
-          <w:p>
-            <w:pPr>
-              <w:rPr>
-                <w:rFonts w:ascii="宋体" w:eastAsia="宋体" w:hAnsi="宋体" w:cs="Times New Roman" w:hint="eastAsia"/>
-                <w:b/>
-                <w:bCs/>
-                <w:szCs w:val="21"/>
-              </w:rPr>
-            </w:pPr>
+              <w:br/>
+              <w:t>V1 int；0：禁用，1：启用</w:t>
+            </w:r>
             <w:r>
               <w:rPr>
                 <w:rFonts w:ascii="宋体" w:eastAsia="宋体" w:hAnsi="宋体" w:cs="Times New Roman"/>
@@ -12886,38 +13872,10 @@
                 <w:bCs/>
                 <w:szCs w:val="21"/>
               </w:rPr>
-              <w:t>boundary</w:t>
-            </w:r>
-          </w:p>
-        </w:tc>
-        <w:tc>
-          <w:tcPr>
-            <w:tcW w:w="1625" w:type="dxa"/>
-          </w:tcPr>
-          <w:p>
-            <w:pPr>
-              <w:rPr>
-                <w:rFonts w:ascii="宋体" w:eastAsia="宋体" w:hAnsi="宋体" w:cs="Times New Roman" w:hint="eastAsia"/>
-                <w:b/>
-                <w:bCs/>
-                <w:szCs w:val="21"/>
-              </w:rPr>
-            </w:pPr>
-            <w:r>
-              <w:rPr>
-                <w:rFonts w:ascii="宋体" w:eastAsia="宋体" w:hAnsi="宋体" w:cs="Times New Roman" w:hint="eastAsia"/>
-                <w:b/>
-                <w:bCs/>
-                <w:szCs w:val="21"/>
-              </w:rPr>
-              <w:t>V1</w:t>
-            </w:r>
-          </w:p>
-        </w:tc>
-        <w:tc>
-          <w:tcPr>
-            <w:tcW w:w="3906" w:type="dxa"/>
-          </w:tcPr>
+              <w:br/>
+              <w:t>V2 double；相位边界（度）</w:t>
+            </w:r>
+          </w:p>
           <w:p>
             <w:pPr>
               <w:rPr>
@@ -12934,9 +13892,16 @@
                 <w:bCs/>
                 <w:szCs w:val="21"/>
               </w:rPr>
-              <w:t>是否单独设置束流损失边界</w:t>
-            </w:r>
-          </w:p>
+              <w:t>3 double；能量边界（MeV</w:t>
+            </w:r>
+          </w:p>
+        </w:tc>
+      </w:tr>
+      <w:tr>
+        <w:tc>
+          <w:tcPr>
+            <w:tcW w:w="2765" w:type="dxa"/>
+          </w:tcPr>
           <w:p>
             <w:pPr>
               <w:rPr>
@@ -12953,6 +13918,73 @@
                 <w:bCs/>
                 <w:szCs w:val="21"/>
               </w:rPr>
+              <w:t>boundary</w:t>
+            </w:r>
+          </w:p>
+        </w:tc>
+        <w:tc>
+          <w:tcPr>
+            <w:tcW w:w="1625" w:type="dxa"/>
+          </w:tcPr>
+          <w:p>
+            <w:pPr>
+              <w:rPr>
+                <w:rFonts w:ascii="宋体" w:eastAsia="宋体" w:hAnsi="宋体" w:cs="Times New Roman" w:hint="eastAsia"/>
+                <w:b/>
+                <w:bCs/>
+                <w:szCs w:val="21"/>
+              </w:rPr>
+            </w:pPr>
+            <w:r>
+              <w:rPr>
+                <w:rFonts w:ascii="宋体" w:eastAsia="宋体" w:hAnsi="宋体" w:cs="Times New Roman" w:hint="eastAsia"/>
+                <w:b/>
+                <w:bCs/>
+                <w:szCs w:val="21"/>
+              </w:rPr>
+              <w:t>V1</w:t>
+            </w:r>
+          </w:p>
+        </w:tc>
+        <w:tc>
+          <w:tcPr>
+            <w:tcW w:w="3906" w:type="dxa"/>
+          </w:tcPr>
+          <w:p>
+            <w:pPr>
+              <w:rPr>
+                <w:rFonts w:ascii="宋体" w:eastAsia="宋体" w:hAnsi="宋体" w:cs="Times New Roman" w:hint="eastAsia"/>
+                <w:b/>
+                <w:bCs/>
+                <w:szCs w:val="21"/>
+              </w:rPr>
+            </w:pPr>
+            <w:r>
+              <w:rPr>
+                <w:rFonts w:ascii="宋体" w:eastAsia="宋体" w:hAnsi="宋体" w:cs="Times New Roman"/>
+                <w:b/>
+                <w:bCs/>
+                <w:szCs w:val="21"/>
+              </w:rPr>
+              <w:t>是否单独设置束流损失边界</w:t>
+            </w:r>
+          </w:p>
+          <w:p>
+            <w:pPr>
+              <w:rPr>
+                <w:rFonts w:ascii="宋体" w:eastAsia="宋体" w:hAnsi="宋体" w:cs="Times New Roman" w:hint="eastAsia"/>
+                <w:b/>
+                <w:bCs/>
+                <w:szCs w:val="21"/>
+              </w:rPr>
+            </w:pPr>
+            <w:r>
+              <w:rPr>
+                <w:rFonts w:ascii="宋体" w:eastAsia="宋体" w:hAnsi="宋体" w:cs="Times New Roman"/>
+                <w:b/>
+                <w:bCs/>
+                <w:szCs w:val="21"/>
+              </w:rPr>
               <w:t>0：否，1：是</w:t>
             </w:r>
           </w:p>
@@ -12979,6 +14011,7 @@
           <w:szCs w:val="21"/>
         </w:rPr>
       </w:pPr>
+      <w:proofErr w:type="spellStart"/>
       <w:r>
         <w:rPr>
           <w:rFonts w:ascii="宋体" w:eastAsia="宋体" w:hAnsi="宋体" w:cs="Times New Roman"/>
@@ -12988,6 +14021,7 @@
         </w:rPr>
         <w:t>meshRms</w:t>
       </w:r>
+      <w:proofErr w:type="spellEnd"/>
       <w:r>
         <w:rPr>
           <w:rFonts w:ascii="宋体" w:eastAsia="宋体" w:hAnsi="宋体" w:cs="Times New Roman"/>
@@ -13026,37 +14060,38 @@
           <w:szCs w:val="21"/>
         </w:rPr>
         <w:br/>
-        <w:t>V3 double；Lz = V3 × z 方向 RMS 尺寸 × 2</w:t>
-      </w:r>
-    </w:p>
-    <w:p>
-      <w:pPr>
-        <w:rPr>
-          <w:rFonts w:ascii="宋体" w:eastAsia="宋体" w:hAnsi="宋体" w:cs="Times New Roman" w:hint="eastAsia"/>
+        <w:t>V3 double；</w:t>
+      </w:r>
+      <w:proofErr w:type="spellStart"/>
+      <w:r>
+        <w:rPr>
+          <w:rFonts w:ascii="宋体" w:eastAsia="宋体" w:hAnsi="宋体" w:cs="Times New Roman"/>
           <w:b/>
           <w:bCs/>
           <w:szCs w:val="21"/>
         </w:rPr>
-      </w:pPr>
-    </w:p>
-    <w:p>
-      <w:pPr>
-        <w:rPr>
-          <w:rFonts w:ascii="宋体" w:eastAsia="宋体" w:hAnsi="宋体" w:cs="Times New Roman" w:hint="eastAsia"/>
+        <w:t>Lz</w:t>
+      </w:r>
+      <w:proofErr w:type="spellEnd"/>
+      <w:r>
+        <w:rPr>
+          <w:rFonts w:ascii="宋体" w:eastAsia="宋体" w:hAnsi="宋体" w:cs="Times New Roman"/>
           <w:b/>
           <w:bCs/>
           <w:szCs w:val="21"/>
         </w:rPr>
-      </w:pPr>
-      <w:r>
-        <w:rPr>
-          <w:rFonts w:ascii="宋体" w:eastAsia="宋体" w:hAnsi="宋体" w:cs="Times New Roman"/>
+        <w:t xml:space="preserve"> = V3 × z 方向 RMS 尺寸 × 2</w:t>
+      </w:r>
+    </w:p>
+    <w:p>
+      <w:pPr>
+        <w:rPr>
+          <w:rFonts w:ascii="宋体" w:eastAsia="宋体" w:hAnsi="宋体" w:cs="Times New Roman" w:hint="eastAsia"/>
           <w:b/>
           <w:bCs/>
           <w:szCs w:val="21"/>
         </w:rPr>
-        <w:t>  当启用二次粒子输运功能时，应在 beam.txt 中设置加速器同步粒子参数。</w:t>
-      </w:r>
+      </w:pPr>
     </w:p>
     <w:p>
       <w:pPr>
@@ -13074,7 +14109,46 @@
           <w:bCs/>
           <w:szCs w:val="21"/>
         </w:rPr>
-        <w:t>  当启用纵向周期性边界条件时，空间电荷效应求解算法会自动切换为 FFT，并且纵向网格长度会实时设置为束团的周期长度，需要设置更多的纵向网格点数（Numofgrid）。</w:t>
+        <w:t>  当启用二次粒子输运功能时，应在 beam.txt 中设置加速器同步粒子参数。</w:t>
+      </w:r>
+    </w:p>
+    <w:p>
+      <w:pPr>
+        <w:rPr>
+          <w:rFonts w:ascii="宋体" w:eastAsia="宋体" w:hAnsi="宋体" w:cs="Times New Roman" w:hint="eastAsia"/>
+          <w:b/>
+          <w:bCs/>
+          <w:szCs w:val="21"/>
+        </w:rPr>
+      </w:pPr>
+      <w:r>
+        <w:rPr>
+          <w:rFonts w:ascii="宋体" w:eastAsia="宋体" w:hAnsi="宋体" w:cs="Times New Roman"/>
+          <w:b/>
+          <w:bCs/>
+          <w:szCs w:val="21"/>
+        </w:rPr>
+        <w:t>  当启用纵向周期性边界条件时，空间电荷效应求解算法会自动切换为 FFT，并且纵向网格长度会实时设置为束团的周期长度，需要设置更多的纵向网格点数（</w:t>
+      </w:r>
+      <w:proofErr w:type="spellStart"/>
+      <w:r>
+        <w:rPr>
+          <w:rFonts w:ascii="宋体" w:eastAsia="宋体" w:hAnsi="宋体" w:cs="Times New Roman"/>
+          <w:b/>
+          <w:bCs/>
+          <w:szCs w:val="21"/>
+        </w:rPr>
+        <w:t>Numofgrid</w:t>
+      </w:r>
+      <w:proofErr w:type="spellEnd"/>
+      <w:r>
+        <w:rPr>
+          <w:rFonts w:ascii="宋体" w:eastAsia="宋体" w:hAnsi="宋体" w:cs="Times New Roman"/>
+          <w:b/>
+          <w:bCs/>
+          <w:szCs w:val="21"/>
+        </w:rPr>
+        <w:t>）。</w:t>
       </w:r>
     </w:p>
     <w:p>
@@ -13230,6 +14304,7 @@
                 <w:szCs w:val="21"/>
               </w:rPr>
             </w:pPr>
+            <w:proofErr w:type="spellStart"/>
             <w:r>
               <w:rPr>
                 <w:rFonts w:ascii="宋体" w:eastAsia="宋体" w:hAnsi="宋体" w:cs="Times New Roman" w:hint="eastAsia"/>
@@ -13237,6 +14312,7 @@
               </w:rPr>
               <w:t>readparticledistribution</w:t>
             </w:r>
+            <w:proofErr w:type="spellEnd"/>
           </w:p>
           <w:p>
             <w:pPr>
@@ -13300,6 +14376,7 @@
                 <w:szCs w:val="21"/>
               </w:rPr>
             </w:pPr>
+            <w:proofErr w:type="spellStart"/>
             <w:r>
               <w:rPr>
                 <w:rFonts w:ascii="宋体" w:eastAsia="宋体" w:hAnsi="宋体" w:cs="Times New Roman" w:hint="eastAsia"/>
@@ -13307,6 +14384,7 @@
               </w:rPr>
               <w:t>numofcharge</w:t>
             </w:r>
+            <w:proofErr w:type="spellEnd"/>
           </w:p>
           <w:p>
             <w:pPr>
@@ -13378,6 +14456,7 @@
                 <w:szCs w:val="21"/>
               </w:rPr>
             </w:pPr>
+            <w:proofErr w:type="spellStart"/>
             <w:r>
               <w:rPr>
                 <w:rFonts w:ascii="宋体" w:eastAsia="宋体" w:hAnsi="宋体" w:cs="Times New Roman" w:hint="eastAsia"/>
@@ -13385,6 +14464,7 @@
               </w:rPr>
               <w:t>particlerestmass</w:t>
             </w:r>
+            <w:proofErr w:type="spellEnd"/>
           </w:p>
         </w:tc>
         <w:tc>
@@ -13448,6 +14528,7 @@
                 <w:szCs w:val="21"/>
               </w:rPr>
             </w:pPr>
+            <w:proofErr w:type="spellStart"/>
             <w:r>
               <w:rPr>
                 <w:rFonts w:ascii="宋体" w:eastAsia="宋体" w:hAnsi="宋体" w:cs="Times New Roman" w:hint="eastAsia"/>
@@ -13455,6 +14536,7 @@
               </w:rPr>
               <w:t>particlenumber</w:t>
             </w:r>
+            <w:proofErr w:type="spellEnd"/>
           </w:p>
           <w:p>
             <w:pPr>
@@ -13526,6 +14608,7 @@
                 <w:szCs w:val="21"/>
               </w:rPr>
             </w:pPr>
+            <w:proofErr w:type="spellStart"/>
             <w:r>
               <w:rPr>
                 <w:rFonts w:ascii="宋体" w:eastAsia="宋体" w:hAnsi="宋体" w:cs="Times New Roman" w:hint="eastAsia"/>
@@ -13534,6 +14617,7 @@
               <w:lastRenderedPageBreak/>
               <w:t>kindofparticle</w:t>
             </w:r>
+            <w:proofErr w:type="spellEnd"/>
           </w:p>
           <w:p>
             <w:pPr>
@@ -13705,6 +14789,7 @@
                 <w:szCs w:val="21"/>
               </w:rPr>
             </w:pPr>
+            <w:proofErr w:type="spellStart"/>
             <w:r>
               <w:rPr>
                 <w:rFonts w:ascii="宋体" w:eastAsia="宋体" w:hAnsi="宋体" w:cs="Times New Roman" w:hint="eastAsia"/>
@@ -13712,6 +14797,7 @@
               </w:rPr>
               <w:t>twissx</w:t>
             </w:r>
+            <w:proofErr w:type="spellEnd"/>
           </w:p>
           <w:p>
             <w:pPr>
@@ -13738,7 +14824,23 @@
                 <w:rFonts w:ascii="宋体" w:eastAsia="宋体" w:hAnsi="宋体" w:cs="Times New Roman" w:hint="eastAsia"/>
                 <w:szCs w:val="21"/>
               </w:rPr>
-              <w:t>V1,V2,V3</w:t>
+              <w:t>V</w:t>
+            </w:r>
+            <w:proofErr w:type="gramStart"/>
+            <w:r>
+              <w:rPr>
+                <w:rFonts w:ascii="宋体" w:eastAsia="宋体" w:hAnsi="宋体" w:cs="Times New Roman" w:hint="eastAsia"/>
+                <w:szCs w:val="21"/>
+              </w:rPr>
+              <w:t>1,V2,V</w:t>
+            </w:r>
+            <w:proofErr w:type="gramEnd"/>
+            <w:r>
+              <w:rPr>
+                <w:rFonts w:ascii="宋体" w:eastAsia="宋体" w:hAnsi="宋体" w:cs="Times New Roman" w:hint="eastAsia"/>
+                <w:szCs w:val="21"/>
+              </w:rPr>
+              <w:t>3</w:t>
             </w:r>
           </w:p>
         </w:tc>
@@ -13773,22 +14875,54 @@
                 <w:rFonts w:ascii="宋体" w:eastAsia="宋体" w:hAnsi="宋体" w:cs="Times New Roman" w:hint="eastAsia"/>
                 <w:szCs w:val="21"/>
               </w:rPr>
-              <w:t>V2 double；beta（mm/π·mrad）</w:t>
-            </w:r>
-          </w:p>
-          <w:p>
-            <w:pPr>
-              <w:rPr>
-                <w:rFonts w:ascii="宋体" w:eastAsia="宋体" w:hAnsi="宋体" w:cs="Times New Roman" w:hint="eastAsia"/>
-                <w:szCs w:val="21"/>
-              </w:rPr>
-            </w:pPr>
-            <w:r>
-              <w:rPr>
-                <w:rFonts w:ascii="宋体" w:eastAsia="宋体" w:hAnsi="宋体" w:cs="Times New Roman" w:hint="eastAsia"/>
-                <w:szCs w:val="21"/>
-              </w:rPr>
-              <w:t>V3 double；emit（π·mm·mrad）</w:t>
+              <w:t>V2 double；beta（mm/π·</w:t>
+            </w:r>
+            <w:proofErr w:type="spellStart"/>
+            <w:r>
+              <w:rPr>
+                <w:rFonts w:ascii="宋体" w:eastAsia="宋体" w:hAnsi="宋体" w:cs="Times New Roman" w:hint="eastAsia"/>
+                <w:szCs w:val="21"/>
+              </w:rPr>
+              <w:t>mrad</w:t>
+            </w:r>
+            <w:proofErr w:type="spellEnd"/>
+            <w:r>
+              <w:rPr>
+                <w:rFonts w:ascii="宋体" w:eastAsia="宋体" w:hAnsi="宋体" w:cs="Times New Roman" w:hint="eastAsia"/>
+                <w:szCs w:val="21"/>
+              </w:rPr>
+              <w:t>）</w:t>
+            </w:r>
+          </w:p>
+          <w:p>
+            <w:pPr>
+              <w:rPr>
+                <w:rFonts w:ascii="宋体" w:eastAsia="宋体" w:hAnsi="宋体" w:cs="Times New Roman" w:hint="eastAsia"/>
+                <w:szCs w:val="21"/>
+              </w:rPr>
+            </w:pPr>
+            <w:r>
+              <w:rPr>
+                <w:rFonts w:ascii="宋体" w:eastAsia="宋体" w:hAnsi="宋体" w:cs="Times New Roman" w:hint="eastAsia"/>
+                <w:szCs w:val="21"/>
+              </w:rPr>
+              <w:t>V3 double；emit（π·mm·</w:t>
+            </w:r>
+            <w:proofErr w:type="spellStart"/>
+            <w:r>
+              <w:rPr>
+                <w:rFonts w:ascii="宋体" w:eastAsia="宋体" w:hAnsi="宋体" w:cs="Times New Roman" w:hint="eastAsia"/>
+                <w:szCs w:val="21"/>
+              </w:rPr>
+              <w:t>mrad</w:t>
+            </w:r>
+            <w:proofErr w:type="spellEnd"/>
+            <w:r>
+              <w:rPr>
+                <w:rFonts w:ascii="宋体" w:eastAsia="宋体" w:hAnsi="宋体" w:cs="Times New Roman" w:hint="eastAsia"/>
+                <w:szCs w:val="21"/>
+              </w:rPr>
+              <w:t>）</w:t>
             </w:r>
           </w:p>
           <w:p>
@@ -13813,6 +14947,7 @@
                 <w:szCs w:val="21"/>
               </w:rPr>
             </w:pPr>
+            <w:proofErr w:type="spellStart"/>
             <w:r>
               <w:rPr>
                 <w:rFonts w:ascii="宋体" w:eastAsia="宋体" w:hAnsi="宋体" w:cs="Times New Roman" w:hint="eastAsia"/>
@@ -13820,6 +14955,7 @@
               </w:rPr>
               <w:t>twissy</w:t>
             </w:r>
+            <w:proofErr w:type="spellEnd"/>
           </w:p>
         </w:tc>
         <w:tc>
@@ -13838,7 +14974,23 @@
                 <w:rFonts w:ascii="宋体" w:eastAsia="宋体" w:hAnsi="宋体" w:cs="Times New Roman" w:hint="eastAsia"/>
                 <w:szCs w:val="21"/>
               </w:rPr>
-              <w:t>V1,V2,V3</w:t>
+              <w:t>V</w:t>
+            </w:r>
+            <w:proofErr w:type="gramStart"/>
+            <w:r>
+              <w:rPr>
+                <w:rFonts w:ascii="宋体" w:eastAsia="宋体" w:hAnsi="宋体" w:cs="Times New Roman" w:hint="eastAsia"/>
+                <w:szCs w:val="21"/>
+              </w:rPr>
+              <w:t>1,V2,V</w:t>
+            </w:r>
+            <w:proofErr w:type="gramEnd"/>
+            <w:r>
+              <w:rPr>
+                <w:rFonts w:ascii="宋体" w:eastAsia="宋体" w:hAnsi="宋体" w:cs="Times New Roman" w:hint="eastAsia"/>
+                <w:szCs w:val="21"/>
+              </w:rPr>
+              <w:t>3</w:t>
             </w:r>
           </w:p>
         </w:tc>
@@ -13875,6 +15027,7 @@
                 <w:szCs w:val="21"/>
               </w:rPr>
             </w:pPr>
+            <w:proofErr w:type="spellStart"/>
             <w:r>
               <w:rPr>
                 <w:rFonts w:ascii="宋体" w:eastAsia="宋体" w:hAnsi="宋体" w:cs="Times New Roman" w:hint="eastAsia"/>
@@ -13889,6 +15042,7 @@
               </w:rPr>
               <w:t>Z</w:t>
             </w:r>
+            <w:proofErr w:type="spellEnd"/>
           </w:p>
         </w:tc>
         <w:tc>
@@ -13907,7 +15061,23 @@
                 <w:rFonts w:ascii="宋体" w:eastAsia="宋体" w:hAnsi="宋体" w:cs="Times New Roman" w:hint="eastAsia"/>
                 <w:szCs w:val="21"/>
               </w:rPr>
-              <w:t>V1,V2,V3</w:t>
+              <w:t>V</w:t>
+            </w:r>
+            <w:proofErr w:type="gramStart"/>
+            <w:r>
+              <w:rPr>
+                <w:rFonts w:ascii="宋体" w:eastAsia="宋体" w:hAnsi="宋体" w:cs="Times New Roman" w:hint="eastAsia"/>
+                <w:szCs w:val="21"/>
+              </w:rPr>
+              <w:t>1,V2,V</w:t>
+            </w:r>
+            <w:proofErr w:type="gramEnd"/>
+            <w:r>
+              <w:rPr>
+                <w:rFonts w:ascii="宋体" w:eastAsia="宋体" w:hAnsi="宋体" w:cs="Times New Roman" w:hint="eastAsia"/>
+                <w:szCs w:val="21"/>
+              </w:rPr>
+              <w:t>3</w:t>
             </w:r>
           </w:p>
         </w:tc>
@@ -14069,6 +15239,7 @@
                 <w:szCs w:val="21"/>
               </w:rPr>
             </w:pPr>
+            <w:proofErr w:type="spellStart"/>
             <w:r>
               <w:rPr>
                 <w:rFonts w:ascii="宋体" w:eastAsia="宋体" w:hAnsi="宋体" w:cs="Times New Roman" w:hint="eastAsia"/>
@@ -14076,6 +15247,7 @@
               </w:rPr>
               <w:t>kindofparticle</w:t>
             </w:r>
+            <w:proofErr w:type="spellEnd"/>
           </w:p>
           <w:p>
             <w:pPr>
@@ -14147,6 +15319,7 @@
                 <w:szCs w:val="21"/>
               </w:rPr>
             </w:pPr>
+            <w:proofErr w:type="spellStart"/>
             <w:r>
               <w:rPr>
                 <w:rFonts w:ascii="宋体" w:eastAsia="宋体" w:hAnsi="宋体" w:cs="Times New Roman" w:hint="eastAsia"/>
@@ -14154,6 +15327,7 @@
               </w:rPr>
               <w:t>beamtype</w:t>
             </w:r>
+            <w:proofErr w:type="spellEnd"/>
           </w:p>
         </w:tc>
         <w:tc>
@@ -14209,12 +15383,21 @@
                 <w:szCs w:val="21"/>
               </w:rPr>
             </w:pPr>
+            <w:proofErr w:type="spellStart"/>
             <w:r>
               <w:rPr>
                 <w:rFonts w:ascii="宋体" w:eastAsia="宋体" w:hAnsi="宋体" w:cs="Times New Roman"/>
                 <w:szCs w:val="21"/>
               </w:rPr>
-              <w:t xml:space="preserve">randomseed </w:t>
+              <w:t>randomseed</w:t>
+            </w:r>
+            <w:proofErr w:type="spellEnd"/>
+            <w:r>
+              <w:rPr>
+                <w:rFonts w:ascii="宋体" w:eastAsia="宋体" w:hAnsi="宋体" w:cs="Times New Roman"/>
+                <w:szCs w:val="21"/>
+              </w:rPr>
+              <w:t xml:space="preserve"> </w:t>
             </w:r>
           </w:p>
         </w:tc>
@@ -14306,7 +15489,23 @@
           <w:rFonts w:ascii="宋体" w:eastAsia="宋体" w:hAnsi="宋体" w:cs="Times New Roman" w:hint="eastAsia"/>
           <w:szCs w:val="21"/>
         </w:rPr>
-        <w:t>当导入已有束团分布文件时，除“numofcharge”外的所有关键词均不生效</w:t>
+        <w:t>当导入已有束团分布文件时，除“</w:t>
+      </w:r>
+      <w:proofErr w:type="spellStart"/>
+      <w:r>
+        <w:rPr>
+          <w:rFonts w:ascii="宋体" w:eastAsia="宋体" w:hAnsi="宋体" w:cs="Times New Roman" w:hint="eastAsia"/>
+          <w:szCs w:val="21"/>
+        </w:rPr>
+        <w:t>numofcharge</w:t>
+      </w:r>
+      <w:proofErr w:type="spellEnd"/>
+      <w:r>
+        <w:rPr>
+          <w:rFonts w:ascii="宋体" w:eastAsia="宋体" w:hAnsi="宋体" w:cs="Times New Roman" w:hint="eastAsia"/>
+          <w:szCs w:val="21"/>
+        </w:rPr>
+        <w:t>”外的所有关键词均不生效</w:t>
       </w:r>
       <w:r>
         <w:rPr>
@@ -14406,7 +15605,55 @@
           <w:rFonts w:ascii="宋体" w:eastAsia="宋体" w:hAnsi="宋体" w:cs="Times New Roman" w:hint="eastAsia"/>
           <w:szCs w:val="21"/>
         </w:rPr>
-        <w:t>用于记录AVAS扫相结果或手动设置射频场相位，文件的每一行分别为一个射频腔的 入口相位（角度）、入口时间（s）。射频场在lattice中的排列顺序即为数据的排列顺序。</w:t>
+        <w:t>用于记录AVAS</w:t>
+      </w:r>
+      <w:proofErr w:type="gramStart"/>
+      <w:r>
+        <w:rPr>
+          <w:rFonts w:ascii="宋体" w:eastAsia="宋体" w:hAnsi="宋体" w:cs="Times New Roman" w:hint="eastAsia"/>
+          <w:szCs w:val="21"/>
+        </w:rPr>
+        <w:t>扫相结果</w:t>
+      </w:r>
+      <w:proofErr w:type="gramEnd"/>
+      <w:r>
+        <w:rPr>
+          <w:rFonts w:ascii="宋体" w:eastAsia="宋体" w:hAnsi="宋体" w:cs="Times New Roman" w:hint="eastAsia"/>
+          <w:szCs w:val="21"/>
+        </w:rPr>
+        <w:t>或手动设置</w:t>
+      </w:r>
+      <w:proofErr w:type="gramStart"/>
+      <w:r>
+        <w:rPr>
+          <w:rFonts w:ascii="宋体" w:eastAsia="宋体" w:hAnsi="宋体" w:cs="Times New Roman" w:hint="eastAsia"/>
+          <w:szCs w:val="21"/>
+        </w:rPr>
+        <w:t>射频场</w:t>
+      </w:r>
+      <w:proofErr w:type="gramEnd"/>
+      <w:r>
+        <w:rPr>
+          <w:rFonts w:ascii="宋体" w:eastAsia="宋体" w:hAnsi="宋体" w:cs="Times New Roman" w:hint="eastAsia"/>
+          <w:szCs w:val="21"/>
+        </w:rPr>
+        <w:t>相位，文件的每一行分别为一个射频腔的 入口相位（角度）、入口时间（s）。</w:t>
+      </w:r>
+      <w:proofErr w:type="gramStart"/>
+      <w:r>
+        <w:rPr>
+          <w:rFonts w:ascii="宋体" w:eastAsia="宋体" w:hAnsi="宋体" w:cs="Times New Roman" w:hint="eastAsia"/>
+          <w:szCs w:val="21"/>
+        </w:rPr>
+        <w:t>射频场</w:t>
+      </w:r>
+      <w:proofErr w:type="gramEnd"/>
+      <w:r>
+        <w:rPr>
+          <w:rFonts w:ascii="宋体" w:eastAsia="宋体" w:hAnsi="宋体" w:cs="Times New Roman" w:hint="eastAsia"/>
+          <w:szCs w:val="21"/>
+        </w:rPr>
+        <w:t>在lattice中的排列顺序即为数据的排列顺序。</w:t>
       </w:r>
     </w:p>
     <w:p>
@@ -14440,7 +15687,39 @@
           <w:rFonts w:ascii="宋体" w:eastAsia="宋体" w:hAnsi="宋体"/>
           <w:szCs w:val="21"/>
         </w:rPr>
-        <w:t>当在input.txt 中将 secondarybeam 设置为 1 时，可以在 ReadParticleDistribution 之后输入此文件。</w:t>
+        <w:t xml:space="preserve">当在input.txt 中将 </w:t>
+      </w:r>
+      <w:proofErr w:type="spellStart"/>
+      <w:r>
+        <w:rPr>
+          <w:rFonts w:ascii="宋体" w:eastAsia="宋体" w:hAnsi="宋体"/>
+          <w:szCs w:val="21"/>
+        </w:rPr>
+        <w:t>secondarybeam</w:t>
+      </w:r>
+      <w:proofErr w:type="spellEnd"/>
+      <w:r>
+        <w:rPr>
+          <w:rFonts w:ascii="宋体" w:eastAsia="宋体" w:hAnsi="宋体"/>
+          <w:szCs w:val="21"/>
+        </w:rPr>
+        <w:t xml:space="preserve"> 设置为 1 时，可以在 </w:t>
+      </w:r>
+      <w:proofErr w:type="spellStart"/>
+      <w:r>
+        <w:rPr>
+          <w:rFonts w:ascii="宋体" w:eastAsia="宋体" w:hAnsi="宋体"/>
+          <w:szCs w:val="21"/>
+        </w:rPr>
+        <w:t>ReadParticleDistribution</w:t>
+      </w:r>
+      <w:proofErr w:type="spellEnd"/>
+      <w:r>
+        <w:rPr>
+          <w:rFonts w:ascii="宋体" w:eastAsia="宋体" w:hAnsi="宋体"/>
+          <w:szCs w:val="21"/>
+        </w:rPr>
+        <w:t xml:space="preserve"> 之后输入此文件。</w:t>
       </w:r>
       <w:r>
         <w:rPr>
@@ -14601,6 +15880,7 @@
                 <w:szCs w:val="28"/>
               </w:rPr>
             </w:pPr>
+            <w:proofErr w:type="spellStart"/>
             <w:r>
               <w:rPr>
                 <w:rFonts w:ascii="宋体" w:eastAsia="宋体" w:hAnsi="宋体" w:hint="eastAsia"/>
@@ -14609,6 +15889,7 @@
               </w:rPr>
               <w:t>vx</w:t>
             </w:r>
+            <w:proofErr w:type="spellEnd"/>
           </w:p>
         </w:tc>
         <w:tc>
@@ -14623,6 +15904,7 @@
                 <w:szCs w:val="28"/>
               </w:rPr>
             </w:pPr>
+            <w:proofErr w:type="spellStart"/>
             <w:r>
               <w:rPr>
                 <w:rFonts w:ascii="宋体" w:eastAsia="宋体" w:hAnsi="宋体" w:hint="eastAsia"/>
@@ -14631,6 +15913,7 @@
               </w:rPr>
               <w:t>vy</w:t>
             </w:r>
+            <w:proofErr w:type="spellEnd"/>
           </w:p>
         </w:tc>
         <w:tc>
@@ -14645,6 +15928,7 @@
                 <w:szCs w:val="28"/>
               </w:rPr>
             </w:pPr>
+            <w:proofErr w:type="spellStart"/>
             <w:r>
               <w:rPr>
                 <w:rFonts w:ascii="宋体" w:eastAsia="宋体" w:hAnsi="宋体" w:hint="eastAsia"/>
@@ -14653,6 +15937,7 @@
               </w:rPr>
               <w:t>vz</w:t>
             </w:r>
+            <w:proofErr w:type="spellEnd"/>
           </w:p>
         </w:tc>
         <w:tc>
@@ -15056,7 +16341,7 @@
     <w:p>
       <w:pPr>
         <w:rPr>
-          <w:rFonts w:ascii="宋体" w:eastAsia="宋体" w:hAnsi="宋体" w:hint="eastAsia"/>
+          <w:rFonts w:ascii="宋体" w:eastAsia="宋体" w:hAnsi="宋体"/>
           <w:szCs w:val="21"/>
         </w:rPr>
       </w:pPr>
@@ -15083,6 +16368,38 @@
         <w:br/>
         <w:t>此时，lattice.txt 中设置的元件半径将被屏蔽。</w:t>
       </w:r>
+    </w:p>
+    <w:p>
+      <w:pPr>
+        <w:rPr>
+          <w:rFonts w:ascii="宋体" w:eastAsia="宋体" w:hAnsi="宋体"/>
+          <w:szCs w:val="21"/>
+        </w:rPr>
+      </w:pPr>
+    </w:p>
+    <w:p>
+      <w:pPr>
+        <w:rPr>
+          <w:rFonts w:ascii="宋体" w:eastAsia="宋体" w:hAnsi="宋体"/>
+          <w:szCs w:val="21"/>
+        </w:rPr>
+      </w:pPr>
+    </w:p>
+    <w:p>
+      <w:pPr>
+        <w:rPr>
+          <w:rFonts w:ascii="宋体" w:eastAsia="宋体" w:hAnsi="宋体"/>
+          <w:szCs w:val="21"/>
+        </w:rPr>
+      </w:pPr>
+    </w:p>
+    <w:p>
+      <w:pPr>
+        <w:rPr>
+          <w:rFonts w:ascii="宋体" w:eastAsia="宋体" w:hAnsi="宋体" w:hint="eastAsia"/>
+          <w:szCs w:val="21"/>
+        </w:rPr>
+      </w:pPr>
       <w:r>
         <w:rPr>
           <w:rFonts w:ascii="宋体" w:eastAsia="宋体" w:hAnsi="宋体"/>
@@ -15691,6 +17008,7 @@
           <w:rFonts w:hint="eastAsia"/>
         </w:rPr>
       </w:pPr>
+      <w:proofErr w:type="spellStart"/>
       <w:r>
         <w:t>e</w:t>
       </w:r>
@@ -15700,6 +17018,7 @@
         </w:rPr>
         <w:t>dst</w:t>
       </w:r>
+      <w:proofErr w:type="spellEnd"/>
     </w:p>
     <w:p>
       <w:pPr>
@@ -15715,16 +17034,35 @@
           <w:sz w:val="24"/>
           <w:szCs w:val="28"/>
         </w:rPr>
-        <w:t>.esdt文件为扩展的束团分布文件，</w:t>
-      </w:r>
+        <w:t>.</w:t>
+      </w:r>
+      <w:proofErr w:type="spellStart"/>
       <w:r>
         <w:rPr>
           <w:rFonts w:ascii="仿宋" w:eastAsia="仿宋" w:hAnsi="仿宋" w:hint="eastAsia"/>
           <w:sz w:val="24"/>
           <w:szCs w:val="28"/>
         </w:rPr>
+        <w:t>esdt</w:t>
+      </w:r>
+      <w:proofErr w:type="spellEnd"/>
+      <w:r>
+        <w:rPr>
+          <w:rFonts w:ascii="仿宋" w:eastAsia="仿宋" w:hAnsi="仿宋" w:hint="eastAsia"/>
+          <w:sz w:val="24"/>
+          <w:szCs w:val="28"/>
+        </w:rPr>
+        <w:t>文件为扩展的束团分布文件，</w:t>
+      </w:r>
+      <w:r>
+        <w:rPr>
+          <w:rFonts w:ascii="仿宋" w:eastAsia="仿宋" w:hAnsi="仿宋" w:hint="eastAsia"/>
+          <w:sz w:val="24"/>
+          <w:szCs w:val="28"/>
+        </w:rPr>
         <w:t>可以描述由多种粒子组成的混合束团在指定纵向位置的束团分布信息。使用混合束团时无需额外设置，在beam.txt中的</w:t>
       </w:r>
+      <w:proofErr w:type="spellStart"/>
       <w:r>
         <w:rPr>
           <w:rFonts w:ascii="仿宋" w:eastAsia="仿宋" w:hAnsi="仿宋"/>
@@ -15733,6 +17071,7 @@
         </w:rPr>
         <w:t>ReadParticleDistribution</w:t>
       </w:r>
+      <w:proofErr w:type="spellEnd"/>
       <w:r>
         <w:rPr>
           <w:rFonts w:ascii="仿宋" w:eastAsia="仿宋" w:hAnsi="仿宋" w:hint="eastAsia"/>
@@ -15747,7 +17086,61 @@
           <w:sz w:val="24"/>
           <w:szCs w:val="28"/>
         </w:rPr>
-        <w:t>后跟随.edst格式的初始束团文件时，程序会自行切换到混合束团模拟，此时原来所有会输出.dst格式的束团分布的功能都将输出.edst格式的束团分布</w:t>
+        <w:t>后跟随.</w:t>
+      </w:r>
+      <w:proofErr w:type="spellStart"/>
+      <w:r>
+        <w:rPr>
+          <w:rFonts w:ascii="仿宋" w:eastAsia="仿宋" w:hAnsi="仿宋" w:hint="eastAsia"/>
+          <w:sz w:val="24"/>
+          <w:szCs w:val="28"/>
+        </w:rPr>
+        <w:t>edst</w:t>
+      </w:r>
+      <w:proofErr w:type="spellEnd"/>
+      <w:r>
+        <w:rPr>
+          <w:rFonts w:ascii="仿宋" w:eastAsia="仿宋" w:hAnsi="仿宋" w:hint="eastAsia"/>
+          <w:sz w:val="24"/>
+          <w:szCs w:val="28"/>
+        </w:rPr>
+        <w:t>格式的初始束团文件时，程序会自行切换到混合束团模拟，此时原来所有会输出.</w:t>
+      </w:r>
+      <w:proofErr w:type="spellStart"/>
+      <w:r>
+        <w:rPr>
+          <w:rFonts w:ascii="仿宋" w:eastAsia="仿宋" w:hAnsi="仿宋" w:hint="eastAsia"/>
+          <w:sz w:val="24"/>
+          <w:szCs w:val="28"/>
+        </w:rPr>
+        <w:t>dst</w:t>
+      </w:r>
+      <w:proofErr w:type="spellEnd"/>
+      <w:r>
+        <w:rPr>
+          <w:rFonts w:ascii="仿宋" w:eastAsia="仿宋" w:hAnsi="仿宋" w:hint="eastAsia"/>
+          <w:sz w:val="24"/>
+          <w:szCs w:val="28"/>
+        </w:rPr>
+        <w:t>格式的束团分布的功能都将输出.</w:t>
+      </w:r>
+      <w:proofErr w:type="spellStart"/>
+      <w:r>
+        <w:rPr>
+          <w:rFonts w:ascii="仿宋" w:eastAsia="仿宋" w:hAnsi="仿宋" w:hint="eastAsia"/>
+          <w:sz w:val="24"/>
+          <w:szCs w:val="28"/>
+        </w:rPr>
+        <w:t>edst</w:t>
+      </w:r>
+      <w:proofErr w:type="spellEnd"/>
+      <w:r>
+        <w:rPr>
+          <w:rFonts w:ascii="仿宋" w:eastAsia="仿宋" w:hAnsi="仿宋" w:hint="eastAsia"/>
+          <w:sz w:val="24"/>
+          <w:szCs w:val="28"/>
+        </w:rPr>
+        <w:t>格式的束团分布</w:t>
       </w:r>
       <w:r>
         <w:rPr>
@@ -15781,32 +17174,50 @@
           <w:sz w:val="24"/>
           <w:szCs w:val="28"/>
         </w:rPr>
-        <w:t>.edst文件</w:t>
-      </w:r>
+        <w:t>.</w:t>
+      </w:r>
+      <w:proofErr w:type="spellStart"/>
       <w:r>
         <w:rPr>
           <w:rFonts w:ascii="仿宋" w:eastAsia="仿宋" w:hAnsi="仿宋" w:hint="eastAsia"/>
           <w:sz w:val="24"/>
           <w:szCs w:val="28"/>
         </w:rPr>
-        <w:t>中记录每个粒子的六维坐标</w:t>
-      </w:r>
+        <w:t>edst</w:t>
+      </w:r>
+      <w:proofErr w:type="spellEnd"/>
       <w:r>
         <w:rPr>
           <w:rFonts w:ascii="仿宋" w:eastAsia="仿宋" w:hAnsi="仿宋" w:hint="eastAsia"/>
           <w:sz w:val="24"/>
           <w:szCs w:val="28"/>
         </w:rPr>
-        <w:t>及电荷量、静止质量、权重。具体格式为：</w:t>
-      </w:r>
-    </w:p>
-    <w:p>
-      <w:pPr>
+        <w:t>文件</w:t>
+      </w:r>
+      <w:r>
         <w:rPr>
           <w:rFonts w:ascii="仿宋" w:eastAsia="仿宋" w:hAnsi="仿宋" w:hint="eastAsia"/>
           <w:sz w:val="24"/>
           <w:szCs w:val="28"/>
         </w:rPr>
+        <w:t>中记录每个粒子的六维坐标</w:t>
+      </w:r>
+      <w:r>
+        <w:rPr>
+          <w:rFonts w:ascii="仿宋" w:eastAsia="仿宋" w:hAnsi="仿宋" w:hint="eastAsia"/>
+          <w:sz w:val="24"/>
+          <w:szCs w:val="28"/>
+        </w:rPr>
+        <w:t>及电荷量、静止质量、权重。具体格式为：</w:t>
+      </w:r>
+    </w:p>
+    <w:p>
+      <w:pPr>
+        <w:rPr>
+          <w:rFonts w:ascii="仿宋" w:eastAsia="仿宋" w:hAnsi="仿宋" w:hint="eastAsia"/>
+          <w:sz w:val="24"/>
+          <w:szCs w:val="28"/>
+        </w:rPr>
       </w:pPr>
       <w:r>
         <w:rPr>
@@ -15814,7 +17225,79 @@
           <w:sz w:val="24"/>
           <w:szCs w:val="28"/>
         </w:rPr>
-        <w:t>2xCHAR+INT(Np)+DOUBLE(Ib(mA))+DOUBLE(freq(MHz))+CHAR+</w:t>
+        <w:t>2xCHAR+INT(Np)+DOUBLE(</w:t>
+      </w:r>
+      <w:proofErr w:type="spellStart"/>
+      <w:r>
+        <w:rPr>
+          <w:rFonts w:ascii="仿宋" w:eastAsia="仿宋" w:hAnsi="仿宋"/>
+          <w:sz w:val="24"/>
+          <w:szCs w:val="28"/>
+        </w:rPr>
+        <w:t>Ib</w:t>
+      </w:r>
+      <w:proofErr w:type="spellEnd"/>
+      <w:r>
+        <w:rPr>
+          <w:rFonts w:ascii="仿宋" w:eastAsia="仿宋" w:hAnsi="仿宋"/>
+          <w:sz w:val="24"/>
+          <w:szCs w:val="28"/>
+        </w:rPr>
+        <w:t>(mA</w:t>
+      </w:r>
+      <w:proofErr w:type="gramStart"/>
+      <w:r>
+        <w:rPr>
+          <w:rFonts w:ascii="仿宋" w:eastAsia="仿宋" w:hAnsi="仿宋"/>
+          <w:sz w:val="24"/>
+          <w:szCs w:val="28"/>
+        </w:rPr>
+        <w:t>))+DOUBLE(</w:t>
+      </w:r>
+      <w:proofErr w:type="spellStart"/>
+      <w:r>
+        <w:rPr>
+          <w:rFonts w:ascii="仿宋" w:eastAsia="仿宋" w:hAnsi="仿宋"/>
+          <w:sz w:val="24"/>
+          <w:szCs w:val="28"/>
+        </w:rPr>
+        <w:t>freq</w:t>
+      </w:r>
+      <w:proofErr w:type="spellEnd"/>
+      <w:r>
+        <w:rPr>
+          <w:rFonts w:ascii="仿宋" w:eastAsia="仿宋" w:hAnsi="仿宋"/>
+          <w:sz w:val="24"/>
+          <w:szCs w:val="28"/>
+        </w:rPr>
+        <w:t>(</w:t>
+      </w:r>
+      <w:proofErr w:type="gramEnd"/>
+      <w:r>
+        <w:rPr>
+          <w:rFonts w:ascii="仿宋" w:eastAsia="仿宋" w:hAnsi="仿宋"/>
+          <w:sz w:val="24"/>
+          <w:szCs w:val="28"/>
+        </w:rPr>
+        <w:t>MHz</w:t>
+      </w:r>
+      <w:proofErr w:type="gramStart"/>
+      <w:r>
+        <w:rPr>
+          <w:rFonts w:ascii="仿宋" w:eastAsia="仿宋" w:hAnsi="仿宋"/>
+          <w:sz w:val="24"/>
+          <w:szCs w:val="28"/>
+        </w:rPr>
+        <w:t>))+</w:t>
+      </w:r>
+      <w:proofErr w:type="gramEnd"/>
+      <w:r>
+        <w:rPr>
+          <w:rFonts w:ascii="仿宋" w:eastAsia="仿宋" w:hAnsi="仿宋"/>
+          <w:sz w:val="24"/>
+          <w:szCs w:val="28"/>
+        </w:rPr>
+        <w:t>CHAR+</w:t>
       </w:r>
     </w:p>
     <w:p>
@@ -15832,6 +17315,7 @@
           <w:sz w:val="24"/>
           <w:szCs w:val="28"/>
         </w:rPr>
+        <w:lastRenderedPageBreak/>
         <w:t>(</w:t>
       </w:r>
       <w:r>
@@ -15848,7 +17332,16 @@
           <w:sz w:val="24"/>
           <w:szCs w:val="28"/>
         </w:rPr>
-        <w:t>+1)</w:t>
+        <w:t>+</w:t>
+      </w:r>
+      <w:proofErr w:type="gramStart"/>
+      <w:r>
+        <w:rPr>
+          <w:rFonts w:ascii="仿宋" w:eastAsia="仿宋" w:hAnsi="仿宋" w:hint="eastAsia"/>
+          <w:sz w:val="24"/>
+          <w:szCs w:val="28"/>
+        </w:rPr>
+        <w:t>1)</w:t>
       </w:r>
       <w:r>
         <w:rPr>
@@ -15856,7 +17349,16 @@
           <w:sz w:val="24"/>
           <w:szCs w:val="28"/>
         </w:rPr>
-        <w:t>×[</w:t>
+        <w:t>×</w:t>
+      </w:r>
+      <w:proofErr w:type="gramEnd"/>
+      <w:r>
+        <w:rPr>
+          <w:rFonts w:ascii="仿宋" w:eastAsia="仿宋" w:hAnsi="仿宋"/>
+          <w:sz w:val="24"/>
+          <w:szCs w:val="28"/>
+        </w:rPr>
+        <w:t>[</w:t>
       </w:r>
       <w:r>
         <w:rPr>
@@ -15872,7 +17374,106 @@
           <w:sz w:val="24"/>
           <w:szCs w:val="28"/>
         </w:rPr>
-        <w:t>×DOUBLE(x(cm),x'(rad),y(cm),y'(rad),phi(rad),Energie(MeV)</w:t>
+        <w:t>×DOUBLE(x(cm</w:t>
+      </w:r>
+      <w:proofErr w:type="gramStart"/>
+      <w:r>
+        <w:rPr>
+          <w:rFonts w:ascii="仿宋" w:eastAsia="仿宋" w:hAnsi="仿宋"/>
+          <w:sz w:val="24"/>
+          <w:szCs w:val="28"/>
+        </w:rPr>
+        <w:t>),x</w:t>
+      </w:r>
+      <w:proofErr w:type="gramEnd"/>
+      <w:r>
+        <w:rPr>
+          <w:rFonts w:ascii="仿宋" w:eastAsia="仿宋" w:hAnsi="仿宋"/>
+          <w:sz w:val="24"/>
+          <w:szCs w:val="28"/>
+        </w:rPr>
+        <w:t>'(rad</w:t>
+      </w:r>
+      <w:proofErr w:type="gramStart"/>
+      <w:r>
+        <w:rPr>
+          <w:rFonts w:ascii="仿宋" w:eastAsia="仿宋" w:hAnsi="仿宋"/>
+          <w:sz w:val="24"/>
+          <w:szCs w:val="28"/>
+        </w:rPr>
+        <w:t>),y</w:t>
+      </w:r>
+      <w:proofErr w:type="gramEnd"/>
+      <w:r>
+        <w:rPr>
+          <w:rFonts w:ascii="仿宋" w:eastAsia="仿宋" w:hAnsi="仿宋"/>
+          <w:sz w:val="24"/>
+          <w:szCs w:val="28"/>
+        </w:rPr>
+        <w:t>(cm</w:t>
+      </w:r>
+      <w:proofErr w:type="gramStart"/>
+      <w:r>
+        <w:rPr>
+          <w:rFonts w:ascii="仿宋" w:eastAsia="仿宋" w:hAnsi="仿宋"/>
+          <w:sz w:val="24"/>
+          <w:szCs w:val="28"/>
+        </w:rPr>
+        <w:t>),y</w:t>
+      </w:r>
+      <w:proofErr w:type="gramEnd"/>
+      <w:r>
+        <w:rPr>
+          <w:rFonts w:ascii="仿宋" w:eastAsia="仿宋" w:hAnsi="仿宋"/>
+          <w:sz w:val="24"/>
+          <w:szCs w:val="28"/>
+        </w:rPr>
+        <w:t>'(rad</w:t>
+      </w:r>
+      <w:proofErr w:type="gramStart"/>
+      <w:r>
+        <w:rPr>
+          <w:rFonts w:ascii="仿宋" w:eastAsia="仿宋" w:hAnsi="仿宋"/>
+          <w:sz w:val="24"/>
+          <w:szCs w:val="28"/>
+        </w:rPr>
+        <w:t>),phi</w:t>
+      </w:r>
+      <w:proofErr w:type="gramEnd"/>
+      <w:r>
+        <w:rPr>
+          <w:rFonts w:ascii="仿宋" w:eastAsia="仿宋" w:hAnsi="仿宋"/>
+          <w:sz w:val="24"/>
+          <w:szCs w:val="28"/>
+        </w:rPr>
+        <w:t>(rad</w:t>
+      </w:r>
+      <w:proofErr w:type="gramStart"/>
+      <w:r>
+        <w:rPr>
+          <w:rFonts w:ascii="仿宋" w:eastAsia="仿宋" w:hAnsi="仿宋"/>
+          <w:sz w:val="24"/>
+          <w:szCs w:val="28"/>
+        </w:rPr>
+        <w:t>),Energie</w:t>
+      </w:r>
+      <w:proofErr w:type="gramEnd"/>
+      <w:r>
+        <w:rPr>
+          <w:rFonts w:ascii="仿宋" w:eastAsia="仿宋" w:hAnsi="仿宋"/>
+          <w:sz w:val="24"/>
+          <w:szCs w:val="28"/>
+        </w:rPr>
+        <w:t>(MeV</w:t>
+      </w:r>
+      <w:proofErr w:type="gramStart"/>
+      <w:r>
+        <w:rPr>
+          <w:rFonts w:ascii="仿宋" w:eastAsia="仿宋" w:hAnsi="仿宋"/>
+          <w:sz w:val="24"/>
+          <w:szCs w:val="28"/>
+        </w:rPr>
+        <w:t>)</w:t>
       </w:r>
       <w:r>
         <w:rPr>
@@ -15880,7 +17481,43 @@
           <w:sz w:val="24"/>
           <w:szCs w:val="28"/>
         </w:rPr>
-        <w:t>,Charge(e),mc2(Mev),weight</w:t>
+        <w:t>,Charge</w:t>
+      </w:r>
+      <w:proofErr w:type="gramEnd"/>
+      <w:r>
+        <w:rPr>
+          <w:rFonts w:ascii="仿宋" w:eastAsia="仿宋" w:hAnsi="仿宋" w:hint="eastAsia"/>
+          <w:sz w:val="24"/>
+          <w:szCs w:val="28"/>
+        </w:rPr>
+        <w:t>(e</w:t>
+      </w:r>
+      <w:proofErr w:type="gramStart"/>
+      <w:r>
+        <w:rPr>
+          <w:rFonts w:ascii="仿宋" w:eastAsia="仿宋" w:hAnsi="仿宋" w:hint="eastAsia"/>
+          <w:sz w:val="24"/>
+          <w:szCs w:val="28"/>
+        </w:rPr>
+        <w:t>),mc</w:t>
+      </w:r>
+      <w:proofErr w:type="gramEnd"/>
+      <w:r>
+        <w:rPr>
+          <w:rFonts w:ascii="仿宋" w:eastAsia="仿宋" w:hAnsi="仿宋" w:hint="eastAsia"/>
+          <w:sz w:val="24"/>
+          <w:szCs w:val="28"/>
+        </w:rPr>
+        <w:t>2(Mev</w:t>
+      </w:r>
+      <w:proofErr w:type="gramStart"/>
+      <w:r>
+        <w:rPr>
+          <w:rFonts w:ascii="仿宋" w:eastAsia="仿宋" w:hAnsi="仿宋" w:hint="eastAsia"/>
+          <w:sz w:val="24"/>
+          <w:szCs w:val="28"/>
+        </w:rPr>
+        <w:t>),weight</w:t>
       </w:r>
       <w:r>
         <w:rPr>
@@ -15904,7 +17541,16 @@
           <w:sz w:val="24"/>
           <w:szCs w:val="28"/>
         </w:rPr>
-        <w:t>DOUBLE(mc2(MeV))</w:t>
+        <w:t>DOUBLE(</w:t>
+      </w:r>
+      <w:proofErr w:type="gramEnd"/>
+      <w:r>
+        <w:rPr>
+          <w:rFonts w:ascii="仿宋" w:eastAsia="仿宋" w:hAnsi="仿宋"/>
+          <w:sz w:val="24"/>
+          <w:szCs w:val="28"/>
+        </w:rPr>
+        <w:t>mc2(MeV))</w:t>
       </w:r>
     </w:p>
     <w:p>
@@ -15997,23 +17643,51 @@
           <w:sz w:val="24"/>
           <w:szCs w:val="28"/>
         </w:rPr>
-        <w:t>Np是粒子的数量，Ib是</w:t>
-      </w:r>
+        <w:t>Np是粒子的数量，</w:t>
+      </w:r>
+      <w:proofErr w:type="spellStart"/>
       <w:r>
         <w:rPr>
           <w:rFonts w:ascii="仿宋" w:eastAsia="仿宋" w:hAnsi="仿宋" w:hint="eastAsia"/>
           <w:sz w:val="24"/>
           <w:szCs w:val="28"/>
         </w:rPr>
-        <w:t>流强（这里不生效），</w:t>
-      </w:r>
+        <w:t>Ib</w:t>
+      </w:r>
+      <w:proofErr w:type="spellEnd"/>
       <w:r>
         <w:rPr>
           <w:rFonts w:ascii="仿宋" w:eastAsia="仿宋" w:hAnsi="仿宋" w:hint="eastAsia"/>
           <w:sz w:val="24"/>
           <w:szCs w:val="28"/>
         </w:rPr>
-        <w:t>freq是束</w:t>
+        <w:t>是</w:t>
+      </w:r>
+      <w:r>
+        <w:rPr>
+          <w:rFonts w:ascii="仿宋" w:eastAsia="仿宋" w:hAnsi="仿宋" w:hint="eastAsia"/>
+          <w:sz w:val="24"/>
+          <w:szCs w:val="28"/>
+        </w:rPr>
+        <w:t>流强（这里不生效），</w:t>
+      </w:r>
+      <w:proofErr w:type="spellStart"/>
+      <w:r>
+        <w:rPr>
+          <w:rFonts w:ascii="仿宋" w:eastAsia="仿宋" w:hAnsi="仿宋" w:hint="eastAsia"/>
+          <w:sz w:val="24"/>
+          <w:szCs w:val="28"/>
+        </w:rPr>
+        <w:t>freq</w:t>
+      </w:r>
+      <w:proofErr w:type="spellEnd"/>
+      <w:r>
+        <w:rPr>
+          <w:rFonts w:ascii="仿宋" w:eastAsia="仿宋" w:hAnsi="仿宋" w:hint="eastAsia"/>
+          <w:sz w:val="24"/>
+          <w:szCs w:val="28"/>
+        </w:rPr>
+        <w:t>是束</w:t>
       </w:r>
       <w:r>
         <w:rPr>
@@ -16051,6 +17725,7 @@
       </w:pPr>
       <w:bookmarkStart w:id="22" w:name="_Toc205742573"/>
       <w:bookmarkStart w:id="23" w:name="OLE_LINK5"/>
+      <w:proofErr w:type="spellStart"/>
       <w:r>
         <w:rPr>
           <w:rFonts w:hint="eastAsia"/>
@@ -16067,6 +17742,7 @@
         <w:t>dst</w:t>
       </w:r>
       <w:bookmarkEnd w:id="22"/>
+      <w:proofErr w:type="spellEnd"/>
       <w:r>
         <w:t xml:space="preserve"> </w:t>
       </w:r>
@@ -16117,10 +17793,12 @@
         </w:rPr>
       </w:pPr>
       <w:bookmarkStart w:id="24" w:name="_Toc205742574"/>
+      <w:proofErr w:type="spellStart"/>
       <w:r>
         <w:t>outData_x.dst</w:t>
       </w:r>
       <w:bookmarkEnd w:id="24"/>
+      <w:proofErr w:type="spellEnd"/>
     </w:p>
     <w:p>
       <w:pPr>
@@ -19648,6 +21326,7 @@
         <w:rPr>
           <w:rFonts w:ascii="宋体" w:eastAsia="宋体" w:hAnsi="宋体" w:cs="Times New Roman" w:hint="eastAsia"/>
         </w:rPr>
+        <w:lastRenderedPageBreak/>
         <w:t xml:space="preserve">最大值x = </w:t>
       </w:r>
       <w:r>
@@ -19682,7 +21361,6 @@
       </w:pPr>
       <w:bookmarkStart w:id="26" w:name="_Toc205742576"/>
       <w:r>
-        <w:lastRenderedPageBreak/>
         <w:t>Phase.txt</w:t>
       </w:r>
       <w:bookmarkEnd w:id="26"/>
@@ -19722,20 +21400,64 @@
           <w:rFonts w:ascii="宋体" w:eastAsia="宋体" w:hAnsi="宋体" w:hint="eastAsia"/>
           <w:szCs w:val="21"/>
         </w:rPr>
-        <w:t>每两行输出1个射频腔入口及出口处的信息。具体格式如下：</w:t>
-      </w:r>
-    </w:p>
-    <w:p>
-      <w:pPr>
-        <w:rPr>
-          <w:rFonts w:ascii="宋体" w:eastAsia="宋体" w:hAnsi="宋体" w:cs="Times New Roman" w:hint="eastAsia"/>
-        </w:rPr>
-      </w:pPr>
-      <w:r>
-        <w:rPr>
-          <w:rFonts w:ascii="宋体" w:eastAsia="宋体" w:hAnsi="宋体" w:cs="Times New Roman" w:hint="eastAsia"/>
-        </w:rPr>
-        <w:t>射频腔序号 射频腔入口时间(</w:t>
+        <w:t>每两行输出1个射频</w:t>
+      </w:r>
+      <w:proofErr w:type="gramStart"/>
+      <w:r>
+        <w:rPr>
+          <w:rFonts w:ascii="宋体" w:eastAsia="宋体" w:hAnsi="宋体" w:hint="eastAsia"/>
+          <w:szCs w:val="21"/>
+        </w:rPr>
+        <w:t>腔</w:t>
+      </w:r>
+      <w:proofErr w:type="gramEnd"/>
+      <w:r>
+        <w:rPr>
+          <w:rFonts w:ascii="宋体" w:eastAsia="宋体" w:hAnsi="宋体" w:hint="eastAsia"/>
+          <w:szCs w:val="21"/>
+        </w:rPr>
+        <w:t>入口及出口处的信息。具体格式如下：</w:t>
+      </w:r>
+    </w:p>
+    <w:p>
+      <w:pPr>
+        <w:rPr>
+          <w:rFonts w:ascii="宋体" w:eastAsia="宋体" w:hAnsi="宋体" w:cs="Times New Roman" w:hint="eastAsia"/>
+        </w:rPr>
+      </w:pPr>
+      <w:r>
+        <w:rPr>
+          <w:rFonts w:ascii="宋体" w:eastAsia="宋体" w:hAnsi="宋体" w:cs="Times New Roman" w:hint="eastAsia"/>
+        </w:rPr>
+        <w:t>射频</w:t>
+      </w:r>
+      <w:proofErr w:type="gramStart"/>
+      <w:r>
+        <w:rPr>
+          <w:rFonts w:ascii="宋体" w:eastAsia="宋体" w:hAnsi="宋体" w:cs="Times New Roman" w:hint="eastAsia"/>
+        </w:rPr>
+        <w:t>腔</w:t>
+      </w:r>
+      <w:proofErr w:type="gramEnd"/>
+      <w:r>
+        <w:rPr>
+          <w:rFonts w:ascii="宋体" w:eastAsia="宋体" w:hAnsi="宋体" w:cs="Times New Roman" w:hint="eastAsia"/>
+        </w:rPr>
+        <w:t>序号 射频</w:t>
+      </w:r>
+      <w:proofErr w:type="gramStart"/>
+      <w:r>
+        <w:rPr>
+          <w:rFonts w:ascii="宋体" w:eastAsia="宋体" w:hAnsi="宋体" w:cs="Times New Roman" w:hint="eastAsia"/>
+        </w:rPr>
+        <w:t>腔</w:t>
+      </w:r>
+      <w:proofErr w:type="gramEnd"/>
+      <w:r>
+        <w:rPr>
+          <w:rFonts w:ascii="宋体" w:eastAsia="宋体" w:hAnsi="宋体" w:cs="Times New Roman" w:hint="eastAsia"/>
+        </w:rPr>
+        <w:t>入口时间(</w:t>
       </w:r>
       <w:r>
         <w:rPr>
@@ -19759,7 +21481,21 @@
         <w:rPr>
           <w:rFonts w:ascii="宋体" w:eastAsia="宋体" w:hAnsi="宋体" w:cs="Times New Roman" w:hint="eastAsia"/>
         </w:rPr>
-        <w:t>射频腔入口位置(</w:t>
+        <w:t>射频</w:t>
+      </w:r>
+      <w:proofErr w:type="gramStart"/>
+      <w:r>
+        <w:rPr>
+          <w:rFonts w:ascii="宋体" w:eastAsia="宋体" w:hAnsi="宋体" w:cs="Times New Roman" w:hint="eastAsia"/>
+        </w:rPr>
+        <w:t>腔</w:t>
+      </w:r>
+      <w:proofErr w:type="gramEnd"/>
+      <w:r>
+        <w:rPr>
+          <w:rFonts w:ascii="宋体" w:eastAsia="宋体" w:hAnsi="宋体" w:cs="Times New Roman" w:hint="eastAsia"/>
+        </w:rPr>
+        <w:t>入口位置(</w:t>
       </w:r>
       <w:r>
         <w:rPr>
@@ -19783,7 +21519,21 @@
         <w:rPr>
           <w:rFonts w:ascii="宋体" w:eastAsia="宋体" w:hAnsi="宋体" w:cs="Times New Roman" w:hint="eastAsia"/>
         </w:rPr>
-        <w:t>同步粒子在射频腔入口处能量(</w:t>
+        <w:t>同步粒子在射频</w:t>
+      </w:r>
+      <w:proofErr w:type="gramStart"/>
+      <w:r>
+        <w:rPr>
+          <w:rFonts w:ascii="宋体" w:eastAsia="宋体" w:hAnsi="宋体" w:cs="Times New Roman" w:hint="eastAsia"/>
+        </w:rPr>
+        <w:t>腔</w:t>
+      </w:r>
+      <w:proofErr w:type="gramEnd"/>
+      <w:r>
+        <w:rPr>
+          <w:rFonts w:ascii="宋体" w:eastAsia="宋体" w:hAnsi="宋体" w:cs="Times New Roman" w:hint="eastAsia"/>
+        </w:rPr>
+        <w:t>入口处能量(</w:t>
       </w:r>
       <w:r>
         <w:rPr>
@@ -19802,7 +21552,35 @@
         <w:rPr>
           <w:rFonts w:ascii="宋体" w:eastAsia="宋体" w:hAnsi="宋体" w:cs="Times New Roman" w:hint="eastAsia"/>
         </w:rPr>
-        <w:t>射频腔序号 射频腔出口时间(</w:t>
+        <w:t>射频</w:t>
+      </w:r>
+      <w:proofErr w:type="gramStart"/>
+      <w:r>
+        <w:rPr>
+          <w:rFonts w:ascii="宋体" w:eastAsia="宋体" w:hAnsi="宋体" w:cs="Times New Roman" w:hint="eastAsia"/>
+        </w:rPr>
+        <w:t>腔</w:t>
+      </w:r>
+      <w:proofErr w:type="gramEnd"/>
+      <w:r>
+        <w:rPr>
+          <w:rFonts w:ascii="宋体" w:eastAsia="宋体" w:hAnsi="宋体" w:cs="Times New Roman" w:hint="eastAsia"/>
+        </w:rPr>
+        <w:t>序号 射频</w:t>
+      </w:r>
+      <w:proofErr w:type="gramStart"/>
+      <w:r>
+        <w:rPr>
+          <w:rFonts w:ascii="宋体" w:eastAsia="宋体" w:hAnsi="宋体" w:cs="Times New Roman" w:hint="eastAsia"/>
+        </w:rPr>
+        <w:t>腔</w:t>
+      </w:r>
+      <w:proofErr w:type="gramEnd"/>
+      <w:r>
+        <w:rPr>
+          <w:rFonts w:ascii="宋体" w:eastAsia="宋体" w:hAnsi="宋体" w:cs="Times New Roman" w:hint="eastAsia"/>
+        </w:rPr>
+        <w:t>出口时间(</w:t>
       </w:r>
       <w:r>
         <w:rPr>
@@ -19826,7 +21604,21 @@
         <w:rPr>
           <w:rFonts w:ascii="宋体" w:eastAsia="宋体" w:hAnsi="宋体" w:cs="Times New Roman" w:hint="eastAsia"/>
         </w:rPr>
-        <w:t>射频腔出口位置(</w:t>
+        <w:t>射频</w:t>
+      </w:r>
+      <w:proofErr w:type="gramStart"/>
+      <w:r>
+        <w:rPr>
+          <w:rFonts w:ascii="宋体" w:eastAsia="宋体" w:hAnsi="宋体" w:cs="Times New Roman" w:hint="eastAsia"/>
+        </w:rPr>
+        <w:t>腔</w:t>
+      </w:r>
+      <w:proofErr w:type="gramEnd"/>
+      <w:r>
+        <w:rPr>
+          <w:rFonts w:ascii="宋体" w:eastAsia="宋体" w:hAnsi="宋体" w:cs="Times New Roman" w:hint="eastAsia"/>
+        </w:rPr>
+        <w:t>出口位置(</w:t>
       </w:r>
       <w:r>
         <w:rPr>
@@ -19850,7 +21642,21 @@
         <w:rPr>
           <w:rFonts w:ascii="宋体" w:eastAsia="宋体" w:hAnsi="宋体" w:cs="Times New Roman" w:hint="eastAsia"/>
         </w:rPr>
-        <w:t>同步粒子在射频腔出口处能量(</w:t>
+        <w:t>同步粒子在射频</w:t>
+      </w:r>
+      <w:proofErr w:type="gramStart"/>
+      <w:r>
+        <w:rPr>
+          <w:rFonts w:ascii="宋体" w:eastAsia="宋体" w:hAnsi="宋体" w:cs="Times New Roman" w:hint="eastAsia"/>
+        </w:rPr>
+        <w:t>腔</w:t>
+      </w:r>
+      <w:proofErr w:type="gramEnd"/>
+      <w:r>
+        <w:rPr>
+          <w:rFonts w:ascii="宋体" w:eastAsia="宋体" w:hAnsi="宋体" w:cs="Times New Roman" w:hint="eastAsia"/>
+        </w:rPr>
+        <w:t>出口处能量(</w:t>
       </w:r>
       <w:r>
         <w:rPr>
@@ -20245,22 +22051,47 @@
           <w:rFonts w:ascii="宋体" w:eastAsia="宋体" w:hAnsi="宋体" w:cs="Times New Roman" w:hint="eastAsia"/>
           <w:szCs w:val="21"/>
         </w:rPr>
-        <w:t>：现实时间。d</w:t>
-      </w:r>
-      <w:r>
-        <w:rPr>
-          <w:rFonts w:ascii="宋体" w:eastAsia="宋体" w:hAnsi="宋体" w:cs="Times New Roman"/>
-          <w:szCs w:val="21"/>
-        </w:rPr>
-        <w:t>ir==0</w:t>
-      </w:r>
-      <w:r>
-        <w:rPr>
-          <w:rFonts w:ascii="宋体" w:eastAsia="宋体" w:hAnsi="宋体" w:cs="Times New Roman" w:hint="eastAsia"/>
-          <w:szCs w:val="21"/>
-        </w:rPr>
-        <w:t>：同步粒子沿z方向飞行；dir</w:t>
-      </w:r>
+        <w:t>：现实时间。</w:t>
+      </w:r>
+      <w:proofErr w:type="spellStart"/>
+      <w:r>
+        <w:rPr>
+          <w:rFonts w:ascii="宋体" w:eastAsia="宋体" w:hAnsi="宋体" w:cs="Times New Roman" w:hint="eastAsia"/>
+          <w:szCs w:val="21"/>
+        </w:rPr>
+        <w:t>d</w:t>
+      </w:r>
+      <w:r>
+        <w:rPr>
+          <w:rFonts w:ascii="宋体" w:eastAsia="宋体" w:hAnsi="宋体" w:cs="Times New Roman"/>
+          <w:szCs w:val="21"/>
+        </w:rPr>
+        <w:t>ir</w:t>
+      </w:r>
+      <w:proofErr w:type="spellEnd"/>
+      <w:r>
+        <w:rPr>
+          <w:rFonts w:ascii="宋体" w:eastAsia="宋体" w:hAnsi="宋体" w:cs="Times New Roman"/>
+          <w:szCs w:val="21"/>
+        </w:rPr>
+        <w:t>==0</w:t>
+      </w:r>
+      <w:r>
+        <w:rPr>
+          <w:rFonts w:ascii="宋体" w:eastAsia="宋体" w:hAnsi="宋体" w:cs="Times New Roman" w:hint="eastAsia"/>
+          <w:szCs w:val="21"/>
+        </w:rPr>
+        <w:t>：同步粒子沿z方向飞行；</w:t>
+      </w:r>
+      <w:proofErr w:type="spellStart"/>
+      <w:r>
+        <w:rPr>
+          <w:rFonts w:ascii="宋体" w:eastAsia="宋体" w:hAnsi="宋体" w:cs="Times New Roman" w:hint="eastAsia"/>
+          <w:szCs w:val="21"/>
+        </w:rPr>
+        <w:t>dir</w:t>
+      </w:r>
+      <w:proofErr w:type="spellEnd"/>
       <w:r>
         <w:rPr>
           <w:rFonts w:ascii="宋体" w:eastAsia="宋体" w:hAnsi="宋体" w:cs="Times New Roman"/>
@@ -20273,8 +22104,17 @@
           <w:rFonts w:ascii="宋体" w:eastAsia="宋体" w:hAnsi="宋体" w:cs="Times New Roman" w:hint="eastAsia"/>
           <w:szCs w:val="21"/>
         </w:rPr>
-        <w:t>同步粒子向x方向偏转；dir</w:t>
-      </w:r>
+        <w:t>同步粒子向x方向偏转；</w:t>
+      </w:r>
+      <w:proofErr w:type="spellStart"/>
+      <w:r>
+        <w:rPr>
+          <w:rFonts w:ascii="宋体" w:eastAsia="宋体" w:hAnsi="宋体" w:cs="Times New Roman" w:hint="eastAsia"/>
+          <w:szCs w:val="21"/>
+        </w:rPr>
+        <w:t>dir</w:t>
+      </w:r>
+      <w:proofErr w:type="spellEnd"/>
       <w:r>
         <w:rPr>
           <w:rFonts w:ascii="宋体" w:eastAsia="宋体" w:hAnsi="宋体" w:cs="Times New Roman"/>
@@ -20390,6 +22230,7 @@
         </w:rPr>
       </w:pPr>
       <w:bookmarkStart w:id="29" w:name="_Toc205742579"/>
+      <w:proofErr w:type="spellStart"/>
       <w:r>
         <w:t>B</w:t>
       </w:r>
@@ -20400,6 +22241,7 @@
         <w:t>eamset.plt</w:t>
       </w:r>
       <w:bookmarkEnd w:id="29"/>
+      <w:proofErr w:type="spellEnd"/>
       <w:r>
         <w:t xml:space="preserve">  </w:t>
       </w:r>
@@ -20416,7 +22258,23 @@
           <w:rFonts w:ascii="宋体" w:eastAsia="宋体" w:hAnsi="宋体" w:hint="eastAsia"/>
           <w:szCs w:val="21"/>
         </w:rPr>
-        <w:t>.plt是一个二进制文件，该文件存储了束流传输过程中每一步束团的信息，</w:t>
+        <w:t>.</w:t>
+      </w:r>
+      <w:proofErr w:type="spellStart"/>
+      <w:r>
+        <w:rPr>
+          <w:rFonts w:ascii="宋体" w:eastAsia="宋体" w:hAnsi="宋体" w:hint="eastAsia"/>
+          <w:szCs w:val="21"/>
+        </w:rPr>
+        <w:t>plt</w:t>
+      </w:r>
+      <w:proofErr w:type="spellEnd"/>
+      <w:r>
+        <w:rPr>
+          <w:rFonts w:ascii="宋体" w:eastAsia="宋体" w:hAnsi="宋体" w:hint="eastAsia"/>
+          <w:szCs w:val="21"/>
+        </w:rPr>
+        <w:t>是一个二进制文件，该文件存储了束流传输过程中每一步束团的信息，</w:t>
       </w:r>
     </w:p>
     <w:p>
@@ -20446,37 +22304,190 @@
           <w:rFonts w:ascii="宋体" w:eastAsia="宋体" w:hAnsi="宋体"/>
           <w:szCs w:val="21"/>
         </w:rPr>
-        <w:t xml:space="preserve">   Char + Char + dumpPeriodicity(int) + Np(int) + Ib[mA](double) + freq[MHz](double) + mc2[MeV](double)</w:t>
-      </w:r>
-    </w:p>
-    <w:p>
-      <w:pPr>
-        <w:rPr>
-          <w:rFonts w:ascii="宋体" w:eastAsia="宋体" w:hAnsi="宋体" w:hint="eastAsia"/>
-          <w:szCs w:val="21"/>
-        </w:rPr>
-      </w:pPr>
+        <w:t xml:space="preserve">   Char + Char + </w:t>
+      </w:r>
+      <w:proofErr w:type="spellStart"/>
       <w:r>
         <w:rPr>
           <w:rFonts w:ascii="宋体" w:eastAsia="宋体" w:hAnsi="宋体"/>
           <w:szCs w:val="21"/>
         </w:rPr>
-        <w:t>+ Nx * [Char + tpye(int) + Index(int) + time[s](double) + location[m](double) +</w:t>
-      </w:r>
-    </w:p>
-    <w:p>
-      <w:pPr>
-        <w:rPr>
-          <w:rFonts w:ascii="宋体" w:eastAsia="宋体" w:hAnsi="宋体" w:hint="eastAsia"/>
-          <w:szCs w:val="21"/>
-        </w:rPr>
-      </w:pPr>
+        <w:t>dumpPeriodicity</w:t>
+      </w:r>
+      <w:proofErr w:type="spellEnd"/>
       <w:r>
         <w:rPr>
           <w:rFonts w:ascii="宋体" w:eastAsia="宋体" w:hAnsi="宋体"/>
           <w:szCs w:val="21"/>
         </w:rPr>
-        <w:t>Np * [x(double) + px(double) +  y(double) + py(double) + z(double) + pz(double) + lossFlag(</w:t>
+        <w:t xml:space="preserve">(int) + Np(int) + </w:t>
+      </w:r>
+      <w:proofErr w:type="spellStart"/>
+      <w:r>
+        <w:rPr>
+          <w:rFonts w:ascii="宋体" w:eastAsia="宋体" w:hAnsi="宋体"/>
+          <w:szCs w:val="21"/>
+        </w:rPr>
+        <w:t>Ib</w:t>
+      </w:r>
+      <w:proofErr w:type="spellEnd"/>
+      <w:r>
+        <w:rPr>
+          <w:rFonts w:ascii="宋体" w:eastAsia="宋体" w:hAnsi="宋体"/>
+          <w:szCs w:val="21"/>
+        </w:rPr>
+        <w:t xml:space="preserve">[mA](double) + </w:t>
+      </w:r>
+      <w:proofErr w:type="spellStart"/>
+      <w:proofErr w:type="gramStart"/>
+      <w:r>
+        <w:rPr>
+          <w:rFonts w:ascii="宋体" w:eastAsia="宋体" w:hAnsi="宋体"/>
+          <w:szCs w:val="21"/>
+        </w:rPr>
+        <w:t>freq</w:t>
+      </w:r>
+      <w:proofErr w:type="spellEnd"/>
+      <w:r>
+        <w:rPr>
+          <w:rFonts w:ascii="宋体" w:eastAsia="宋体" w:hAnsi="宋体"/>
+          <w:szCs w:val="21"/>
+        </w:rPr>
+        <w:t>[</w:t>
+      </w:r>
+      <w:proofErr w:type="gramEnd"/>
+      <w:r>
+        <w:rPr>
+          <w:rFonts w:ascii="宋体" w:eastAsia="宋体" w:hAnsi="宋体"/>
+          <w:szCs w:val="21"/>
+        </w:rPr>
+        <w:t>MHz](double) + mc2[MeV](double)</w:t>
+      </w:r>
+    </w:p>
+    <w:p>
+      <w:pPr>
+        <w:rPr>
+          <w:rFonts w:ascii="宋体" w:eastAsia="宋体" w:hAnsi="宋体" w:hint="eastAsia"/>
+          <w:szCs w:val="21"/>
+        </w:rPr>
+      </w:pPr>
+      <w:r>
+        <w:rPr>
+          <w:rFonts w:ascii="宋体" w:eastAsia="宋体" w:hAnsi="宋体"/>
+          <w:szCs w:val="21"/>
+        </w:rPr>
+        <w:t xml:space="preserve">+ </w:t>
+      </w:r>
+      <w:proofErr w:type="spellStart"/>
+      <w:r>
+        <w:rPr>
+          <w:rFonts w:ascii="宋体" w:eastAsia="宋体" w:hAnsi="宋体"/>
+          <w:szCs w:val="21"/>
+        </w:rPr>
+        <w:t>Nx</w:t>
+      </w:r>
+      <w:proofErr w:type="spellEnd"/>
+      <w:r>
+        <w:rPr>
+          <w:rFonts w:ascii="宋体" w:eastAsia="宋体" w:hAnsi="宋体"/>
+          <w:szCs w:val="21"/>
+        </w:rPr>
+        <w:t xml:space="preserve"> * [Char + </w:t>
+      </w:r>
+      <w:proofErr w:type="spellStart"/>
+      <w:r>
+        <w:rPr>
+          <w:rFonts w:ascii="宋体" w:eastAsia="宋体" w:hAnsi="宋体"/>
+          <w:szCs w:val="21"/>
+        </w:rPr>
+        <w:t>tpye</w:t>
+      </w:r>
+      <w:proofErr w:type="spellEnd"/>
+      <w:r>
+        <w:rPr>
+          <w:rFonts w:ascii="宋体" w:eastAsia="宋体" w:hAnsi="宋体"/>
+          <w:szCs w:val="21"/>
+        </w:rPr>
+        <w:t>(int) + Index(int) + time[s](double) + location[m](double) +</w:t>
+      </w:r>
+    </w:p>
+    <w:p>
+      <w:pPr>
+        <w:rPr>
+          <w:rFonts w:ascii="宋体" w:eastAsia="宋体" w:hAnsi="宋体" w:hint="eastAsia"/>
+          <w:szCs w:val="21"/>
+        </w:rPr>
+      </w:pPr>
+      <w:r>
+        <w:rPr>
+          <w:rFonts w:ascii="宋体" w:eastAsia="宋体" w:hAnsi="宋体"/>
+          <w:szCs w:val="21"/>
+        </w:rPr>
+        <w:t xml:space="preserve">Np * [x(double) + </w:t>
+      </w:r>
+      <w:proofErr w:type="spellStart"/>
+      <w:r>
+        <w:rPr>
+          <w:rFonts w:ascii="宋体" w:eastAsia="宋体" w:hAnsi="宋体"/>
+          <w:szCs w:val="21"/>
+        </w:rPr>
+        <w:t>px</w:t>
+      </w:r>
+      <w:proofErr w:type="spellEnd"/>
+      <w:r>
+        <w:rPr>
+          <w:rFonts w:ascii="宋体" w:eastAsia="宋体" w:hAnsi="宋体"/>
+          <w:szCs w:val="21"/>
+        </w:rPr>
+        <w:t xml:space="preserve">(double) +  y(double) + </w:t>
+      </w:r>
+      <w:proofErr w:type="spellStart"/>
+      <w:r>
+        <w:rPr>
+          <w:rFonts w:ascii="宋体" w:eastAsia="宋体" w:hAnsi="宋体"/>
+          <w:szCs w:val="21"/>
+        </w:rPr>
+        <w:t>py</w:t>
+      </w:r>
+      <w:proofErr w:type="spellEnd"/>
+      <w:r>
+        <w:rPr>
+          <w:rFonts w:ascii="宋体" w:eastAsia="宋体" w:hAnsi="宋体"/>
+          <w:szCs w:val="21"/>
+        </w:rPr>
+        <w:t xml:space="preserve">(double) + z(double) + </w:t>
+      </w:r>
+      <w:proofErr w:type="spellStart"/>
+      <w:r>
+        <w:rPr>
+          <w:rFonts w:ascii="宋体" w:eastAsia="宋体" w:hAnsi="宋体"/>
+          <w:szCs w:val="21"/>
+        </w:rPr>
+        <w:t>pz</w:t>
+      </w:r>
+      <w:proofErr w:type="spellEnd"/>
+      <w:r>
+        <w:rPr>
+          <w:rFonts w:ascii="宋体" w:eastAsia="宋体" w:hAnsi="宋体"/>
+          <w:szCs w:val="21"/>
+        </w:rPr>
+        <w:t xml:space="preserve">(double) + </w:t>
+      </w:r>
+      <w:proofErr w:type="spellStart"/>
+      <w:r>
+        <w:rPr>
+          <w:rFonts w:ascii="宋体" w:eastAsia="宋体" w:hAnsi="宋体"/>
+          <w:szCs w:val="21"/>
+        </w:rPr>
+        <w:t>lossFlag</w:t>
+      </w:r>
+      <w:proofErr w:type="spellEnd"/>
+      <w:r>
+        <w:rPr>
+          <w:rFonts w:ascii="宋体" w:eastAsia="宋体" w:hAnsi="宋体"/>
+          <w:szCs w:val="21"/>
+        </w:rPr>
+        <w:t>(</w:t>
       </w:r>
       <w:r>
         <w:rPr>
@@ -20512,7 +22523,71 @@
           <w:rFonts w:ascii="宋体" w:eastAsia="宋体" w:hAnsi="宋体"/>
           <w:szCs w:val="21"/>
         </w:rPr>
-        <w:t>Np * [x(double) + px(double) +  y(double) + py(double) + t(double) + pz(double) + recordFlag(</w:t>
+        <w:t xml:space="preserve">Np * [x(double) + </w:t>
+      </w:r>
+      <w:proofErr w:type="spellStart"/>
+      <w:r>
+        <w:rPr>
+          <w:rFonts w:ascii="宋体" w:eastAsia="宋体" w:hAnsi="宋体"/>
+          <w:szCs w:val="21"/>
+        </w:rPr>
+        <w:t>px</w:t>
+      </w:r>
+      <w:proofErr w:type="spellEnd"/>
+      <w:r>
+        <w:rPr>
+          <w:rFonts w:ascii="宋体" w:eastAsia="宋体" w:hAnsi="宋体"/>
+          <w:szCs w:val="21"/>
+        </w:rPr>
+        <w:t xml:space="preserve">(double) +  y(double) + </w:t>
+      </w:r>
+      <w:proofErr w:type="spellStart"/>
+      <w:r>
+        <w:rPr>
+          <w:rFonts w:ascii="宋体" w:eastAsia="宋体" w:hAnsi="宋体"/>
+          <w:szCs w:val="21"/>
+        </w:rPr>
+        <w:t>py</w:t>
+      </w:r>
+      <w:proofErr w:type="spellEnd"/>
+      <w:r>
+        <w:rPr>
+          <w:rFonts w:ascii="宋体" w:eastAsia="宋体" w:hAnsi="宋体"/>
+          <w:szCs w:val="21"/>
+        </w:rPr>
+        <w:t xml:space="preserve">(double) + t(double) + </w:t>
+      </w:r>
+      <w:proofErr w:type="spellStart"/>
+      <w:r>
+        <w:rPr>
+          <w:rFonts w:ascii="宋体" w:eastAsia="宋体" w:hAnsi="宋体"/>
+          <w:szCs w:val="21"/>
+        </w:rPr>
+        <w:t>pz</w:t>
+      </w:r>
+      <w:proofErr w:type="spellEnd"/>
+      <w:r>
+        <w:rPr>
+          <w:rFonts w:ascii="宋体" w:eastAsia="宋体" w:hAnsi="宋体"/>
+          <w:szCs w:val="21"/>
+        </w:rPr>
+        <w:t xml:space="preserve">(double) + </w:t>
+      </w:r>
+      <w:proofErr w:type="spellStart"/>
+      <w:r>
+        <w:rPr>
+          <w:rFonts w:ascii="宋体" w:eastAsia="宋体" w:hAnsi="宋体"/>
+          <w:szCs w:val="21"/>
+        </w:rPr>
+        <w:t>recordFlag</w:t>
+      </w:r>
+      <w:proofErr w:type="spellEnd"/>
+      <w:r>
+        <w:rPr>
+          <w:rFonts w:ascii="宋体" w:eastAsia="宋体" w:hAnsi="宋体"/>
+          <w:szCs w:val="21"/>
+        </w:rPr>
+        <w:t>(</w:t>
       </w:r>
       <w:r>
         <w:rPr>
@@ -20566,19 +22641,30 @@
           <w:szCs w:val="21"/>
         </w:rPr>
       </w:pPr>
+      <w:proofErr w:type="spellStart"/>
       <w:r>
         <w:rPr>
           <w:rFonts w:ascii="宋体" w:eastAsia="宋体" w:hAnsi="宋体"/>
           <w:szCs w:val="21"/>
         </w:rPr>
+        <w:lastRenderedPageBreak/>
         <w:t>dumpPeriodicity</w:t>
       </w:r>
-      <w:r>
-        <w:rPr>
-          <w:rFonts w:ascii="宋体" w:eastAsia="宋体" w:hAnsi="宋体" w:hint="eastAsia"/>
-          <w:szCs w:val="21"/>
-        </w:rPr>
-        <w:t>：每推进多少</w:t>
+      <w:proofErr w:type="spellEnd"/>
+      <w:r>
+        <w:rPr>
+          <w:rFonts w:ascii="宋体" w:eastAsia="宋体" w:hAnsi="宋体" w:hint="eastAsia"/>
+          <w:szCs w:val="21"/>
+        </w:rPr>
+        <w:t>：</w:t>
+      </w:r>
+      <w:proofErr w:type="gramStart"/>
+      <w:r>
+        <w:rPr>
+          <w:rFonts w:ascii="宋体" w:eastAsia="宋体" w:hAnsi="宋体" w:hint="eastAsia"/>
+          <w:szCs w:val="21"/>
+        </w:rPr>
+        <w:t>每推进多少</w:t>
       </w:r>
       <w:r>
         <w:rPr>
@@ -20592,7 +22678,15 @@
           <w:rFonts w:ascii="宋体" w:eastAsia="宋体" w:hAnsi="宋体" w:hint="eastAsia"/>
           <w:szCs w:val="21"/>
         </w:rPr>
-        <w:t>记录一次</w:t>
+        <w:t>记录</w:t>
+      </w:r>
+      <w:proofErr w:type="gramEnd"/>
+      <w:r>
+        <w:rPr>
+          <w:rFonts w:ascii="宋体" w:eastAsia="宋体" w:hAnsi="宋体" w:hint="eastAsia"/>
+          <w:szCs w:val="21"/>
+        </w:rPr>
+        <w:t>一次</w:t>
       </w:r>
     </w:p>
     <w:p>
@@ -20617,12 +22711,21 @@
           <w:szCs w:val="21"/>
         </w:rPr>
       </w:pPr>
-      <w:r>
-        <w:rPr>
-          <w:rFonts w:ascii="宋体" w:eastAsia="宋体" w:hAnsi="宋体" w:hint="eastAsia"/>
-          <w:szCs w:val="21"/>
-        </w:rPr>
-        <w:t>Ib：流强</w:t>
+      <w:proofErr w:type="spellStart"/>
+      <w:r>
+        <w:rPr>
+          <w:rFonts w:ascii="宋体" w:eastAsia="宋体" w:hAnsi="宋体" w:hint="eastAsia"/>
+          <w:szCs w:val="21"/>
+        </w:rPr>
+        <w:t>Ib</w:t>
+      </w:r>
+      <w:proofErr w:type="spellEnd"/>
+      <w:r>
+        <w:rPr>
+          <w:rFonts w:ascii="宋体" w:eastAsia="宋体" w:hAnsi="宋体" w:hint="eastAsia"/>
+          <w:szCs w:val="21"/>
+        </w:rPr>
+        <w:t>：流强</w:t>
       </w:r>
     </w:p>
     <w:p>
@@ -20637,7 +22740,6 @@
           <w:rFonts w:ascii="宋体" w:eastAsia="宋体" w:hAnsi="宋体"/>
           <w:szCs w:val="21"/>
         </w:rPr>
-        <w:lastRenderedPageBreak/>
         <w:t>F</w:t>
       </w:r>
       <w:r>
@@ -20678,6 +22780,7 @@
           <w:szCs w:val="21"/>
         </w:rPr>
       </w:pPr>
+      <w:proofErr w:type="spellStart"/>
       <w:r>
         <w:rPr>
           <w:rFonts w:ascii="宋体" w:eastAsia="宋体" w:hAnsi="宋体"/>
@@ -20685,12 +22788,45 @@
         </w:rPr>
         <w:t>tpye</w:t>
       </w:r>
-      <w:r>
-        <w:rPr>
-          <w:rFonts w:ascii="宋体" w:eastAsia="宋体" w:hAnsi="宋体" w:hint="eastAsia"/>
-          <w:szCs w:val="21"/>
-        </w:rPr>
-        <w:t>：zcode(1)或 tcode(0)</w:t>
+      <w:proofErr w:type="spellEnd"/>
+      <w:r>
+        <w:rPr>
+          <w:rFonts w:ascii="宋体" w:eastAsia="宋体" w:hAnsi="宋体" w:hint="eastAsia"/>
+          <w:szCs w:val="21"/>
+        </w:rPr>
+        <w:t>：</w:t>
+      </w:r>
+      <w:proofErr w:type="spellStart"/>
+      <w:r>
+        <w:rPr>
+          <w:rFonts w:ascii="宋体" w:eastAsia="宋体" w:hAnsi="宋体" w:hint="eastAsia"/>
+          <w:szCs w:val="21"/>
+        </w:rPr>
+        <w:t>zcode</w:t>
+      </w:r>
+      <w:proofErr w:type="spellEnd"/>
+      <w:r>
+        <w:rPr>
+          <w:rFonts w:ascii="宋体" w:eastAsia="宋体" w:hAnsi="宋体" w:hint="eastAsia"/>
+          <w:szCs w:val="21"/>
+        </w:rPr>
+        <w:t xml:space="preserve">(1)或 </w:t>
+      </w:r>
+      <w:proofErr w:type="spellStart"/>
+      <w:r>
+        <w:rPr>
+          <w:rFonts w:ascii="宋体" w:eastAsia="宋体" w:hAnsi="宋体" w:hint="eastAsia"/>
+          <w:szCs w:val="21"/>
+        </w:rPr>
+        <w:t>tcode</w:t>
+      </w:r>
+      <w:proofErr w:type="spellEnd"/>
+      <w:r>
+        <w:rPr>
+          <w:rFonts w:ascii="宋体" w:eastAsia="宋体" w:hAnsi="宋体" w:hint="eastAsia"/>
+          <w:szCs w:val="21"/>
+        </w:rPr>
+        <w:t>(0)</w:t>
       </w:r>
     </w:p>
     <w:p>
@@ -20722,12 +22858,21 @@
         </w:rPr>
         <w:t>times：</w:t>
       </w:r>
-      <w:r>
-        <w:rPr>
-          <w:rFonts w:ascii="宋体" w:eastAsia="宋体" w:hAnsi="宋体" w:hint="eastAsia"/>
-          <w:szCs w:val="21"/>
-        </w:rPr>
-        <w:t>tcode为同步粒子运行</w:t>
+      <w:proofErr w:type="spellStart"/>
+      <w:r>
+        <w:rPr>
+          <w:rFonts w:ascii="宋体" w:eastAsia="宋体" w:hAnsi="宋体" w:hint="eastAsia"/>
+          <w:szCs w:val="21"/>
+        </w:rPr>
+        <w:t>tcode</w:t>
+      </w:r>
+      <w:proofErr w:type="spellEnd"/>
+      <w:r>
+        <w:rPr>
+          <w:rFonts w:ascii="宋体" w:eastAsia="宋体" w:hAnsi="宋体" w:hint="eastAsia"/>
+          <w:szCs w:val="21"/>
+        </w:rPr>
+        <w:t>为同步粒子运行</w:t>
       </w:r>
       <w:r>
         <w:rPr>
@@ -20741,7 +22886,23 @@
           <w:rFonts w:ascii="宋体" w:eastAsia="宋体" w:hAnsi="宋体" w:hint="eastAsia"/>
           <w:szCs w:val="21"/>
         </w:rPr>
-        <w:t>时间，zcode为所有粒子的平均时间</w:t>
+        <w:t>时间，</w:t>
+      </w:r>
+      <w:proofErr w:type="spellStart"/>
+      <w:r>
+        <w:rPr>
+          <w:rFonts w:ascii="宋体" w:eastAsia="宋体" w:hAnsi="宋体" w:hint="eastAsia"/>
+          <w:szCs w:val="21"/>
+        </w:rPr>
+        <w:t>zcode</w:t>
+      </w:r>
+      <w:proofErr w:type="spellEnd"/>
+      <w:r>
+        <w:rPr>
+          <w:rFonts w:ascii="宋体" w:eastAsia="宋体" w:hAnsi="宋体" w:hint="eastAsia"/>
+          <w:szCs w:val="21"/>
+        </w:rPr>
+        <w:t>为所有粒子的平均时间</w:t>
       </w:r>
     </w:p>
     <w:p>
@@ -20758,12 +22919,37 @@
         </w:rPr>
         <w:t>location：</w:t>
       </w:r>
-      <w:r>
-        <w:rPr>
-          <w:rFonts w:ascii="宋体" w:eastAsia="宋体" w:hAnsi="宋体" w:hint="eastAsia"/>
-          <w:szCs w:val="21"/>
-        </w:rPr>
-        <w:t>tcode为同步粒子位置， zocode所有粒子位置</w:t>
+      <w:proofErr w:type="spellStart"/>
+      <w:r>
+        <w:rPr>
+          <w:rFonts w:ascii="宋体" w:eastAsia="宋体" w:hAnsi="宋体" w:hint="eastAsia"/>
+          <w:szCs w:val="21"/>
+        </w:rPr>
+        <w:t>tcode</w:t>
+      </w:r>
+      <w:proofErr w:type="spellEnd"/>
+      <w:r>
+        <w:rPr>
+          <w:rFonts w:ascii="宋体" w:eastAsia="宋体" w:hAnsi="宋体" w:hint="eastAsia"/>
+          <w:szCs w:val="21"/>
+        </w:rPr>
+        <w:t xml:space="preserve">为同步粒子位置， </w:t>
+      </w:r>
+      <w:proofErr w:type="spellStart"/>
+      <w:r>
+        <w:rPr>
+          <w:rFonts w:ascii="宋体" w:eastAsia="宋体" w:hAnsi="宋体" w:hint="eastAsia"/>
+          <w:szCs w:val="21"/>
+        </w:rPr>
+        <w:t>zocode</w:t>
+      </w:r>
+      <w:proofErr w:type="spellEnd"/>
+      <w:r>
+        <w:rPr>
+          <w:rFonts w:ascii="宋体" w:eastAsia="宋体" w:hAnsi="宋体" w:hint="eastAsia"/>
+          <w:szCs w:val="21"/>
+        </w:rPr>
+        <w:t>所有粒子位置</w:t>
       </w:r>
     </w:p>
     <w:p>
@@ -20804,21 +22990,31 @@
           <w:szCs w:val="21"/>
         </w:rPr>
       </w:pPr>
-      <w:r>
-        <w:rPr>
-          <w:rFonts w:ascii="宋体" w:eastAsia="宋体" w:hAnsi="宋体" w:hint="eastAsia"/>
-          <w:szCs w:val="21"/>
-        </w:rPr>
-        <w:t>lossflag: 1(损失) 2（通过输出平面）0（未丢失）</w:t>
-      </w:r>
-    </w:p>
-    <w:p>
-      <w:pPr>
-        <w:rPr>
-          <w:rFonts w:ascii="宋体" w:eastAsia="宋体" w:hAnsi="宋体" w:hint="eastAsia"/>
-          <w:szCs w:val="21"/>
-        </w:rPr>
-      </w:pPr>
+      <w:proofErr w:type="spellStart"/>
+      <w:r>
+        <w:rPr>
+          <w:rFonts w:ascii="宋体" w:eastAsia="宋体" w:hAnsi="宋体" w:hint="eastAsia"/>
+          <w:szCs w:val="21"/>
+        </w:rPr>
+        <w:t>lossflag</w:t>
+      </w:r>
+      <w:proofErr w:type="spellEnd"/>
+      <w:r>
+        <w:rPr>
+          <w:rFonts w:ascii="宋体" w:eastAsia="宋体" w:hAnsi="宋体" w:hint="eastAsia"/>
+          <w:szCs w:val="21"/>
+        </w:rPr>
+        <w:t>: 1(损失) 2（通过输出平面）0（未丢失）</w:t>
+      </w:r>
+    </w:p>
+    <w:p>
+      <w:pPr>
+        <w:rPr>
+          <w:rFonts w:ascii="宋体" w:eastAsia="宋体" w:hAnsi="宋体" w:hint="eastAsia"/>
+          <w:szCs w:val="21"/>
+        </w:rPr>
+      </w:pPr>
+      <w:proofErr w:type="spellStart"/>
       <w:r>
         <w:rPr>
           <w:rFonts w:ascii="宋体" w:eastAsia="宋体" w:hAnsi="宋体"/>
@@ -20826,6 +23022,7 @@
         </w:rPr>
         <w:t>recordFlag</w:t>
       </w:r>
+      <w:proofErr w:type="spellEnd"/>
       <w:r>
         <w:rPr>
           <w:rFonts w:ascii="宋体" w:eastAsia="宋体" w:hAnsi="宋体" w:hint="eastAsia"/>
@@ -20867,6 +23064,7 @@
           <w:szCs w:val="21"/>
         </w:rPr>
       </w:pPr>
+      <w:proofErr w:type="spellStart"/>
       <w:r>
         <w:rPr>
           <w:rFonts w:ascii="宋体" w:eastAsia="宋体" w:hAnsi="宋体"/>
@@ -20874,6 +23072,7 @@
         </w:rPr>
         <w:t>zg</w:t>
       </w:r>
+      <w:proofErr w:type="spellEnd"/>
       <w:r>
         <w:rPr>
           <w:rFonts w:ascii="宋体" w:eastAsia="宋体" w:hAnsi="宋体" w:hint="eastAsia"/>
@@ -20886,8 +23085,17 @@
           <w:rFonts w:ascii="宋体" w:eastAsia="宋体" w:hAnsi="宋体" w:hint="eastAsia"/>
           <w:szCs w:val="21"/>
         </w:rPr>
-        <w:t xml:space="preserve"> + emit_x</w:t>
-      </w:r>
+        <w:t xml:space="preserve"> + </w:t>
+      </w:r>
+      <w:proofErr w:type="spellStart"/>
+      <w:r>
+        <w:rPr>
+          <w:rFonts w:ascii="宋体" w:eastAsia="宋体" w:hAnsi="宋体" w:hint="eastAsia"/>
+          <w:szCs w:val="21"/>
+        </w:rPr>
+        <w:t>emit_x</w:t>
+      </w:r>
+      <w:proofErr w:type="spellEnd"/>
       <w:r>
         <w:rPr>
           <w:rFonts w:ascii="宋体" w:eastAsia="宋体" w:hAnsi="宋体" w:hint="eastAsia"/>
@@ -20900,29 +23108,96 @@
           <w:rFonts w:ascii="宋体" w:eastAsia="宋体" w:hAnsi="宋体" w:hint="eastAsia"/>
           <w:szCs w:val="21"/>
         </w:rPr>
-        <w:t xml:space="preserve"> + emit_y</w:t>
-      </w:r>
-      <w:r>
-        <w:rPr>
-          <w:rFonts w:ascii="宋体" w:eastAsia="宋体" w:hAnsi="宋体" w:hint="eastAsia"/>
-          <w:szCs w:val="21"/>
-        </w:rPr>
-        <w:t>(f) + emit_z(f)</w:t>
-      </w:r>
-      <w:r>
-        <w:rPr>
-          <w:rFonts w:ascii="宋体" w:eastAsia="宋体" w:hAnsi="宋体" w:hint="eastAsia"/>
-          <w:szCs w:val="21"/>
-        </w:rPr>
-        <w:t xml:space="preserve"> + rms_x(f) + </w:t>
-      </w:r>
-      <w:r>
-        <w:rPr>
-          <w:rFonts w:ascii="宋体" w:eastAsia="宋体" w:hAnsi="宋体" w:hint="eastAsia"/>
-          <w:szCs w:val="21"/>
-        </w:rPr>
-        <w:t xml:space="preserve">rms_y(f) + rms_z(f) + </w:t>
-      </w:r>
+        <w:t xml:space="preserve"> + </w:t>
+      </w:r>
+      <w:proofErr w:type="spellStart"/>
+      <w:r>
+        <w:rPr>
+          <w:rFonts w:ascii="宋体" w:eastAsia="宋体" w:hAnsi="宋体" w:hint="eastAsia"/>
+          <w:szCs w:val="21"/>
+        </w:rPr>
+        <w:t>emit_y</w:t>
+      </w:r>
+      <w:proofErr w:type="spellEnd"/>
+      <w:r>
+        <w:rPr>
+          <w:rFonts w:ascii="宋体" w:eastAsia="宋体" w:hAnsi="宋体" w:hint="eastAsia"/>
+          <w:szCs w:val="21"/>
+        </w:rPr>
+        <w:t xml:space="preserve">(f) + </w:t>
+      </w:r>
+      <w:proofErr w:type="spellStart"/>
+      <w:r>
+        <w:rPr>
+          <w:rFonts w:ascii="宋体" w:eastAsia="宋体" w:hAnsi="宋体" w:hint="eastAsia"/>
+          <w:szCs w:val="21"/>
+        </w:rPr>
+        <w:t>emit_z</w:t>
+      </w:r>
+      <w:proofErr w:type="spellEnd"/>
+      <w:r>
+        <w:rPr>
+          <w:rFonts w:ascii="宋体" w:eastAsia="宋体" w:hAnsi="宋体" w:hint="eastAsia"/>
+          <w:szCs w:val="21"/>
+        </w:rPr>
+        <w:t>(f)</w:t>
+      </w:r>
+      <w:r>
+        <w:rPr>
+          <w:rFonts w:ascii="宋体" w:eastAsia="宋体" w:hAnsi="宋体" w:hint="eastAsia"/>
+          <w:szCs w:val="21"/>
+        </w:rPr>
+        <w:t xml:space="preserve"> + </w:t>
+      </w:r>
+      <w:proofErr w:type="spellStart"/>
+      <w:r>
+        <w:rPr>
+          <w:rFonts w:ascii="宋体" w:eastAsia="宋体" w:hAnsi="宋体" w:hint="eastAsia"/>
+          <w:szCs w:val="21"/>
+        </w:rPr>
+        <w:t>rms_x</w:t>
+      </w:r>
+      <w:proofErr w:type="spellEnd"/>
+      <w:r>
+        <w:rPr>
+          <w:rFonts w:ascii="宋体" w:eastAsia="宋体" w:hAnsi="宋体" w:hint="eastAsia"/>
+          <w:szCs w:val="21"/>
+        </w:rPr>
+        <w:t xml:space="preserve">(f) + </w:t>
+      </w:r>
+      <w:proofErr w:type="spellStart"/>
+      <w:r>
+        <w:rPr>
+          <w:rFonts w:ascii="宋体" w:eastAsia="宋体" w:hAnsi="宋体" w:hint="eastAsia"/>
+          <w:szCs w:val="21"/>
+        </w:rPr>
+        <w:t>rms_y</w:t>
+      </w:r>
+      <w:proofErr w:type="spellEnd"/>
+      <w:r>
+        <w:rPr>
+          <w:rFonts w:ascii="宋体" w:eastAsia="宋体" w:hAnsi="宋体" w:hint="eastAsia"/>
+          <w:szCs w:val="21"/>
+        </w:rPr>
+        <w:t xml:space="preserve">(f) + </w:t>
+      </w:r>
+      <w:proofErr w:type="spellStart"/>
+      <w:r>
+        <w:rPr>
+          <w:rFonts w:ascii="宋体" w:eastAsia="宋体" w:hAnsi="宋体" w:hint="eastAsia"/>
+          <w:szCs w:val="21"/>
+        </w:rPr>
+        <w:t>rms_z</w:t>
+      </w:r>
+      <w:proofErr w:type="spellEnd"/>
+      <w:r>
+        <w:rPr>
+          <w:rFonts w:ascii="宋体" w:eastAsia="宋体" w:hAnsi="宋体" w:hint="eastAsia"/>
+          <w:szCs w:val="21"/>
+        </w:rPr>
+        <w:t xml:space="preserve">(f) + </w:t>
+      </w:r>
+      <w:proofErr w:type="spellStart"/>
       <w:r>
         <w:rPr>
           <w:rFonts w:ascii="宋体" w:eastAsia="宋体" w:hAnsi="宋体"/>
@@ -20930,12 +23205,29 @@
         </w:rPr>
         <w:t>nownumofp</w:t>
       </w:r>
-      <w:r>
-        <w:rPr>
-          <w:rFonts w:ascii="宋体" w:eastAsia="宋体" w:hAnsi="宋体" w:hint="eastAsia"/>
-          <w:szCs w:val="21"/>
-        </w:rPr>
-        <w:t>(i)</w:t>
+      <w:proofErr w:type="spellEnd"/>
+      <w:r>
+        <w:rPr>
+          <w:rFonts w:ascii="宋体" w:eastAsia="宋体" w:hAnsi="宋体" w:hint="eastAsia"/>
+          <w:szCs w:val="21"/>
+        </w:rPr>
+        <w:t>(</w:t>
+      </w:r>
+      <w:proofErr w:type="spellStart"/>
+      <w:r>
+        <w:rPr>
+          <w:rFonts w:ascii="宋体" w:eastAsia="宋体" w:hAnsi="宋体" w:hint="eastAsia"/>
+          <w:szCs w:val="21"/>
+        </w:rPr>
+        <w:t>i</w:t>
+      </w:r>
+      <w:proofErr w:type="spellEnd"/>
+      <w:r>
+        <w:rPr>
+          <w:rFonts w:ascii="宋体" w:eastAsia="宋体" w:hAnsi="宋体" w:hint="eastAsia"/>
+          <w:szCs w:val="21"/>
+        </w:rPr>
+        <w:t>)</w:t>
       </w:r>
     </w:p>
     <w:p>
@@ -20951,15 +23243,154 @@
           <w:rFonts w:ascii="宋体" w:eastAsia="宋体" w:hAnsi="宋体" w:hint="eastAsia"/>
           <w:szCs w:val="21"/>
         </w:rPr>
-        <w:t xml:space="preserve">+ lost(i) + </w:t>
-      </w:r>
-      <w:r>
-        <w:rPr>
-          <w:rFonts w:ascii="宋体" w:eastAsia="宋体" w:hAnsi="宋体" w:hint="eastAsia"/>
-          <w:szCs w:val="21"/>
-        </w:rPr>
-        <w:t>maxlost(i) + minlost(i) + moy( 4* f) + maxb(4*f) + minb(4*f) + maxr</w:t>
-      </w:r>
+        <w:t>+ lost(</w:t>
+      </w:r>
+      <w:proofErr w:type="spellStart"/>
+      <w:r>
+        <w:rPr>
+          <w:rFonts w:ascii="宋体" w:eastAsia="宋体" w:hAnsi="宋体" w:hint="eastAsia"/>
+          <w:szCs w:val="21"/>
+        </w:rPr>
+        <w:t>i</w:t>
+      </w:r>
+      <w:proofErr w:type="spellEnd"/>
+      <w:r>
+        <w:rPr>
+          <w:rFonts w:ascii="宋体" w:eastAsia="宋体" w:hAnsi="宋体" w:hint="eastAsia"/>
+          <w:szCs w:val="21"/>
+        </w:rPr>
+        <w:t xml:space="preserve">) + </w:t>
+      </w:r>
+      <w:proofErr w:type="spellStart"/>
+      <w:r>
+        <w:rPr>
+          <w:rFonts w:ascii="宋体" w:eastAsia="宋体" w:hAnsi="宋体" w:hint="eastAsia"/>
+          <w:szCs w:val="21"/>
+        </w:rPr>
+        <w:t>maxlost</w:t>
+      </w:r>
+      <w:proofErr w:type="spellEnd"/>
+      <w:r>
+        <w:rPr>
+          <w:rFonts w:ascii="宋体" w:eastAsia="宋体" w:hAnsi="宋体" w:hint="eastAsia"/>
+          <w:szCs w:val="21"/>
+        </w:rPr>
+        <w:t>(</w:t>
+      </w:r>
+      <w:proofErr w:type="spellStart"/>
+      <w:r>
+        <w:rPr>
+          <w:rFonts w:ascii="宋体" w:eastAsia="宋体" w:hAnsi="宋体" w:hint="eastAsia"/>
+          <w:szCs w:val="21"/>
+        </w:rPr>
+        <w:t>i</w:t>
+      </w:r>
+      <w:proofErr w:type="spellEnd"/>
+      <w:r>
+        <w:rPr>
+          <w:rFonts w:ascii="宋体" w:eastAsia="宋体" w:hAnsi="宋体" w:hint="eastAsia"/>
+          <w:szCs w:val="21"/>
+        </w:rPr>
+        <w:t xml:space="preserve">) + </w:t>
+      </w:r>
+      <w:proofErr w:type="spellStart"/>
+      <w:r>
+        <w:rPr>
+          <w:rFonts w:ascii="宋体" w:eastAsia="宋体" w:hAnsi="宋体" w:hint="eastAsia"/>
+          <w:szCs w:val="21"/>
+        </w:rPr>
+        <w:t>minlost</w:t>
+      </w:r>
+      <w:proofErr w:type="spellEnd"/>
+      <w:r>
+        <w:rPr>
+          <w:rFonts w:ascii="宋体" w:eastAsia="宋体" w:hAnsi="宋体" w:hint="eastAsia"/>
+          <w:szCs w:val="21"/>
+        </w:rPr>
+        <w:t>(</w:t>
+      </w:r>
+      <w:proofErr w:type="spellStart"/>
+      <w:r>
+        <w:rPr>
+          <w:rFonts w:ascii="宋体" w:eastAsia="宋体" w:hAnsi="宋体" w:hint="eastAsia"/>
+          <w:szCs w:val="21"/>
+        </w:rPr>
+        <w:t>i</w:t>
+      </w:r>
+      <w:proofErr w:type="spellEnd"/>
+      <w:r>
+        <w:rPr>
+          <w:rFonts w:ascii="宋体" w:eastAsia="宋体" w:hAnsi="宋体" w:hint="eastAsia"/>
+          <w:szCs w:val="21"/>
+        </w:rPr>
+        <w:t xml:space="preserve">) + </w:t>
+      </w:r>
+      <w:proofErr w:type="spellStart"/>
+      <w:proofErr w:type="gramStart"/>
+      <w:r>
+        <w:rPr>
+          <w:rFonts w:ascii="宋体" w:eastAsia="宋体" w:hAnsi="宋体" w:hint="eastAsia"/>
+          <w:szCs w:val="21"/>
+        </w:rPr>
+        <w:t>moy</w:t>
+      </w:r>
+      <w:proofErr w:type="spellEnd"/>
+      <w:r>
+        <w:rPr>
+          <w:rFonts w:ascii="宋体" w:eastAsia="宋体" w:hAnsi="宋体" w:hint="eastAsia"/>
+          <w:szCs w:val="21"/>
+        </w:rPr>
+        <w:t>( 4</w:t>
+      </w:r>
+      <w:proofErr w:type="gramEnd"/>
+      <w:r>
+        <w:rPr>
+          <w:rFonts w:ascii="宋体" w:eastAsia="宋体" w:hAnsi="宋体" w:hint="eastAsia"/>
+          <w:szCs w:val="21"/>
+        </w:rPr>
+        <w:t xml:space="preserve">* f) + </w:t>
+      </w:r>
+      <w:proofErr w:type="spellStart"/>
+      <w:r>
+        <w:rPr>
+          <w:rFonts w:ascii="宋体" w:eastAsia="宋体" w:hAnsi="宋体" w:hint="eastAsia"/>
+          <w:szCs w:val="21"/>
+        </w:rPr>
+        <w:t>maxb</w:t>
+      </w:r>
+      <w:proofErr w:type="spellEnd"/>
+      <w:r>
+        <w:rPr>
+          <w:rFonts w:ascii="宋体" w:eastAsia="宋体" w:hAnsi="宋体" w:hint="eastAsia"/>
+          <w:szCs w:val="21"/>
+        </w:rPr>
+        <w:t xml:space="preserve">(4*f) + </w:t>
+      </w:r>
+      <w:proofErr w:type="spellStart"/>
+      <w:r>
+        <w:rPr>
+          <w:rFonts w:ascii="宋体" w:eastAsia="宋体" w:hAnsi="宋体" w:hint="eastAsia"/>
+          <w:szCs w:val="21"/>
+        </w:rPr>
+        <w:t>minb</w:t>
+      </w:r>
+      <w:proofErr w:type="spellEnd"/>
+      <w:r>
+        <w:rPr>
+          <w:rFonts w:ascii="宋体" w:eastAsia="宋体" w:hAnsi="宋体" w:hint="eastAsia"/>
+          <w:szCs w:val="21"/>
+        </w:rPr>
+        <w:t xml:space="preserve">(4*f) + </w:t>
+      </w:r>
+      <w:proofErr w:type="spellStart"/>
+      <w:r>
+        <w:rPr>
+          <w:rFonts w:ascii="宋体" w:eastAsia="宋体" w:hAnsi="宋体" w:hint="eastAsia"/>
+          <w:szCs w:val="21"/>
+        </w:rPr>
+        <w:t>maxr</w:t>
+      </w:r>
+      <w:proofErr w:type="spellEnd"/>
       <w:r>
         <w:rPr>
           <w:rFonts w:ascii="宋体" w:eastAsia="宋体" w:hAnsi="宋体" w:hint="eastAsia"/>
@@ -20972,8 +23403,17 @@
           <w:rFonts w:ascii="宋体" w:eastAsia="宋体" w:hAnsi="宋体" w:hint="eastAsia"/>
           <w:szCs w:val="21"/>
         </w:rPr>
-        <w:t xml:space="preserve"> + minr</w:t>
-      </w:r>
+        <w:t xml:space="preserve"> + </w:t>
+      </w:r>
+      <w:proofErr w:type="spellStart"/>
+      <w:r>
+        <w:rPr>
+          <w:rFonts w:ascii="宋体" w:eastAsia="宋体" w:hAnsi="宋体" w:hint="eastAsia"/>
+          <w:szCs w:val="21"/>
+        </w:rPr>
+        <w:t>minr</w:t>
+      </w:r>
+      <w:proofErr w:type="spellEnd"/>
       <w:r>
         <w:rPr>
           <w:rFonts w:ascii="宋体" w:eastAsia="宋体" w:hAnsi="宋体" w:hint="eastAsia"/>
@@ -20990,19 +23430,192 @@
           <w:szCs w:val="21"/>
         </w:rPr>
       </w:pPr>
-      <w:r>
-        <w:rPr>
-          <w:rFonts w:ascii="宋体" w:eastAsia="宋体" w:hAnsi="宋体" w:hint="eastAsia"/>
-          <w:szCs w:val="21"/>
-        </w:rPr>
-        <w:t>tab_x(i * 300)</w:t>
-      </w:r>
-      <w:r>
-        <w:rPr>
-          <w:rFonts w:ascii="宋体" w:eastAsia="宋体" w:hAnsi="宋体" w:hint="eastAsia"/>
-          <w:szCs w:val="21"/>
-        </w:rPr>
-        <w:t xml:space="preserve"> + tab_y(i * 300) + tab_r(i * 300)+ tab_z(i * 300)</w:t>
+      <w:proofErr w:type="spellStart"/>
+      <w:r>
+        <w:rPr>
+          <w:rFonts w:ascii="宋体" w:eastAsia="宋体" w:hAnsi="宋体" w:hint="eastAsia"/>
+          <w:szCs w:val="21"/>
+        </w:rPr>
+        <w:t>tab_</w:t>
+      </w:r>
+      <w:proofErr w:type="gramStart"/>
+      <w:r>
+        <w:rPr>
+          <w:rFonts w:ascii="宋体" w:eastAsia="宋体" w:hAnsi="宋体" w:hint="eastAsia"/>
+          <w:szCs w:val="21"/>
+        </w:rPr>
+        <w:t>x</w:t>
+      </w:r>
+      <w:proofErr w:type="spellEnd"/>
+      <w:r>
+        <w:rPr>
+          <w:rFonts w:ascii="宋体" w:eastAsia="宋体" w:hAnsi="宋体" w:hint="eastAsia"/>
+          <w:szCs w:val="21"/>
+        </w:rPr>
+        <w:t>(</w:t>
+      </w:r>
+      <w:proofErr w:type="spellStart"/>
+      <w:proofErr w:type="gramEnd"/>
+      <w:r>
+        <w:rPr>
+          <w:rFonts w:ascii="宋体" w:eastAsia="宋体" w:hAnsi="宋体" w:hint="eastAsia"/>
+          <w:szCs w:val="21"/>
+        </w:rPr>
+        <w:t>i</w:t>
+      </w:r>
+      <w:proofErr w:type="spellEnd"/>
+      <w:r>
+        <w:rPr>
+          <w:rFonts w:ascii="宋体" w:eastAsia="宋体" w:hAnsi="宋体" w:hint="eastAsia"/>
+          <w:szCs w:val="21"/>
+        </w:rPr>
+        <w:t xml:space="preserve"> * 300)</w:t>
+      </w:r>
+      <w:r>
+        <w:rPr>
+          <w:rFonts w:ascii="宋体" w:eastAsia="宋体" w:hAnsi="宋体" w:hint="eastAsia"/>
+          <w:szCs w:val="21"/>
+        </w:rPr>
+        <w:t xml:space="preserve"> + </w:t>
+      </w:r>
+      <w:proofErr w:type="spellStart"/>
+      <w:r>
+        <w:rPr>
+          <w:rFonts w:ascii="宋体" w:eastAsia="宋体" w:hAnsi="宋体" w:hint="eastAsia"/>
+          <w:szCs w:val="21"/>
+        </w:rPr>
+        <w:t>tab_</w:t>
+      </w:r>
+      <w:proofErr w:type="gramStart"/>
+      <w:r>
+        <w:rPr>
+          <w:rFonts w:ascii="宋体" w:eastAsia="宋体" w:hAnsi="宋体" w:hint="eastAsia"/>
+          <w:szCs w:val="21"/>
+        </w:rPr>
+        <w:t>y</w:t>
+      </w:r>
+      <w:proofErr w:type="spellEnd"/>
+      <w:r>
+        <w:rPr>
+          <w:rFonts w:ascii="宋体" w:eastAsia="宋体" w:hAnsi="宋体" w:hint="eastAsia"/>
+          <w:szCs w:val="21"/>
+        </w:rPr>
+        <w:t>(</w:t>
+      </w:r>
+      <w:proofErr w:type="spellStart"/>
+      <w:proofErr w:type="gramEnd"/>
+      <w:r>
+        <w:rPr>
+          <w:rFonts w:ascii="宋体" w:eastAsia="宋体" w:hAnsi="宋体" w:hint="eastAsia"/>
+          <w:szCs w:val="21"/>
+        </w:rPr>
+        <w:t>i</w:t>
+      </w:r>
+      <w:proofErr w:type="spellEnd"/>
+      <w:r>
+        <w:rPr>
+          <w:rFonts w:ascii="宋体" w:eastAsia="宋体" w:hAnsi="宋体" w:hint="eastAsia"/>
+          <w:szCs w:val="21"/>
+        </w:rPr>
+        <w:t xml:space="preserve"> * 300) + </w:t>
+      </w:r>
+      <w:proofErr w:type="spellStart"/>
+      <w:r>
+        <w:rPr>
+          <w:rFonts w:ascii="宋体" w:eastAsia="宋体" w:hAnsi="宋体" w:hint="eastAsia"/>
+          <w:szCs w:val="21"/>
+        </w:rPr>
+        <w:t>tab_</w:t>
+      </w:r>
+      <w:proofErr w:type="gramStart"/>
+      <w:r>
+        <w:rPr>
+          <w:rFonts w:ascii="宋体" w:eastAsia="宋体" w:hAnsi="宋体" w:hint="eastAsia"/>
+          <w:szCs w:val="21"/>
+        </w:rPr>
+        <w:t>r</w:t>
+      </w:r>
+      <w:proofErr w:type="spellEnd"/>
+      <w:r>
+        <w:rPr>
+          <w:rFonts w:ascii="宋体" w:eastAsia="宋体" w:hAnsi="宋体" w:hint="eastAsia"/>
+          <w:szCs w:val="21"/>
+        </w:rPr>
+        <w:t>(</w:t>
+      </w:r>
+      <w:proofErr w:type="spellStart"/>
+      <w:proofErr w:type="gramEnd"/>
+      <w:r>
+        <w:rPr>
+          <w:rFonts w:ascii="宋体" w:eastAsia="宋体" w:hAnsi="宋体" w:hint="eastAsia"/>
+          <w:szCs w:val="21"/>
+        </w:rPr>
+        <w:t>i</w:t>
+      </w:r>
+      <w:proofErr w:type="spellEnd"/>
+      <w:r>
+        <w:rPr>
+          <w:rFonts w:ascii="宋体" w:eastAsia="宋体" w:hAnsi="宋体" w:hint="eastAsia"/>
+          <w:szCs w:val="21"/>
+        </w:rPr>
+        <w:t xml:space="preserve"> * </w:t>
+      </w:r>
+      <w:proofErr w:type="gramStart"/>
+      <w:r>
+        <w:rPr>
+          <w:rFonts w:ascii="宋体" w:eastAsia="宋体" w:hAnsi="宋体" w:hint="eastAsia"/>
+          <w:szCs w:val="21"/>
+        </w:rPr>
+        <w:t>300)+</w:t>
+      </w:r>
+      <w:proofErr w:type="gramEnd"/>
+      <w:r>
+        <w:rPr>
+          <w:rFonts w:ascii="宋体" w:eastAsia="宋体" w:hAnsi="宋体" w:hint="eastAsia"/>
+          <w:szCs w:val="21"/>
+        </w:rPr>
+        <w:t xml:space="preserve"> </w:t>
+      </w:r>
+      <w:proofErr w:type="spellStart"/>
+      <w:r>
+        <w:rPr>
+          <w:rFonts w:ascii="宋体" w:eastAsia="宋体" w:hAnsi="宋体" w:hint="eastAsia"/>
+          <w:szCs w:val="21"/>
+        </w:rPr>
+        <w:t>tab_</w:t>
+      </w:r>
+      <w:proofErr w:type="gramStart"/>
+      <w:r>
+        <w:rPr>
+          <w:rFonts w:ascii="宋体" w:eastAsia="宋体" w:hAnsi="宋体" w:hint="eastAsia"/>
+          <w:szCs w:val="21"/>
+        </w:rPr>
+        <w:t>z</w:t>
+      </w:r>
+      <w:proofErr w:type="spellEnd"/>
+      <w:r>
+        <w:rPr>
+          <w:rFonts w:ascii="宋体" w:eastAsia="宋体" w:hAnsi="宋体" w:hint="eastAsia"/>
+          <w:szCs w:val="21"/>
+        </w:rPr>
+        <w:t>(</w:t>
+      </w:r>
+      <w:proofErr w:type="spellStart"/>
+      <w:proofErr w:type="gramEnd"/>
+      <w:r>
+        <w:rPr>
+          <w:rFonts w:ascii="宋体" w:eastAsia="宋体" w:hAnsi="宋体" w:hint="eastAsia"/>
+          <w:szCs w:val="21"/>
+        </w:rPr>
+        <w:t>i</w:t>
+      </w:r>
+      <w:proofErr w:type="spellEnd"/>
+      <w:r>
+        <w:rPr>
+          <w:rFonts w:ascii="宋体" w:eastAsia="宋体" w:hAnsi="宋体" w:hint="eastAsia"/>
+          <w:szCs w:val="21"/>
+        </w:rPr>
+        <w:t xml:space="preserve"> * 300)</w:t>
       </w:r>
     </w:p>
     <w:p>
@@ -21050,21 +23663,31 @@
           <w:szCs w:val="21"/>
         </w:rPr>
       </w:pPr>
-      <w:r>
-        <w:rPr>
-          <w:rFonts w:ascii="宋体" w:eastAsia="宋体" w:hAnsi="宋体" w:hint="eastAsia"/>
-          <w:szCs w:val="21"/>
-        </w:rPr>
-        <w:t>Zg:纵向距离</w:t>
-      </w:r>
-    </w:p>
-    <w:p>
-      <w:pPr>
-        <w:rPr>
-          <w:rFonts w:ascii="宋体" w:eastAsia="宋体" w:hAnsi="宋体" w:hint="eastAsia"/>
-          <w:szCs w:val="21"/>
-        </w:rPr>
-      </w:pPr>
+      <w:proofErr w:type="spellStart"/>
+      <w:r>
+        <w:rPr>
+          <w:rFonts w:ascii="宋体" w:eastAsia="宋体" w:hAnsi="宋体" w:hint="eastAsia"/>
+          <w:szCs w:val="21"/>
+        </w:rPr>
+        <w:t>Zg</w:t>
+      </w:r>
+      <w:proofErr w:type="spellEnd"/>
+      <w:r>
+        <w:rPr>
+          <w:rFonts w:ascii="宋体" w:eastAsia="宋体" w:hAnsi="宋体" w:hint="eastAsia"/>
+          <w:szCs w:val="21"/>
+        </w:rPr>
+        <w:t>:纵向距离</w:t>
+      </w:r>
+    </w:p>
+    <w:p>
+      <w:pPr>
+        <w:rPr>
+          <w:rFonts w:ascii="宋体" w:eastAsia="宋体" w:hAnsi="宋体" w:hint="eastAsia"/>
+          <w:szCs w:val="21"/>
+        </w:rPr>
+      </w:pPr>
+      <w:proofErr w:type="spellStart"/>
       <w:r>
         <w:rPr>
           <w:rFonts w:ascii="宋体" w:eastAsia="宋体" w:hAnsi="宋体" w:hint="eastAsia"/>
@@ -21072,6 +23695,7 @@
         </w:rPr>
         <w:t>emit_x</w:t>
       </w:r>
+      <w:proofErr w:type="spellEnd"/>
       <w:r>
         <w:rPr>
           <w:rFonts w:ascii="宋体" w:eastAsia="宋体" w:hAnsi="宋体" w:hint="eastAsia"/>
@@ -21084,8 +23708,17 @@
           <w:rFonts w:ascii="宋体" w:eastAsia="宋体" w:hAnsi="宋体" w:hint="eastAsia"/>
           <w:szCs w:val="21"/>
         </w:rPr>
-        <w:t xml:space="preserve"> + emit_y</w:t>
-      </w:r>
+        <w:t xml:space="preserve"> + </w:t>
+      </w:r>
+      <w:proofErr w:type="spellStart"/>
+      <w:r>
+        <w:rPr>
+          <w:rFonts w:ascii="宋体" w:eastAsia="宋体" w:hAnsi="宋体" w:hint="eastAsia"/>
+          <w:szCs w:val="21"/>
+        </w:rPr>
+        <w:t>emit_y</w:t>
+      </w:r>
+      <w:proofErr w:type="spellEnd"/>
       <w:r>
         <w:rPr>
           <w:rFonts w:ascii="宋体" w:eastAsia="宋体" w:hAnsi="宋体" w:hint="eastAsia"/>
@@ -21098,8 +23731,17 @@
           <w:rFonts w:ascii="宋体" w:eastAsia="宋体" w:hAnsi="宋体" w:hint="eastAsia"/>
           <w:szCs w:val="21"/>
         </w:rPr>
-        <w:t xml:space="preserve"> + emit_z</w:t>
-      </w:r>
+        <w:t xml:space="preserve"> + </w:t>
+      </w:r>
+      <w:proofErr w:type="spellStart"/>
+      <w:r>
+        <w:rPr>
+          <w:rFonts w:ascii="宋体" w:eastAsia="宋体" w:hAnsi="宋体" w:hint="eastAsia"/>
+          <w:szCs w:val="21"/>
+        </w:rPr>
+        <w:t>emit_z</w:t>
+      </w:r>
+      <w:proofErr w:type="spellEnd"/>
       <w:r>
         <w:rPr>
           <w:rFonts w:ascii="宋体" w:eastAsia="宋体" w:hAnsi="宋体" w:hint="eastAsia"/>
@@ -21122,21 +23764,63 @@
           <w:szCs w:val="21"/>
         </w:rPr>
       </w:pPr>
-      <w:r>
-        <w:rPr>
-          <w:rFonts w:ascii="宋体" w:eastAsia="宋体" w:hAnsi="宋体" w:hint="eastAsia"/>
-          <w:szCs w:val="21"/>
-        </w:rPr>
-        <w:t>rms_x(f) + rms_y(f) + rms_z(f)： 包络</w:t>
-      </w:r>
-    </w:p>
-    <w:p>
-      <w:pPr>
-        <w:rPr>
-          <w:rFonts w:ascii="宋体" w:eastAsia="宋体" w:hAnsi="宋体" w:hint="eastAsia"/>
-          <w:szCs w:val="21"/>
-        </w:rPr>
-      </w:pPr>
+      <w:proofErr w:type="spellStart"/>
+      <w:r>
+        <w:rPr>
+          <w:rFonts w:ascii="宋体" w:eastAsia="宋体" w:hAnsi="宋体" w:hint="eastAsia"/>
+          <w:szCs w:val="21"/>
+        </w:rPr>
+        <w:t>rms_x</w:t>
+      </w:r>
+      <w:proofErr w:type="spellEnd"/>
+      <w:r>
+        <w:rPr>
+          <w:rFonts w:ascii="宋体" w:eastAsia="宋体" w:hAnsi="宋体" w:hint="eastAsia"/>
+          <w:szCs w:val="21"/>
+        </w:rPr>
+        <w:t xml:space="preserve">(f) + </w:t>
+      </w:r>
+      <w:proofErr w:type="spellStart"/>
+      <w:r>
+        <w:rPr>
+          <w:rFonts w:ascii="宋体" w:eastAsia="宋体" w:hAnsi="宋体" w:hint="eastAsia"/>
+          <w:szCs w:val="21"/>
+        </w:rPr>
+        <w:t>rms_y</w:t>
+      </w:r>
+      <w:proofErr w:type="spellEnd"/>
+      <w:r>
+        <w:rPr>
+          <w:rFonts w:ascii="宋体" w:eastAsia="宋体" w:hAnsi="宋体" w:hint="eastAsia"/>
+          <w:szCs w:val="21"/>
+        </w:rPr>
+        <w:t xml:space="preserve">(f) + </w:t>
+      </w:r>
+      <w:proofErr w:type="spellStart"/>
+      <w:r>
+        <w:rPr>
+          <w:rFonts w:ascii="宋体" w:eastAsia="宋体" w:hAnsi="宋体" w:hint="eastAsia"/>
+          <w:szCs w:val="21"/>
+        </w:rPr>
+        <w:t>rms_z</w:t>
+      </w:r>
+      <w:proofErr w:type="spellEnd"/>
+      <w:r>
+        <w:rPr>
+          <w:rFonts w:ascii="宋体" w:eastAsia="宋体" w:hAnsi="宋体" w:hint="eastAsia"/>
+          <w:szCs w:val="21"/>
+        </w:rPr>
+        <w:t>(f)： 包络</w:t>
+      </w:r>
+    </w:p>
+    <w:p>
+      <w:pPr>
+        <w:rPr>
+          <w:rFonts w:ascii="宋体" w:eastAsia="宋体" w:hAnsi="宋体" w:hint="eastAsia"/>
+          <w:szCs w:val="21"/>
+        </w:rPr>
+      </w:pPr>
+      <w:proofErr w:type="spellStart"/>
       <w:r>
         <w:rPr>
           <w:rFonts w:ascii="宋体" w:eastAsia="宋体" w:hAnsi="宋体"/>
@@ -21144,43 +23828,102 @@
         </w:rPr>
         <w:t>nownumofp</w:t>
       </w:r>
-      <w:r>
-        <w:rPr>
-          <w:rFonts w:ascii="宋体" w:eastAsia="宋体" w:hAnsi="宋体" w:hint="eastAsia"/>
-          <w:szCs w:val="21"/>
-        </w:rPr>
-        <w:t>(i)：粒子数</w:t>
-      </w:r>
-    </w:p>
-    <w:p>
-      <w:pPr>
-        <w:rPr>
-          <w:rFonts w:ascii="宋体" w:eastAsia="宋体" w:hAnsi="宋体" w:hint="eastAsia"/>
-          <w:szCs w:val="21"/>
-        </w:rPr>
-      </w:pPr>
-      <w:r>
-        <w:rPr>
-          <w:rFonts w:ascii="宋体" w:eastAsia="宋体" w:hAnsi="宋体" w:hint="eastAsia"/>
-          <w:szCs w:val="21"/>
-        </w:rPr>
-        <w:t>loss（i）： 束损</w:t>
-      </w:r>
-    </w:p>
-    <w:p>
-      <w:pPr>
-        <w:rPr>
-          <w:rFonts w:ascii="宋体" w:eastAsia="宋体" w:hAnsi="宋体" w:hint="eastAsia"/>
-          <w:szCs w:val="21"/>
-        </w:rPr>
-      </w:pPr>
-      <w:r>
-        <w:rPr>
-          <w:rFonts w:ascii="宋体" w:eastAsia="宋体" w:hAnsi="宋体" w:hint="eastAsia"/>
-          <w:szCs w:val="21"/>
-        </w:rPr>
-        <w:t>maxlost(i)：</w:t>
-      </w:r>
+      <w:proofErr w:type="spellEnd"/>
+      <w:r>
+        <w:rPr>
+          <w:rFonts w:ascii="宋体" w:eastAsia="宋体" w:hAnsi="宋体" w:hint="eastAsia"/>
+          <w:szCs w:val="21"/>
+        </w:rPr>
+        <w:t>(</w:t>
+      </w:r>
+      <w:proofErr w:type="spellStart"/>
+      <w:r>
+        <w:rPr>
+          <w:rFonts w:ascii="宋体" w:eastAsia="宋体" w:hAnsi="宋体" w:hint="eastAsia"/>
+          <w:szCs w:val="21"/>
+        </w:rPr>
+        <w:t>i</w:t>
+      </w:r>
+      <w:proofErr w:type="spellEnd"/>
+      <w:r>
+        <w:rPr>
+          <w:rFonts w:ascii="宋体" w:eastAsia="宋体" w:hAnsi="宋体" w:hint="eastAsia"/>
+          <w:szCs w:val="21"/>
+        </w:rPr>
+        <w:t>)：粒子数</w:t>
+      </w:r>
+    </w:p>
+    <w:p>
+      <w:pPr>
+        <w:rPr>
+          <w:rFonts w:ascii="宋体" w:eastAsia="宋体" w:hAnsi="宋体" w:hint="eastAsia"/>
+          <w:szCs w:val="21"/>
+        </w:rPr>
+      </w:pPr>
+      <w:r>
+        <w:rPr>
+          <w:rFonts w:ascii="宋体" w:eastAsia="宋体" w:hAnsi="宋体" w:hint="eastAsia"/>
+          <w:szCs w:val="21"/>
+        </w:rPr>
+        <w:t>loss（</w:t>
+      </w:r>
+      <w:proofErr w:type="spellStart"/>
+      <w:r>
+        <w:rPr>
+          <w:rFonts w:ascii="宋体" w:eastAsia="宋体" w:hAnsi="宋体" w:hint="eastAsia"/>
+          <w:szCs w:val="21"/>
+        </w:rPr>
+        <w:t>i</w:t>
+      </w:r>
+      <w:proofErr w:type="spellEnd"/>
+      <w:r>
+        <w:rPr>
+          <w:rFonts w:ascii="宋体" w:eastAsia="宋体" w:hAnsi="宋体" w:hint="eastAsia"/>
+          <w:szCs w:val="21"/>
+        </w:rPr>
+        <w:t>）： 束损</w:t>
+      </w:r>
+    </w:p>
+    <w:p>
+      <w:pPr>
+        <w:rPr>
+          <w:rFonts w:ascii="宋体" w:eastAsia="宋体" w:hAnsi="宋体" w:hint="eastAsia"/>
+          <w:szCs w:val="21"/>
+        </w:rPr>
+      </w:pPr>
+      <w:proofErr w:type="spellStart"/>
+      <w:r>
+        <w:rPr>
+          <w:rFonts w:ascii="宋体" w:eastAsia="宋体" w:hAnsi="宋体" w:hint="eastAsia"/>
+          <w:szCs w:val="21"/>
+        </w:rPr>
+        <w:t>maxlost</w:t>
+      </w:r>
+      <w:proofErr w:type="spellEnd"/>
+      <w:r>
+        <w:rPr>
+          <w:rFonts w:ascii="宋体" w:eastAsia="宋体" w:hAnsi="宋体" w:hint="eastAsia"/>
+          <w:szCs w:val="21"/>
+        </w:rPr>
+        <w:t>(</w:t>
+      </w:r>
+      <w:proofErr w:type="spellStart"/>
+      <w:r>
+        <w:rPr>
+          <w:rFonts w:ascii="宋体" w:eastAsia="宋体" w:hAnsi="宋体" w:hint="eastAsia"/>
+          <w:szCs w:val="21"/>
+        </w:rPr>
+        <w:t>i</w:t>
+      </w:r>
+      <w:proofErr w:type="spellEnd"/>
+      <w:r>
+        <w:rPr>
+          <w:rFonts w:ascii="宋体" w:eastAsia="宋体" w:hAnsi="宋体" w:hint="eastAsia"/>
+          <w:szCs w:val="21"/>
+        </w:rPr>
+        <w:t>)：</w:t>
+      </w:r>
+      <w:proofErr w:type="gramStart"/>
       <w:r>
         <w:rPr>
           <w:rFonts w:ascii="宋体" w:eastAsia="宋体" w:hAnsi="宋体" w:hint="eastAsia"/>
@@ -21188,6 +23931,7 @@
         </w:rPr>
         <w:t>最大束损</w:t>
       </w:r>
+      <w:proofErr w:type="gramEnd"/>
       <w:r>
         <w:rPr>
           <w:rFonts w:ascii="宋体" w:eastAsia="宋体" w:hAnsi="宋体" w:hint="eastAsia"/>
@@ -21203,12 +23947,21 @@
           <w:szCs w:val="21"/>
         </w:rPr>
       </w:pPr>
-      <w:r>
-        <w:rPr>
-          <w:rFonts w:ascii="宋体" w:eastAsia="宋体" w:hAnsi="宋体" w:hint="eastAsia"/>
-          <w:szCs w:val="21"/>
-        </w:rPr>
-        <w:t>minlost :</w:t>
+      <w:proofErr w:type="spellStart"/>
+      <w:r>
+        <w:rPr>
+          <w:rFonts w:ascii="宋体" w:eastAsia="宋体" w:hAnsi="宋体" w:hint="eastAsia"/>
+          <w:szCs w:val="21"/>
+        </w:rPr>
+        <w:t>minlost</w:t>
+      </w:r>
+      <w:proofErr w:type="spellEnd"/>
+      <w:r>
+        <w:rPr>
+          <w:rFonts w:ascii="宋体" w:eastAsia="宋体" w:hAnsi="宋体" w:hint="eastAsia"/>
+          <w:szCs w:val="21"/>
+        </w:rPr>
+        <w:t xml:space="preserve"> :</w:t>
       </w:r>
       <w:r>
         <w:rPr>
@@ -21233,27 +23986,45 @@
           <w:szCs w:val="21"/>
         </w:rPr>
       </w:pPr>
-      <w:r>
-        <w:rPr>
-          <w:rFonts w:ascii="宋体" w:eastAsia="宋体" w:hAnsi="宋体" w:hint="eastAsia"/>
-          <w:szCs w:val="21"/>
-        </w:rPr>
-        <w:t>moy( 4* f)： x, y, r, z的平均值</w:t>
-      </w:r>
-    </w:p>
-    <w:p>
-      <w:pPr>
-        <w:rPr>
-          <w:rFonts w:ascii="宋体" w:eastAsia="宋体" w:hAnsi="宋体" w:hint="eastAsia"/>
-          <w:szCs w:val="21"/>
-        </w:rPr>
-      </w:pPr>
-      <w:r>
-        <w:rPr>
-          <w:rFonts w:ascii="宋体" w:eastAsia="宋体" w:hAnsi="宋体" w:hint="eastAsia"/>
-          <w:szCs w:val="21"/>
-        </w:rPr>
-        <w:t>maxb：最大</w:t>
+      <w:proofErr w:type="spellStart"/>
+      <w:r>
+        <w:rPr>
+          <w:rFonts w:ascii="宋体" w:eastAsia="宋体" w:hAnsi="宋体" w:hint="eastAsia"/>
+          <w:szCs w:val="21"/>
+        </w:rPr>
+        <w:t>moy</w:t>
+      </w:r>
+      <w:proofErr w:type="spellEnd"/>
+      <w:r>
+        <w:rPr>
+          <w:rFonts w:ascii="宋体" w:eastAsia="宋体" w:hAnsi="宋体" w:hint="eastAsia"/>
+          <w:szCs w:val="21"/>
+        </w:rPr>
+        <w:t>( 4* f)： x, y, r, z的平均值</w:t>
+      </w:r>
+    </w:p>
+    <w:p>
+      <w:pPr>
+        <w:rPr>
+          <w:rFonts w:ascii="宋体" w:eastAsia="宋体" w:hAnsi="宋体" w:hint="eastAsia"/>
+          <w:szCs w:val="21"/>
+        </w:rPr>
+      </w:pPr>
+      <w:proofErr w:type="spellStart"/>
+      <w:r>
+        <w:rPr>
+          <w:rFonts w:ascii="宋体" w:eastAsia="宋体" w:hAnsi="宋体" w:hint="eastAsia"/>
+          <w:szCs w:val="21"/>
+        </w:rPr>
+        <w:t>maxb</w:t>
+      </w:r>
+      <w:proofErr w:type="spellEnd"/>
+      <w:r>
+        <w:rPr>
+          <w:rFonts w:ascii="宋体" w:eastAsia="宋体" w:hAnsi="宋体" w:hint="eastAsia"/>
+          <w:szCs w:val="21"/>
+        </w:rPr>
+        <w:t>：最大</w:t>
       </w:r>
       <w:bookmarkStart w:id="31" w:name="OLE_LINK2"/>
       <w:r>
@@ -21279,73 +24050,141 @@
           <w:szCs w:val="21"/>
         </w:rPr>
       </w:pPr>
-      <w:r>
-        <w:rPr>
-          <w:rFonts w:ascii="宋体" w:eastAsia="宋体" w:hAnsi="宋体" w:hint="eastAsia"/>
-          <w:szCs w:val="21"/>
-        </w:rPr>
-        <w:t>minb：最小偏移粒子的最小值</w:t>
-      </w:r>
-    </w:p>
-    <w:p>
-      <w:pPr>
-        <w:rPr>
-          <w:rFonts w:ascii="宋体" w:eastAsia="宋体" w:hAnsi="宋体" w:hint="eastAsia"/>
-          <w:szCs w:val="21"/>
-        </w:rPr>
-      </w:pPr>
-    </w:p>
-    <w:p>
-      <w:pPr>
-        <w:rPr>
-          <w:rFonts w:ascii="宋体" w:eastAsia="宋体" w:hAnsi="宋体" w:hint="eastAsia"/>
-          <w:szCs w:val="21"/>
-        </w:rPr>
-      </w:pPr>
-      <w:r>
-        <w:rPr>
-          <w:rFonts w:ascii="宋体" w:eastAsia="宋体" w:hAnsi="宋体" w:hint="eastAsia"/>
-          <w:szCs w:val="21"/>
-        </w:rPr>
-        <w:t>maxr：最大偏移粒子的最小值</w:t>
-      </w:r>
-    </w:p>
-    <w:p>
-      <w:pPr>
-        <w:rPr>
-          <w:rFonts w:ascii="宋体" w:eastAsia="宋体" w:hAnsi="宋体" w:hint="eastAsia"/>
-          <w:szCs w:val="21"/>
-        </w:rPr>
-      </w:pPr>
-      <w:r>
-        <w:rPr>
-          <w:rFonts w:ascii="宋体" w:eastAsia="宋体" w:hAnsi="宋体" w:hint="eastAsia"/>
-          <w:szCs w:val="21"/>
-        </w:rPr>
-        <w:t>minr：最小偏移粒子的最大值</w:t>
-      </w:r>
-    </w:p>
-    <w:p>
-      <w:pPr>
-        <w:rPr>
-          <w:rFonts w:ascii="宋体" w:eastAsia="宋体" w:hAnsi="宋体" w:hint="eastAsia"/>
-          <w:szCs w:val="21"/>
-        </w:rPr>
-      </w:pPr>
-    </w:p>
-    <w:p>
-      <w:pPr>
-        <w:rPr>
-          <w:rFonts w:ascii="宋体" w:eastAsia="宋体" w:hAnsi="宋体" w:hint="eastAsia"/>
-          <w:szCs w:val="21"/>
-        </w:rPr>
-      </w:pPr>
-      <w:r>
-        <w:rPr>
-          <w:rFonts w:ascii="宋体" w:eastAsia="宋体" w:hAnsi="宋体" w:hint="eastAsia"/>
-          <w:szCs w:val="21"/>
-        </w:rPr>
-        <w:t xml:space="preserve">tab_x： (i) * 300, 统计粒子，将x_min </w:t>
+      <w:proofErr w:type="spellStart"/>
+      <w:r>
+        <w:rPr>
+          <w:rFonts w:ascii="宋体" w:eastAsia="宋体" w:hAnsi="宋体" w:hint="eastAsia"/>
+          <w:szCs w:val="21"/>
+        </w:rPr>
+        <w:t>minb</w:t>
+      </w:r>
+      <w:proofErr w:type="spellEnd"/>
+      <w:r>
+        <w:rPr>
+          <w:rFonts w:ascii="宋体" w:eastAsia="宋体" w:hAnsi="宋体" w:hint="eastAsia"/>
+          <w:szCs w:val="21"/>
+        </w:rPr>
+        <w:t>：最小偏移粒子的最小值</w:t>
+      </w:r>
+    </w:p>
+    <w:p>
+      <w:pPr>
+        <w:rPr>
+          <w:rFonts w:ascii="宋体" w:eastAsia="宋体" w:hAnsi="宋体" w:hint="eastAsia"/>
+          <w:szCs w:val="21"/>
+        </w:rPr>
+      </w:pPr>
+    </w:p>
+    <w:p>
+      <w:pPr>
+        <w:rPr>
+          <w:rFonts w:ascii="宋体" w:eastAsia="宋体" w:hAnsi="宋体" w:hint="eastAsia"/>
+          <w:szCs w:val="21"/>
+        </w:rPr>
+      </w:pPr>
+      <w:proofErr w:type="spellStart"/>
+      <w:r>
+        <w:rPr>
+          <w:rFonts w:ascii="宋体" w:eastAsia="宋体" w:hAnsi="宋体" w:hint="eastAsia"/>
+          <w:szCs w:val="21"/>
+        </w:rPr>
+        <w:t>maxr</w:t>
+      </w:r>
+      <w:proofErr w:type="spellEnd"/>
+      <w:r>
+        <w:rPr>
+          <w:rFonts w:ascii="宋体" w:eastAsia="宋体" w:hAnsi="宋体" w:hint="eastAsia"/>
+          <w:szCs w:val="21"/>
+        </w:rPr>
+        <w:t>：最大偏移粒子的最小值</w:t>
+      </w:r>
+    </w:p>
+    <w:p>
+      <w:pPr>
+        <w:rPr>
+          <w:rFonts w:ascii="宋体" w:eastAsia="宋体" w:hAnsi="宋体" w:hint="eastAsia"/>
+          <w:szCs w:val="21"/>
+        </w:rPr>
+      </w:pPr>
+      <w:proofErr w:type="spellStart"/>
+      <w:r>
+        <w:rPr>
+          <w:rFonts w:ascii="宋体" w:eastAsia="宋体" w:hAnsi="宋体" w:hint="eastAsia"/>
+          <w:szCs w:val="21"/>
+        </w:rPr>
+        <w:t>minr</w:t>
+      </w:r>
+      <w:proofErr w:type="spellEnd"/>
+      <w:r>
+        <w:rPr>
+          <w:rFonts w:ascii="宋体" w:eastAsia="宋体" w:hAnsi="宋体" w:hint="eastAsia"/>
+          <w:szCs w:val="21"/>
+        </w:rPr>
+        <w:t>：最小偏移粒子的最大值</w:t>
+      </w:r>
+    </w:p>
+    <w:p>
+      <w:pPr>
+        <w:rPr>
+          <w:rFonts w:ascii="宋体" w:eastAsia="宋体" w:hAnsi="宋体" w:hint="eastAsia"/>
+          <w:szCs w:val="21"/>
+        </w:rPr>
+      </w:pPr>
+    </w:p>
+    <w:p>
+      <w:pPr>
+        <w:rPr>
+          <w:rFonts w:ascii="宋体" w:eastAsia="宋体" w:hAnsi="宋体" w:hint="eastAsia"/>
+          <w:szCs w:val="21"/>
+        </w:rPr>
+      </w:pPr>
+      <w:proofErr w:type="spellStart"/>
+      <w:r>
+        <w:rPr>
+          <w:rFonts w:ascii="宋体" w:eastAsia="宋体" w:hAnsi="宋体" w:hint="eastAsia"/>
+          <w:szCs w:val="21"/>
+        </w:rPr>
+        <w:t>tab_x</w:t>
+      </w:r>
+      <w:proofErr w:type="spellEnd"/>
+      <w:r>
+        <w:rPr>
+          <w:rFonts w:ascii="宋体" w:eastAsia="宋体" w:hAnsi="宋体" w:hint="eastAsia"/>
+          <w:szCs w:val="21"/>
+        </w:rPr>
+        <w:t>： (</w:t>
+      </w:r>
+      <w:proofErr w:type="spellStart"/>
+      <w:r>
+        <w:rPr>
+          <w:rFonts w:ascii="宋体" w:eastAsia="宋体" w:hAnsi="宋体" w:hint="eastAsia"/>
+          <w:szCs w:val="21"/>
+        </w:rPr>
+        <w:t>i</w:t>
+      </w:r>
+      <w:proofErr w:type="spellEnd"/>
+      <w:r>
+        <w:rPr>
+          <w:rFonts w:ascii="宋体" w:eastAsia="宋体" w:hAnsi="宋体" w:hint="eastAsia"/>
+          <w:szCs w:val="21"/>
+        </w:rPr>
+        <w:t>) * 300, 统计粒子，将</w:t>
+      </w:r>
+      <w:proofErr w:type="spellStart"/>
+      <w:r>
+        <w:rPr>
+          <w:rFonts w:ascii="宋体" w:eastAsia="宋体" w:hAnsi="宋体" w:hint="eastAsia"/>
+          <w:szCs w:val="21"/>
+        </w:rPr>
+        <w:t>x_min</w:t>
+      </w:r>
+      <w:proofErr w:type="spellEnd"/>
+      <w:r>
+        <w:rPr>
+          <w:rFonts w:ascii="宋体" w:eastAsia="宋体" w:hAnsi="宋体" w:hint="eastAsia"/>
+          <w:szCs w:val="21"/>
+        </w:rPr>
+        <w:t xml:space="preserve"> </w:t>
       </w:r>
       <w:r>
         <w:rPr>
@@ -21359,7 +24198,23 @@
           <w:rFonts w:ascii="宋体" w:eastAsia="宋体" w:hAnsi="宋体" w:hint="eastAsia"/>
           <w:szCs w:val="21"/>
         </w:rPr>
-        <w:t xml:space="preserve"> x_max分为300个网格， 统计每个网格内的粒子数</w:t>
+        <w:t xml:space="preserve"> </w:t>
+      </w:r>
+      <w:proofErr w:type="spellStart"/>
+      <w:r>
+        <w:rPr>
+          <w:rFonts w:ascii="宋体" w:eastAsia="宋体" w:hAnsi="宋体" w:hint="eastAsia"/>
+          <w:szCs w:val="21"/>
+        </w:rPr>
+        <w:t>x_max</w:t>
+      </w:r>
+      <w:proofErr w:type="spellEnd"/>
+      <w:r>
+        <w:rPr>
+          <w:rFonts w:ascii="宋体" w:eastAsia="宋体" w:hAnsi="宋体" w:hint="eastAsia"/>
+          <w:szCs w:val="21"/>
+        </w:rPr>
+        <w:t>分为300个网格， 统计每个网格内的粒子数</w:t>
       </w:r>
     </w:p>
     <w:p>
@@ -21385,6 +24240,7 @@
         <w:rPr>
           <w:rFonts w:hint="eastAsia"/>
         </w:rPr>
+        <w:lastRenderedPageBreak/>
         <w:t>synData.txt</w:t>
       </w:r>
       <w:bookmarkEnd w:id="32"/>
@@ -21416,7 +24272,6 @@
           <w:rFonts w:ascii="宋体" w:eastAsia="宋体" w:hAnsi="宋体" w:hint="eastAsia"/>
           <w:szCs w:val="21"/>
         </w:rPr>
-        <w:lastRenderedPageBreak/>
         <w:t>字段说明：</w:t>
       </w:r>
     </w:p>
@@ -21432,8 +24287,25 @@
           <w:rFonts w:ascii="宋体" w:eastAsia="宋体" w:hAnsi="宋体"/>
           <w:szCs w:val="21"/>
         </w:rPr>
-        <w:t xml:space="preserve">order name length zstart tin γβ </w:t>
-      </w:r>
+        <w:t xml:space="preserve">order name length </w:t>
+      </w:r>
+      <w:proofErr w:type="spellStart"/>
+      <w:r>
+        <w:rPr>
+          <w:rFonts w:ascii="宋体" w:eastAsia="宋体" w:hAnsi="宋体"/>
+          <w:szCs w:val="21"/>
+        </w:rPr>
+        <w:t>zstart</w:t>
+      </w:r>
+      <w:proofErr w:type="spellEnd"/>
+      <w:r>
+        <w:rPr>
+          <w:rFonts w:ascii="宋体" w:eastAsia="宋体" w:hAnsi="宋体"/>
+          <w:szCs w:val="21"/>
+        </w:rPr>
+        <w:t xml:space="preserve"> tin γβ </w:t>
+      </w:r>
+      <w:proofErr w:type="spellStart"/>
       <w:r>
         <w:rPr>
           <w:rFonts w:ascii="Cambria" w:eastAsia="宋体" w:hAnsi="Cambria" w:cs="Cambria"/>
@@ -21446,8 +24318,17 @@
           <w:rFonts w:ascii="宋体" w:eastAsia="宋体" w:hAnsi="宋体"/>
           <w:szCs w:val="21"/>
         </w:rPr>
-        <w:t xml:space="preserve">s </w:t>
-      </w:r>
+        <w:t>s</w:t>
+      </w:r>
+      <w:proofErr w:type="spellEnd"/>
+      <w:r>
+        <w:rPr>
+          <w:rFonts w:ascii="宋体" w:eastAsia="宋体" w:hAnsi="宋体"/>
+          <w:szCs w:val="21"/>
+        </w:rPr>
+        <w:t xml:space="preserve"> </w:t>
+      </w:r>
+      <w:proofErr w:type="spellStart"/>
       <w:r>
         <w:rPr>
           <w:rFonts w:ascii="Cambria" w:eastAsia="宋体" w:hAnsi="Cambria" w:cs="Cambria"/>
@@ -21462,20 +24343,53 @@
         </w:rPr>
         <w:t>RF</w:t>
       </w:r>
-    </w:p>
-    <w:p>
-      <w:pPr>
-        <w:rPr>
-          <w:rFonts w:ascii="宋体" w:eastAsia="宋体" w:hAnsi="宋体" w:hint="eastAsia"/>
-          <w:szCs w:val="21"/>
-        </w:rPr>
-      </w:pPr>
-      <w:r>
-        <w:rPr>
-          <w:rFonts w:ascii="宋体" w:eastAsia="宋体" w:hAnsi="宋体" w:hint="eastAsia"/>
-          <w:szCs w:val="21"/>
-        </w:rPr>
-        <w:t>0       1     2       3    4  5 6  7   8</w:t>
+      <w:proofErr w:type="spellEnd"/>
+    </w:p>
+    <w:p>
+      <w:pPr>
+        <w:rPr>
+          <w:rFonts w:ascii="宋体" w:eastAsia="宋体" w:hAnsi="宋体" w:hint="eastAsia"/>
+          <w:szCs w:val="21"/>
+        </w:rPr>
+      </w:pPr>
+      <w:r>
+        <w:rPr>
+          <w:rFonts w:ascii="宋体" w:eastAsia="宋体" w:hAnsi="宋体" w:hint="eastAsia"/>
+          <w:szCs w:val="21"/>
+        </w:rPr>
+        <w:t xml:space="preserve">0       1     2       3    </w:t>
+      </w:r>
+      <w:proofErr w:type="gramStart"/>
+      <w:r>
+        <w:rPr>
+          <w:rFonts w:ascii="宋体" w:eastAsia="宋体" w:hAnsi="宋体" w:hint="eastAsia"/>
+          <w:szCs w:val="21"/>
+        </w:rPr>
+        <w:t>4  5</w:t>
+      </w:r>
+      <w:proofErr w:type="gramEnd"/>
+      <w:r>
+        <w:rPr>
+          <w:rFonts w:ascii="宋体" w:eastAsia="宋体" w:hAnsi="宋体" w:hint="eastAsia"/>
+          <w:szCs w:val="21"/>
+        </w:rPr>
+        <w:t xml:space="preserve"> </w:t>
+      </w:r>
+      <w:proofErr w:type="gramStart"/>
+      <w:r>
+        <w:rPr>
+          <w:rFonts w:ascii="宋体" w:eastAsia="宋体" w:hAnsi="宋体" w:hint="eastAsia"/>
+          <w:szCs w:val="21"/>
+        </w:rPr>
+        <w:t>6  7</w:t>
+      </w:r>
+      <w:proofErr w:type="gramEnd"/>
+      <w:r>
+        <w:rPr>
+          <w:rFonts w:ascii="宋体" w:eastAsia="宋体" w:hAnsi="宋体" w:hint="eastAsia"/>
+          <w:szCs w:val="21"/>
+        </w:rPr>
+        <w:t xml:space="preserve">   8</w:t>
       </w:r>
     </w:p>
     <w:p>
@@ -21531,7 +24445,23 @@
           <w:rFonts w:ascii="宋体" w:eastAsia="宋体" w:hAnsi="宋体" w:hint="eastAsia"/>
           <w:szCs w:val="21"/>
         </w:rPr>
-        <w:t>当在 input.txt 中将 pchistogram 的 V1 设置为 1 时，会生成 pchistogram.dat 文件。</w:t>
+        <w:t xml:space="preserve">当在 input.txt 中将 </w:t>
+      </w:r>
+      <w:proofErr w:type="spellStart"/>
+      <w:r>
+        <w:rPr>
+          <w:rFonts w:ascii="宋体" w:eastAsia="宋体" w:hAnsi="宋体" w:hint="eastAsia"/>
+          <w:szCs w:val="21"/>
+        </w:rPr>
+        <w:t>pchistogram</w:t>
+      </w:r>
+      <w:proofErr w:type="spellEnd"/>
+      <w:r>
+        <w:rPr>
+          <w:rFonts w:ascii="宋体" w:eastAsia="宋体" w:hAnsi="宋体" w:hint="eastAsia"/>
+          <w:szCs w:val="21"/>
+        </w:rPr>
+        <w:t xml:space="preserve"> 的 V1 设置为 1 时，会生成 pchistogram.dat 文件。</w:t>
       </w:r>
     </w:p>
     <w:p>
@@ -21561,7 +24491,247 @@
           <w:rFonts w:ascii="宋体" w:eastAsia="宋体" w:hAnsi="宋体" w:hint="eastAsia"/>
           <w:szCs w:val="21"/>
         </w:rPr>
-        <w:t>该文件为二进制文件，格式为：char + Index(int) + V2(int) + V2 · tabx(int) + V2 · taby(int) + V2 · tabr(int) + V2 · tabz(int) + xmin(double) + xmax(double) + avex(double) + ymin(double) + ymax(double) + avey(double) + rmin(double) + rmax(double) + aver(double) + zmin(double) + zmax(double) + avez(double)</w:t>
+        <w:t xml:space="preserve">该文件为二进制文件，格式为：char + Index(int) + V2(int) + V2 · </w:t>
+      </w:r>
+      <w:proofErr w:type="spellStart"/>
+      <w:r>
+        <w:rPr>
+          <w:rFonts w:ascii="宋体" w:eastAsia="宋体" w:hAnsi="宋体" w:hint="eastAsia"/>
+          <w:szCs w:val="21"/>
+        </w:rPr>
+        <w:t>tabx</w:t>
+      </w:r>
+      <w:proofErr w:type="spellEnd"/>
+      <w:r>
+        <w:rPr>
+          <w:rFonts w:ascii="宋体" w:eastAsia="宋体" w:hAnsi="宋体" w:hint="eastAsia"/>
+          <w:szCs w:val="21"/>
+        </w:rPr>
+        <w:t xml:space="preserve">(int) + V2 · </w:t>
+      </w:r>
+      <w:proofErr w:type="spellStart"/>
+      <w:r>
+        <w:rPr>
+          <w:rFonts w:ascii="宋体" w:eastAsia="宋体" w:hAnsi="宋体" w:hint="eastAsia"/>
+          <w:szCs w:val="21"/>
+        </w:rPr>
+        <w:t>taby</w:t>
+      </w:r>
+      <w:proofErr w:type="spellEnd"/>
+      <w:r>
+        <w:rPr>
+          <w:rFonts w:ascii="宋体" w:eastAsia="宋体" w:hAnsi="宋体" w:hint="eastAsia"/>
+          <w:szCs w:val="21"/>
+        </w:rPr>
+        <w:t xml:space="preserve">(int) + V2 · </w:t>
+      </w:r>
+      <w:proofErr w:type="spellStart"/>
+      <w:r>
+        <w:rPr>
+          <w:rFonts w:ascii="宋体" w:eastAsia="宋体" w:hAnsi="宋体" w:hint="eastAsia"/>
+          <w:szCs w:val="21"/>
+        </w:rPr>
+        <w:t>tabr</w:t>
+      </w:r>
+      <w:proofErr w:type="spellEnd"/>
+      <w:r>
+        <w:rPr>
+          <w:rFonts w:ascii="宋体" w:eastAsia="宋体" w:hAnsi="宋体" w:hint="eastAsia"/>
+          <w:szCs w:val="21"/>
+        </w:rPr>
+        <w:t xml:space="preserve">(int) + V2 · </w:t>
+      </w:r>
+      <w:proofErr w:type="spellStart"/>
+      <w:r>
+        <w:rPr>
+          <w:rFonts w:ascii="宋体" w:eastAsia="宋体" w:hAnsi="宋体" w:hint="eastAsia"/>
+          <w:szCs w:val="21"/>
+        </w:rPr>
+        <w:t>tabz</w:t>
+      </w:r>
+      <w:proofErr w:type="spellEnd"/>
+      <w:r>
+        <w:rPr>
+          <w:rFonts w:ascii="宋体" w:eastAsia="宋体" w:hAnsi="宋体" w:hint="eastAsia"/>
+          <w:szCs w:val="21"/>
+        </w:rPr>
+        <w:t xml:space="preserve">(int) + </w:t>
+      </w:r>
+      <w:proofErr w:type="spellStart"/>
+      <w:r>
+        <w:rPr>
+          <w:rFonts w:ascii="宋体" w:eastAsia="宋体" w:hAnsi="宋体" w:hint="eastAsia"/>
+          <w:szCs w:val="21"/>
+        </w:rPr>
+        <w:t>xmin</w:t>
+      </w:r>
+      <w:proofErr w:type="spellEnd"/>
+      <w:r>
+        <w:rPr>
+          <w:rFonts w:ascii="宋体" w:eastAsia="宋体" w:hAnsi="宋体" w:hint="eastAsia"/>
+          <w:szCs w:val="21"/>
+        </w:rPr>
+        <w:t xml:space="preserve">(double) + </w:t>
+      </w:r>
+      <w:proofErr w:type="spellStart"/>
+      <w:r>
+        <w:rPr>
+          <w:rFonts w:ascii="宋体" w:eastAsia="宋体" w:hAnsi="宋体" w:hint="eastAsia"/>
+          <w:szCs w:val="21"/>
+        </w:rPr>
+        <w:t>xmax</w:t>
+      </w:r>
+      <w:proofErr w:type="spellEnd"/>
+      <w:r>
+        <w:rPr>
+          <w:rFonts w:ascii="宋体" w:eastAsia="宋体" w:hAnsi="宋体" w:hint="eastAsia"/>
+          <w:szCs w:val="21"/>
+        </w:rPr>
+        <w:t xml:space="preserve">(double) + </w:t>
+      </w:r>
+      <w:proofErr w:type="spellStart"/>
+      <w:r>
+        <w:rPr>
+          <w:rFonts w:ascii="宋体" w:eastAsia="宋体" w:hAnsi="宋体" w:hint="eastAsia"/>
+          <w:szCs w:val="21"/>
+        </w:rPr>
+        <w:t>avex</w:t>
+      </w:r>
+      <w:proofErr w:type="spellEnd"/>
+      <w:r>
+        <w:rPr>
+          <w:rFonts w:ascii="宋体" w:eastAsia="宋体" w:hAnsi="宋体" w:hint="eastAsia"/>
+          <w:szCs w:val="21"/>
+        </w:rPr>
+        <w:t xml:space="preserve">(double) + </w:t>
+      </w:r>
+      <w:proofErr w:type="spellStart"/>
+      <w:r>
+        <w:rPr>
+          <w:rFonts w:ascii="宋体" w:eastAsia="宋体" w:hAnsi="宋体" w:hint="eastAsia"/>
+          <w:szCs w:val="21"/>
+        </w:rPr>
+        <w:t>ymin</w:t>
+      </w:r>
+      <w:proofErr w:type="spellEnd"/>
+      <w:r>
+        <w:rPr>
+          <w:rFonts w:ascii="宋体" w:eastAsia="宋体" w:hAnsi="宋体" w:hint="eastAsia"/>
+          <w:szCs w:val="21"/>
+        </w:rPr>
+        <w:t xml:space="preserve">(double) + </w:t>
+      </w:r>
+      <w:proofErr w:type="spellStart"/>
+      <w:r>
+        <w:rPr>
+          <w:rFonts w:ascii="宋体" w:eastAsia="宋体" w:hAnsi="宋体" w:hint="eastAsia"/>
+          <w:szCs w:val="21"/>
+        </w:rPr>
+        <w:t>ymax</w:t>
+      </w:r>
+      <w:proofErr w:type="spellEnd"/>
+      <w:r>
+        <w:rPr>
+          <w:rFonts w:ascii="宋体" w:eastAsia="宋体" w:hAnsi="宋体" w:hint="eastAsia"/>
+          <w:szCs w:val="21"/>
+        </w:rPr>
+        <w:t xml:space="preserve">(double) + </w:t>
+      </w:r>
+      <w:proofErr w:type="spellStart"/>
+      <w:r>
+        <w:rPr>
+          <w:rFonts w:ascii="宋体" w:eastAsia="宋体" w:hAnsi="宋体" w:hint="eastAsia"/>
+          <w:szCs w:val="21"/>
+        </w:rPr>
+        <w:t>avey</w:t>
+      </w:r>
+      <w:proofErr w:type="spellEnd"/>
+      <w:r>
+        <w:rPr>
+          <w:rFonts w:ascii="宋体" w:eastAsia="宋体" w:hAnsi="宋体" w:hint="eastAsia"/>
+          <w:szCs w:val="21"/>
+        </w:rPr>
+        <w:t xml:space="preserve">(double) + </w:t>
+      </w:r>
+      <w:proofErr w:type="spellStart"/>
+      <w:r>
+        <w:rPr>
+          <w:rFonts w:ascii="宋体" w:eastAsia="宋体" w:hAnsi="宋体" w:hint="eastAsia"/>
+          <w:szCs w:val="21"/>
+        </w:rPr>
+        <w:t>rmin</w:t>
+      </w:r>
+      <w:proofErr w:type="spellEnd"/>
+      <w:r>
+        <w:rPr>
+          <w:rFonts w:ascii="宋体" w:eastAsia="宋体" w:hAnsi="宋体" w:hint="eastAsia"/>
+          <w:szCs w:val="21"/>
+        </w:rPr>
+        <w:t xml:space="preserve">(double) + </w:t>
+      </w:r>
+      <w:proofErr w:type="spellStart"/>
+      <w:r>
+        <w:rPr>
+          <w:rFonts w:ascii="宋体" w:eastAsia="宋体" w:hAnsi="宋体" w:hint="eastAsia"/>
+          <w:szCs w:val="21"/>
+        </w:rPr>
+        <w:t>rmax</w:t>
+      </w:r>
+      <w:proofErr w:type="spellEnd"/>
+      <w:r>
+        <w:rPr>
+          <w:rFonts w:ascii="宋体" w:eastAsia="宋体" w:hAnsi="宋体" w:hint="eastAsia"/>
+          <w:szCs w:val="21"/>
+        </w:rPr>
+        <w:t xml:space="preserve">(double) + aver(double) + </w:t>
+      </w:r>
+      <w:proofErr w:type="spellStart"/>
+      <w:r>
+        <w:rPr>
+          <w:rFonts w:ascii="宋体" w:eastAsia="宋体" w:hAnsi="宋体" w:hint="eastAsia"/>
+          <w:szCs w:val="21"/>
+        </w:rPr>
+        <w:t>zmin</w:t>
+      </w:r>
+      <w:proofErr w:type="spellEnd"/>
+      <w:r>
+        <w:rPr>
+          <w:rFonts w:ascii="宋体" w:eastAsia="宋体" w:hAnsi="宋体" w:hint="eastAsia"/>
+          <w:szCs w:val="21"/>
+        </w:rPr>
+        <w:t xml:space="preserve">(double) + </w:t>
+      </w:r>
+      <w:proofErr w:type="spellStart"/>
+      <w:r>
+        <w:rPr>
+          <w:rFonts w:ascii="宋体" w:eastAsia="宋体" w:hAnsi="宋体" w:hint="eastAsia"/>
+          <w:szCs w:val="21"/>
+        </w:rPr>
+        <w:t>zmax</w:t>
+      </w:r>
+      <w:proofErr w:type="spellEnd"/>
+      <w:r>
+        <w:rPr>
+          <w:rFonts w:ascii="宋体" w:eastAsia="宋体" w:hAnsi="宋体" w:hint="eastAsia"/>
+          <w:szCs w:val="21"/>
+        </w:rPr>
+        <w:t xml:space="preserve">(double) + </w:t>
+      </w:r>
+      <w:proofErr w:type="spellStart"/>
+      <w:r>
+        <w:rPr>
+          <w:rFonts w:ascii="宋体" w:eastAsia="宋体" w:hAnsi="宋体" w:hint="eastAsia"/>
+          <w:szCs w:val="21"/>
+        </w:rPr>
+        <w:t>avez</w:t>
+      </w:r>
+      <w:proofErr w:type="spellEnd"/>
+      <w:r>
+        <w:rPr>
+          <w:rFonts w:ascii="宋体" w:eastAsia="宋体" w:hAnsi="宋体" w:hint="eastAsia"/>
+          <w:szCs w:val="21"/>
+        </w:rPr>
+        <w:t>(double)</w:t>
       </w:r>
     </w:p>
     <w:p>
@@ -21610,7 +24780,23 @@
           <w:rFonts w:ascii="宋体" w:eastAsia="宋体" w:hAnsi="宋体"/>
           <w:szCs w:val="21"/>
         </w:rPr>
-        <w:t>在 beam.txt 中将关键字 particlenumber 设置为 1 时，将启用单粒子模拟，输出 SingleParticle.txt 文件，并记录该单粒子的轨迹。</w:t>
+        <w:t xml:space="preserve">在 beam.txt 中将关键字 </w:t>
+      </w:r>
+      <w:proofErr w:type="spellStart"/>
+      <w:r>
+        <w:rPr>
+          <w:rFonts w:ascii="宋体" w:eastAsia="宋体" w:hAnsi="宋体"/>
+          <w:szCs w:val="21"/>
+        </w:rPr>
+        <w:t>particlenumber</w:t>
+      </w:r>
+      <w:proofErr w:type="spellEnd"/>
+      <w:r>
+        <w:rPr>
+          <w:rFonts w:ascii="宋体" w:eastAsia="宋体" w:hAnsi="宋体"/>
+          <w:szCs w:val="21"/>
+        </w:rPr>
+        <w:t xml:space="preserve"> 设置为 1 时，将启用单粒子模拟，输出 SingleParticle.txt 文件，并记录该单粒子的轨迹。</w:t>
       </w:r>
       <w:r>
         <w:rPr>
@@ -22002,24 +25188,65 @@
           <w:rFonts w:ascii="宋体" w:eastAsia="宋体" w:hAnsi="宋体"/>
           <w:szCs w:val="21"/>
         </w:rPr>
-        <w:t>此时，beam.txt 中与多粒子相关的关键字（如 twissx、twissy、twissz、current 和 distribution）将不再生效。</w:t>
-      </w:r>
+        <w:t xml:space="preserve">此时，beam.txt 中与多粒子相关的关键字（如 </w:t>
+      </w:r>
+      <w:proofErr w:type="spellStart"/>
       <w:r>
         <w:rPr>
           <w:rFonts w:ascii="宋体" w:eastAsia="宋体" w:hAnsi="宋体"/>
           <w:szCs w:val="21"/>
         </w:rPr>
+        <w:t>twissx</w:t>
+      </w:r>
+      <w:proofErr w:type="spellEnd"/>
+      <w:r>
+        <w:rPr>
+          <w:rFonts w:ascii="宋体" w:eastAsia="宋体" w:hAnsi="宋体"/>
+          <w:szCs w:val="21"/>
+        </w:rPr>
+        <w:t>、</w:t>
+      </w:r>
+      <w:proofErr w:type="spellStart"/>
+      <w:r>
+        <w:rPr>
+          <w:rFonts w:ascii="宋体" w:eastAsia="宋体" w:hAnsi="宋体"/>
+          <w:szCs w:val="21"/>
+        </w:rPr>
+        <w:t>twissy</w:t>
+      </w:r>
+      <w:proofErr w:type="spellEnd"/>
+      <w:r>
+        <w:rPr>
+          <w:rFonts w:ascii="宋体" w:eastAsia="宋体" w:hAnsi="宋体"/>
+          <w:szCs w:val="21"/>
+        </w:rPr>
+        <w:t>、</w:t>
+      </w:r>
+      <w:proofErr w:type="spellStart"/>
+      <w:r>
+        <w:rPr>
+          <w:rFonts w:ascii="宋体" w:eastAsia="宋体" w:hAnsi="宋体"/>
+          <w:szCs w:val="21"/>
+        </w:rPr>
+        <w:t>twissz</w:t>
+      </w:r>
+      <w:proofErr w:type="spellEnd"/>
+      <w:r>
+        <w:rPr>
+          <w:rFonts w:ascii="宋体" w:eastAsia="宋体" w:hAnsi="宋体"/>
+          <w:szCs w:val="21"/>
+        </w:rPr>
+        <w:t>、current 和 distribution）将不再生效。</w:t>
+      </w:r>
+      <w:r>
+        <w:rPr>
+          <w:rFonts w:ascii="宋体" w:eastAsia="宋体" w:hAnsi="宋体"/>
+          <w:szCs w:val="21"/>
+        </w:rPr>
         <w:br/>
-        <w:t>关键词 displacepos 和 displacedpos 会生效，用于设置初始单粒子的位置和动量偏移。</w:t>
-      </w:r>
-    </w:p>
-    <w:p>
-      <w:pPr>
-        <w:rPr>
-          <w:rFonts w:ascii="宋体" w:eastAsia="宋体" w:hAnsi="宋体" w:hint="eastAsia"/>
-          <w:szCs w:val="21"/>
-        </w:rPr>
-      </w:pPr>
+        <w:t xml:space="preserve">关键词 </w:t>
+      </w:r>
+      <w:proofErr w:type="spellStart"/>
       <w:r>
         <w:rPr>
           <w:rFonts w:ascii="宋体" w:eastAsia="宋体" w:hAnsi="宋体"/>
@@ -22027,6 +25254,47 @@
         </w:rPr>
         <w:t>displacepos</w:t>
       </w:r>
+      <w:proofErr w:type="spellEnd"/>
+      <w:r>
+        <w:rPr>
+          <w:rFonts w:ascii="宋体" w:eastAsia="宋体" w:hAnsi="宋体"/>
+          <w:szCs w:val="21"/>
+        </w:rPr>
+        <w:t xml:space="preserve"> 和 </w:t>
+      </w:r>
+      <w:proofErr w:type="spellStart"/>
+      <w:r>
+        <w:rPr>
+          <w:rFonts w:ascii="宋体" w:eastAsia="宋体" w:hAnsi="宋体"/>
+          <w:szCs w:val="21"/>
+        </w:rPr>
+        <w:t>displacedpos</w:t>
+      </w:r>
+      <w:proofErr w:type="spellEnd"/>
+      <w:r>
+        <w:rPr>
+          <w:rFonts w:ascii="宋体" w:eastAsia="宋体" w:hAnsi="宋体"/>
+          <w:szCs w:val="21"/>
+        </w:rPr>
+        <w:t xml:space="preserve"> 会生效，用于设置初始单粒子的位置和动量偏移。</w:t>
+      </w:r>
+    </w:p>
+    <w:p>
+      <w:pPr>
+        <w:rPr>
+          <w:rFonts w:ascii="宋体" w:eastAsia="宋体" w:hAnsi="宋体" w:hint="eastAsia"/>
+          <w:szCs w:val="21"/>
+        </w:rPr>
+      </w:pPr>
+      <w:proofErr w:type="spellStart"/>
+      <w:r>
+        <w:rPr>
+          <w:rFonts w:ascii="宋体" w:eastAsia="宋体" w:hAnsi="宋体"/>
+          <w:szCs w:val="21"/>
+        </w:rPr>
+        <w:t>displacepos</w:t>
+      </w:r>
+      <w:proofErr w:type="spellEnd"/>
       <w:r>
         <w:rPr>
           <w:rFonts w:ascii="宋体" w:eastAsia="宋体" w:hAnsi="宋体"/>
@@ -22041,54 +25309,136 @@
           <w:szCs w:val="21"/>
         </w:rPr>
         <w:br/>
-        <w:t>V2 double；dy（米）</w:t>
-      </w:r>
+        <w:t>V2 double；</w:t>
+      </w:r>
+      <w:proofErr w:type="spellStart"/>
       <w:r>
         <w:rPr>
           <w:rFonts w:ascii="宋体" w:eastAsia="宋体" w:hAnsi="宋体"/>
           <w:szCs w:val="21"/>
         </w:rPr>
+        <w:t>dy</w:t>
+      </w:r>
+      <w:proofErr w:type="spellEnd"/>
+      <w:r>
+        <w:rPr>
+          <w:rFonts w:ascii="宋体" w:eastAsia="宋体" w:hAnsi="宋体"/>
+          <w:szCs w:val="21"/>
+        </w:rPr>
+        <w:t>（米）</w:t>
+      </w:r>
+      <w:r>
+        <w:rPr>
+          <w:rFonts w:ascii="宋体" w:eastAsia="宋体" w:hAnsi="宋体"/>
+          <w:szCs w:val="21"/>
+        </w:rPr>
         <w:br/>
-        <w:t>V3 double；dz（米）</w:t>
-      </w:r>
-    </w:p>
-    <w:p>
-      <w:pPr>
-        <w:rPr>
-          <w:rFonts w:ascii="宋体" w:eastAsia="宋体" w:hAnsi="宋体" w:hint="eastAsia"/>
-          <w:szCs w:val="21"/>
-        </w:rPr>
-      </w:pPr>
+        <w:t>V3 double；</w:t>
+      </w:r>
+      <w:proofErr w:type="spellStart"/>
       <w:r>
         <w:rPr>
           <w:rFonts w:ascii="宋体" w:eastAsia="宋体" w:hAnsi="宋体"/>
           <w:szCs w:val="21"/>
         </w:rPr>
+        <w:t>dz</w:t>
+      </w:r>
+      <w:proofErr w:type="spellEnd"/>
+      <w:r>
+        <w:rPr>
+          <w:rFonts w:ascii="宋体" w:eastAsia="宋体" w:hAnsi="宋体"/>
+          <w:szCs w:val="21"/>
+        </w:rPr>
+        <w:t>（米）</w:t>
+      </w:r>
+    </w:p>
+    <w:p>
+      <w:pPr>
+        <w:rPr>
+          <w:rFonts w:ascii="宋体" w:eastAsia="宋体" w:hAnsi="宋体" w:hint="eastAsia"/>
+          <w:szCs w:val="21"/>
+        </w:rPr>
+      </w:pPr>
+      <w:proofErr w:type="spellStart"/>
+      <w:r>
+        <w:rPr>
+          <w:rFonts w:ascii="宋体" w:eastAsia="宋体" w:hAnsi="宋体"/>
+          <w:szCs w:val="21"/>
+        </w:rPr>
         <w:t>displacedpos</w:t>
       </w:r>
+      <w:proofErr w:type="spellEnd"/>
       <w:r>
         <w:rPr>
           <w:rFonts w:ascii="宋体" w:eastAsia="宋体" w:hAnsi="宋体"/>
           <w:szCs w:val="21"/>
         </w:rPr>
         <w:br/>
-        <w:t>V1 double；dpx（%）</w:t>
-      </w:r>
+        <w:t>V1 double；</w:t>
+      </w:r>
+      <w:proofErr w:type="spellStart"/>
       <w:r>
         <w:rPr>
           <w:rFonts w:ascii="宋体" w:eastAsia="宋体" w:hAnsi="宋体"/>
           <w:szCs w:val="21"/>
         </w:rPr>
+        <w:t>dpx</w:t>
+      </w:r>
+      <w:proofErr w:type="spellEnd"/>
+      <w:r>
+        <w:rPr>
+          <w:rFonts w:ascii="宋体" w:eastAsia="宋体" w:hAnsi="宋体"/>
+          <w:szCs w:val="21"/>
+        </w:rPr>
+        <w:t>（%）</w:t>
+      </w:r>
+      <w:r>
+        <w:rPr>
+          <w:rFonts w:ascii="宋体" w:eastAsia="宋体" w:hAnsi="宋体"/>
+          <w:szCs w:val="21"/>
+        </w:rPr>
         <w:br/>
-        <w:t>V2 double；dpy（%）</w:t>
-      </w:r>
+        <w:t>V2 double；</w:t>
+      </w:r>
+      <w:proofErr w:type="spellStart"/>
       <w:r>
         <w:rPr>
           <w:rFonts w:ascii="宋体" w:eastAsia="宋体" w:hAnsi="宋体"/>
           <w:szCs w:val="21"/>
         </w:rPr>
+        <w:t>dpy</w:t>
+      </w:r>
+      <w:proofErr w:type="spellEnd"/>
+      <w:r>
+        <w:rPr>
+          <w:rFonts w:ascii="宋体" w:eastAsia="宋体" w:hAnsi="宋体"/>
+          <w:szCs w:val="21"/>
+        </w:rPr>
+        <w:t>（%）</w:t>
+      </w:r>
+      <w:r>
+        <w:rPr>
+          <w:rFonts w:ascii="宋体" w:eastAsia="宋体" w:hAnsi="宋体"/>
+          <w:szCs w:val="21"/>
+        </w:rPr>
         <w:br/>
-        <w:t>V3 double；dpz（%）</w:t>
+        <w:t>V3 double；</w:t>
+      </w:r>
+      <w:proofErr w:type="spellStart"/>
+      <w:r>
+        <w:rPr>
+          <w:rFonts w:ascii="宋体" w:eastAsia="宋体" w:hAnsi="宋体"/>
+          <w:szCs w:val="21"/>
+        </w:rPr>
+        <w:t>dpz</w:t>
+      </w:r>
+      <w:proofErr w:type="spellEnd"/>
+      <w:r>
+        <w:rPr>
+          <w:rFonts w:ascii="宋体" w:eastAsia="宋体" w:hAnsi="宋体"/>
+          <w:szCs w:val="21"/>
+        </w:rPr>
+        <w:t>（%）</w:t>
       </w:r>
     </w:p>
     <w:p>
@@ -22112,206 +25462,500 @@
           <w:rFonts w:hint="eastAsia"/>
         </w:rPr>
       </w:pPr>
-      <w:r>
-        <w:rPr>
-          <w:rFonts w:hint="eastAsia"/>
-        </w:rPr>
-        <w:t xml:space="preserve">step_err  误差组数                </w:t>
-      </w:r>
-    </w:p>
-    <w:p>
-      <w:pPr>
-        <w:rPr>
-          <w:rFonts w:hint="eastAsia"/>
-        </w:rPr>
-      </w:pPr>
-      <w:r>
-        <w:rPr>
-          <w:rFonts w:hint="eastAsia"/>
-        </w:rPr>
-        <w:t xml:space="preserve">ave(ratio_loss) </w:t>
-      </w:r>
-    </w:p>
-    <w:p>
-      <w:pPr>
-        <w:rPr>
-          <w:rFonts w:hint="eastAsia"/>
-        </w:rPr>
-      </w:pPr>
-      <w:r>
-        <w:rPr>
-          <w:rFonts w:hint="eastAsia"/>
-        </w:rPr>
-        <w:t xml:space="preserve">ave(emit_x_increase) </w:t>
-      </w:r>
-    </w:p>
-    <w:p>
-      <w:pPr>
-        <w:rPr>
-          <w:rFonts w:hint="eastAsia"/>
-        </w:rPr>
-      </w:pPr>
-      <w:r>
-        <w:rPr>
-          <w:rFonts w:hint="eastAsia"/>
-        </w:rPr>
-        <w:t xml:space="preserve">ave(emit_y_increase) </w:t>
-      </w:r>
-    </w:p>
-    <w:p>
-      <w:pPr>
-        <w:rPr>
-          <w:rFonts w:hint="eastAsia"/>
-        </w:rPr>
-      </w:pPr>
-      <w:r>
-        <w:rPr>
-          <w:rFonts w:hint="eastAsia"/>
-        </w:rPr>
-        <w:t xml:space="preserve">ave(emit_z_increase) </w:t>
-      </w:r>
-    </w:p>
-    <w:p>
-      <w:pPr>
-        <w:rPr>
-          <w:rFonts w:hint="eastAsia"/>
-        </w:rPr>
-      </w:pPr>
-      <w:r>
-        <w:rPr>
-          <w:rFonts w:hint="eastAsia"/>
-        </w:rPr>
-        <w:t xml:space="preserve">ave(x_center(m)) </w:t>
-      </w:r>
-    </w:p>
-    <w:p>
-      <w:pPr>
-        <w:rPr>
-          <w:rFonts w:hint="eastAsia"/>
-        </w:rPr>
-      </w:pPr>
-      <w:r>
-        <w:rPr>
-          <w:rFonts w:hint="eastAsia"/>
-        </w:rPr>
-        <w:t xml:space="preserve">ave(y_center(m)) </w:t>
-      </w:r>
-    </w:p>
-    <w:p>
-      <w:pPr>
-        <w:rPr>
-          <w:rFonts w:hint="eastAsia"/>
-        </w:rPr>
-      </w:pPr>
-      <w:r>
-        <w:rPr>
-          <w:rFonts w:hint="eastAsia"/>
-        </w:rPr>
-        <w:t xml:space="preserve">ave(x_'(rad)) </w:t>
-      </w:r>
-    </w:p>
-    <w:p>
-      <w:pPr>
-        <w:rPr>
-          <w:rFonts w:hint="eastAsia"/>
-        </w:rPr>
-      </w:pPr>
-      <w:r>
-        <w:rPr>
-          <w:rFonts w:hint="eastAsia"/>
-        </w:rPr>
-        <w:t xml:space="preserve">ave(y_'(rad)) </w:t>
-      </w:r>
-    </w:p>
-    <w:p>
-      <w:pPr>
-        <w:rPr>
-          <w:rFonts w:hint="eastAsia"/>
-        </w:rPr>
-      </w:pPr>
-      <w:r>
-        <w:rPr>
-          <w:rFonts w:hint="eastAsia"/>
-        </w:rPr>
-        <w:t xml:space="preserve">ave(rms_x(m)) </w:t>
-      </w:r>
-    </w:p>
-    <w:p>
-      <w:pPr>
-        <w:rPr>
-          <w:rFonts w:hint="eastAsia"/>
-        </w:rPr>
-      </w:pPr>
-      <w:r>
-        <w:rPr>
-          <w:rFonts w:hint="eastAsia"/>
-        </w:rPr>
-        <w:t xml:space="preserve">ave(rms_y(m)) </w:t>
-      </w:r>
-    </w:p>
-    <w:p>
-      <w:pPr>
-        <w:rPr>
-          <w:rFonts w:hint="eastAsia"/>
-        </w:rPr>
-      </w:pPr>
-      <w:r>
-        <w:rPr>
-          <w:rFonts w:hint="eastAsia"/>
-        </w:rPr>
-        <w:t xml:space="preserve">ave(rms_x'(rad)) </w:t>
-      </w:r>
-    </w:p>
-    <w:p>
-      <w:pPr>
-        <w:rPr>
-          <w:rFonts w:hint="eastAsia"/>
-        </w:rPr>
-      </w:pPr>
-      <w:r>
-        <w:rPr>
-          <w:rFonts w:hint="eastAsia"/>
-        </w:rPr>
-        <w:t xml:space="preserve">ave(rms_y'(rad)) </w:t>
-      </w:r>
-    </w:p>
-    <w:p>
-      <w:pPr>
-        <w:rPr>
-          <w:rFonts w:hint="eastAsia"/>
-        </w:rPr>
-      </w:pPr>
-      <w:r>
-        <w:rPr>
-          <w:rFonts w:hint="eastAsia"/>
-        </w:rPr>
-        <w:t xml:space="preserve">ave(delat_energy) </w:t>
-      </w:r>
-    </w:p>
-    <w:p>
-      <w:pPr>
-        <w:rPr>
-          <w:rFonts w:hint="eastAsia"/>
-        </w:rPr>
-      </w:pPr>
-      <w:r>
-        <w:rPr>
-          <w:rFonts w:hint="eastAsia"/>
-        </w:rPr>
-        <w:t xml:space="preserve">rms(x_center(m)) </w:t>
-      </w:r>
-    </w:p>
-    <w:p>
-      <w:pPr>
-        <w:rPr>
-          <w:rFonts w:hint="eastAsia"/>
-        </w:rPr>
-      </w:pPr>
-      <w:r>
-        <w:rPr>
-          <w:rFonts w:hint="eastAsia"/>
-        </w:rPr>
-        <w:t xml:space="preserve">rms(y_center(m)) </w:t>
+      <w:proofErr w:type="spellStart"/>
+      <w:r>
+        <w:rPr>
+          <w:rFonts w:hint="eastAsia"/>
+        </w:rPr>
+        <w:t>step_err</w:t>
+      </w:r>
+      <w:proofErr w:type="spellEnd"/>
+      <w:r>
+        <w:rPr>
+          <w:rFonts w:hint="eastAsia"/>
+        </w:rPr>
+        <w:t xml:space="preserve">  误差组数                </w:t>
+      </w:r>
+    </w:p>
+    <w:p>
+      <w:pPr>
+        <w:rPr>
+          <w:rFonts w:hint="eastAsia"/>
+        </w:rPr>
+      </w:pPr>
+      <w:proofErr w:type="spellStart"/>
+      <w:r>
+        <w:rPr>
+          <w:rFonts w:hint="eastAsia"/>
+        </w:rPr>
+        <w:t>ave</w:t>
+      </w:r>
+      <w:proofErr w:type="spellEnd"/>
+      <w:r>
+        <w:rPr>
+          <w:rFonts w:hint="eastAsia"/>
+        </w:rPr>
+        <w:t>(</w:t>
+      </w:r>
+      <w:proofErr w:type="spellStart"/>
+      <w:r>
+        <w:rPr>
+          <w:rFonts w:hint="eastAsia"/>
+        </w:rPr>
+        <w:t>ratio_loss</w:t>
+      </w:r>
+      <w:proofErr w:type="spellEnd"/>
+      <w:r>
+        <w:rPr>
+          <w:rFonts w:hint="eastAsia"/>
+        </w:rPr>
+        <w:t xml:space="preserve">) </w:t>
+      </w:r>
+    </w:p>
+    <w:p>
+      <w:pPr>
+        <w:rPr>
+          <w:rFonts w:hint="eastAsia"/>
+        </w:rPr>
+      </w:pPr>
+      <w:proofErr w:type="spellStart"/>
+      <w:r>
+        <w:rPr>
+          <w:rFonts w:hint="eastAsia"/>
+        </w:rPr>
+        <w:t>ave</w:t>
+      </w:r>
+      <w:proofErr w:type="spellEnd"/>
+      <w:r>
+        <w:rPr>
+          <w:rFonts w:hint="eastAsia"/>
+        </w:rPr>
+        <w:t>(</w:t>
+      </w:r>
+      <w:proofErr w:type="spellStart"/>
+      <w:r>
+        <w:rPr>
+          <w:rFonts w:hint="eastAsia"/>
+        </w:rPr>
+        <w:t>emit_x_increase</w:t>
+      </w:r>
+      <w:proofErr w:type="spellEnd"/>
+      <w:r>
+        <w:rPr>
+          <w:rFonts w:hint="eastAsia"/>
+        </w:rPr>
+        <w:t xml:space="preserve">) </w:t>
+      </w:r>
+    </w:p>
+    <w:p>
+      <w:pPr>
+        <w:rPr>
+          <w:rFonts w:hint="eastAsia"/>
+        </w:rPr>
+      </w:pPr>
+      <w:proofErr w:type="spellStart"/>
+      <w:r>
+        <w:rPr>
+          <w:rFonts w:hint="eastAsia"/>
+        </w:rPr>
+        <w:t>ave</w:t>
+      </w:r>
+      <w:proofErr w:type="spellEnd"/>
+      <w:r>
+        <w:rPr>
+          <w:rFonts w:hint="eastAsia"/>
+        </w:rPr>
+        <w:t>(</w:t>
+      </w:r>
+      <w:proofErr w:type="spellStart"/>
+      <w:r>
+        <w:rPr>
+          <w:rFonts w:hint="eastAsia"/>
+        </w:rPr>
+        <w:t>emit_y_increase</w:t>
+      </w:r>
+      <w:proofErr w:type="spellEnd"/>
+      <w:r>
+        <w:rPr>
+          <w:rFonts w:hint="eastAsia"/>
+        </w:rPr>
+        <w:t xml:space="preserve">) </w:t>
+      </w:r>
+    </w:p>
+    <w:p>
+      <w:pPr>
+        <w:rPr>
+          <w:rFonts w:hint="eastAsia"/>
+        </w:rPr>
+      </w:pPr>
+      <w:proofErr w:type="spellStart"/>
+      <w:r>
+        <w:rPr>
+          <w:rFonts w:hint="eastAsia"/>
+        </w:rPr>
+        <w:t>ave</w:t>
+      </w:r>
+      <w:proofErr w:type="spellEnd"/>
+      <w:r>
+        <w:rPr>
+          <w:rFonts w:hint="eastAsia"/>
+        </w:rPr>
+        <w:t>(</w:t>
+      </w:r>
+      <w:proofErr w:type="spellStart"/>
+      <w:r>
+        <w:rPr>
+          <w:rFonts w:hint="eastAsia"/>
+        </w:rPr>
+        <w:t>emit_z_increase</w:t>
+      </w:r>
+      <w:proofErr w:type="spellEnd"/>
+      <w:r>
+        <w:rPr>
+          <w:rFonts w:hint="eastAsia"/>
+        </w:rPr>
+        <w:t xml:space="preserve">) </w:t>
+      </w:r>
+    </w:p>
+    <w:p>
+      <w:pPr>
+        <w:rPr>
+          <w:rFonts w:hint="eastAsia"/>
+        </w:rPr>
+      </w:pPr>
+      <w:proofErr w:type="spellStart"/>
+      <w:r>
+        <w:rPr>
+          <w:rFonts w:hint="eastAsia"/>
+        </w:rPr>
+        <w:t>ave</w:t>
+      </w:r>
+      <w:proofErr w:type="spellEnd"/>
+      <w:r>
+        <w:rPr>
+          <w:rFonts w:hint="eastAsia"/>
+        </w:rPr>
+        <w:t>(</w:t>
+      </w:r>
+      <w:proofErr w:type="spellStart"/>
+      <w:r>
+        <w:rPr>
+          <w:rFonts w:hint="eastAsia"/>
+        </w:rPr>
+        <w:t>x_center</w:t>
+      </w:r>
+      <w:proofErr w:type="spellEnd"/>
+      <w:r>
+        <w:rPr>
+          <w:rFonts w:hint="eastAsia"/>
+        </w:rPr>
+        <w:t xml:space="preserve">(m)) </w:t>
+      </w:r>
+    </w:p>
+    <w:p>
+      <w:pPr>
+        <w:rPr>
+          <w:rFonts w:hint="eastAsia"/>
+        </w:rPr>
+      </w:pPr>
+      <w:proofErr w:type="spellStart"/>
+      <w:r>
+        <w:rPr>
+          <w:rFonts w:hint="eastAsia"/>
+        </w:rPr>
+        <w:t>ave</w:t>
+      </w:r>
+      <w:proofErr w:type="spellEnd"/>
+      <w:r>
+        <w:rPr>
+          <w:rFonts w:hint="eastAsia"/>
+        </w:rPr>
+        <w:t>(</w:t>
+      </w:r>
+      <w:proofErr w:type="spellStart"/>
+      <w:r>
+        <w:rPr>
+          <w:rFonts w:hint="eastAsia"/>
+        </w:rPr>
+        <w:t>y_center</w:t>
+      </w:r>
+      <w:proofErr w:type="spellEnd"/>
+      <w:r>
+        <w:rPr>
+          <w:rFonts w:hint="eastAsia"/>
+        </w:rPr>
+        <w:t xml:space="preserve">(m)) </w:t>
+      </w:r>
+    </w:p>
+    <w:p>
+      <w:pPr>
+        <w:rPr>
+          <w:rFonts w:hint="eastAsia"/>
+        </w:rPr>
+      </w:pPr>
+      <w:proofErr w:type="spellStart"/>
+      <w:r>
+        <w:rPr>
+          <w:rFonts w:hint="eastAsia"/>
+        </w:rPr>
+        <w:t>ave</w:t>
+      </w:r>
+      <w:proofErr w:type="spellEnd"/>
+      <w:r>
+        <w:rPr>
+          <w:rFonts w:hint="eastAsia"/>
+        </w:rPr>
+        <w:t xml:space="preserve">(x_'(rad)) </w:t>
+      </w:r>
+    </w:p>
+    <w:p>
+      <w:pPr>
+        <w:rPr>
+          <w:rFonts w:hint="eastAsia"/>
+        </w:rPr>
+      </w:pPr>
+      <w:proofErr w:type="spellStart"/>
+      <w:r>
+        <w:rPr>
+          <w:rFonts w:hint="eastAsia"/>
+        </w:rPr>
+        <w:t>ave</w:t>
+      </w:r>
+      <w:proofErr w:type="spellEnd"/>
+      <w:r>
+        <w:rPr>
+          <w:rFonts w:hint="eastAsia"/>
+        </w:rPr>
+        <w:t xml:space="preserve">(y_'(rad)) </w:t>
+      </w:r>
+    </w:p>
+    <w:p>
+      <w:pPr>
+        <w:rPr>
+          <w:rFonts w:hint="eastAsia"/>
+        </w:rPr>
+      </w:pPr>
+      <w:proofErr w:type="spellStart"/>
+      <w:r>
+        <w:rPr>
+          <w:rFonts w:hint="eastAsia"/>
+        </w:rPr>
+        <w:t>ave</w:t>
+      </w:r>
+      <w:proofErr w:type="spellEnd"/>
+      <w:r>
+        <w:rPr>
+          <w:rFonts w:hint="eastAsia"/>
+        </w:rPr>
+        <w:t>(</w:t>
+      </w:r>
+      <w:proofErr w:type="spellStart"/>
+      <w:r>
+        <w:rPr>
+          <w:rFonts w:hint="eastAsia"/>
+        </w:rPr>
+        <w:t>rms_x</w:t>
+      </w:r>
+      <w:proofErr w:type="spellEnd"/>
+      <w:r>
+        <w:rPr>
+          <w:rFonts w:hint="eastAsia"/>
+        </w:rPr>
+        <w:t xml:space="preserve">(m)) </w:t>
+      </w:r>
+    </w:p>
+    <w:p>
+      <w:pPr>
+        <w:rPr>
+          <w:rFonts w:hint="eastAsia"/>
+        </w:rPr>
+      </w:pPr>
+      <w:proofErr w:type="spellStart"/>
+      <w:r>
+        <w:rPr>
+          <w:rFonts w:hint="eastAsia"/>
+        </w:rPr>
+        <w:t>ave</w:t>
+      </w:r>
+      <w:proofErr w:type="spellEnd"/>
+      <w:r>
+        <w:rPr>
+          <w:rFonts w:hint="eastAsia"/>
+        </w:rPr>
+        <w:t>(</w:t>
+      </w:r>
+      <w:proofErr w:type="spellStart"/>
+      <w:r>
+        <w:rPr>
+          <w:rFonts w:hint="eastAsia"/>
+        </w:rPr>
+        <w:t>rms_y</w:t>
+      </w:r>
+      <w:proofErr w:type="spellEnd"/>
+      <w:r>
+        <w:rPr>
+          <w:rFonts w:hint="eastAsia"/>
+        </w:rPr>
+        <w:t xml:space="preserve">(m)) </w:t>
+      </w:r>
+    </w:p>
+    <w:p>
+      <w:pPr>
+        <w:rPr>
+          <w:rFonts w:hint="eastAsia"/>
+        </w:rPr>
+      </w:pPr>
+      <w:proofErr w:type="spellStart"/>
+      <w:r>
+        <w:rPr>
+          <w:rFonts w:hint="eastAsia"/>
+        </w:rPr>
+        <w:t>ave</w:t>
+      </w:r>
+      <w:proofErr w:type="spellEnd"/>
+      <w:r>
+        <w:rPr>
+          <w:rFonts w:hint="eastAsia"/>
+        </w:rPr>
+        <w:t>(</w:t>
+      </w:r>
+      <w:proofErr w:type="spellStart"/>
+      <w:r>
+        <w:rPr>
+          <w:rFonts w:hint="eastAsia"/>
+        </w:rPr>
+        <w:t>rms_x</w:t>
+      </w:r>
+      <w:proofErr w:type="spellEnd"/>
+      <w:r>
+        <w:rPr>
+          <w:rFonts w:hint="eastAsia"/>
+        </w:rPr>
+        <w:t xml:space="preserve">'(rad)) </w:t>
+      </w:r>
+    </w:p>
+    <w:p>
+      <w:pPr>
+        <w:rPr>
+          <w:rFonts w:hint="eastAsia"/>
+        </w:rPr>
+      </w:pPr>
+      <w:proofErr w:type="spellStart"/>
+      <w:r>
+        <w:rPr>
+          <w:rFonts w:hint="eastAsia"/>
+        </w:rPr>
+        <w:t>ave</w:t>
+      </w:r>
+      <w:proofErr w:type="spellEnd"/>
+      <w:r>
+        <w:rPr>
+          <w:rFonts w:hint="eastAsia"/>
+        </w:rPr>
+        <w:t>(</w:t>
+      </w:r>
+      <w:proofErr w:type="spellStart"/>
+      <w:r>
+        <w:rPr>
+          <w:rFonts w:hint="eastAsia"/>
+        </w:rPr>
+        <w:t>rms_y</w:t>
+      </w:r>
+      <w:proofErr w:type="spellEnd"/>
+      <w:r>
+        <w:rPr>
+          <w:rFonts w:hint="eastAsia"/>
+        </w:rPr>
+        <w:t xml:space="preserve">'(rad)) </w:t>
+      </w:r>
+    </w:p>
+    <w:p>
+      <w:pPr>
+        <w:rPr>
+          <w:rFonts w:hint="eastAsia"/>
+        </w:rPr>
+      </w:pPr>
+      <w:proofErr w:type="spellStart"/>
+      <w:r>
+        <w:rPr>
+          <w:rFonts w:hint="eastAsia"/>
+        </w:rPr>
+        <w:t>ave</w:t>
+      </w:r>
+      <w:proofErr w:type="spellEnd"/>
+      <w:r>
+        <w:rPr>
+          <w:rFonts w:hint="eastAsia"/>
+        </w:rPr>
+        <w:t>(</w:t>
+      </w:r>
+      <w:proofErr w:type="spellStart"/>
+      <w:r>
+        <w:rPr>
+          <w:rFonts w:hint="eastAsia"/>
+        </w:rPr>
+        <w:t>delat_energy</w:t>
+      </w:r>
+      <w:proofErr w:type="spellEnd"/>
+      <w:r>
+        <w:rPr>
+          <w:rFonts w:hint="eastAsia"/>
+        </w:rPr>
+        <w:t xml:space="preserve">) </w:t>
+      </w:r>
+    </w:p>
+    <w:p>
+      <w:pPr>
+        <w:rPr>
+          <w:rFonts w:hint="eastAsia"/>
+        </w:rPr>
+      </w:pPr>
+      <w:r>
+        <w:rPr>
+          <w:rFonts w:hint="eastAsia"/>
+        </w:rPr>
+        <w:t>rms(</w:t>
+      </w:r>
+      <w:proofErr w:type="spellStart"/>
+      <w:r>
+        <w:rPr>
+          <w:rFonts w:hint="eastAsia"/>
+        </w:rPr>
+        <w:t>x_center</w:t>
+      </w:r>
+      <w:proofErr w:type="spellEnd"/>
+      <w:r>
+        <w:rPr>
+          <w:rFonts w:hint="eastAsia"/>
+        </w:rPr>
+        <w:t xml:space="preserve">(m)) </w:t>
+      </w:r>
+    </w:p>
+    <w:p>
+      <w:pPr>
+        <w:rPr>
+          <w:rFonts w:hint="eastAsia"/>
+        </w:rPr>
+      </w:pPr>
+      <w:r>
+        <w:rPr>
+          <w:rFonts w:hint="eastAsia"/>
+        </w:rPr>
+        <w:t>rms(</w:t>
+      </w:r>
+      <w:proofErr w:type="spellStart"/>
+      <w:r>
+        <w:rPr>
+          <w:rFonts w:hint="eastAsia"/>
+        </w:rPr>
+        <w:t>y_center</w:t>
+      </w:r>
+      <w:proofErr w:type="spellEnd"/>
+      <w:r>
+        <w:rPr>
+          <w:rFonts w:hint="eastAsia"/>
+        </w:rPr>
+        <w:t xml:space="preserve">(m)) </w:t>
       </w:r>
     </w:p>
     <w:p>
@@ -22350,59 +25994,143 @@
         <w:rPr>
           <w:rFonts w:hint="eastAsia"/>
         </w:rPr>
-        <w:t xml:space="preserve">rms(rms_x(m)) </w:t>
-      </w:r>
-    </w:p>
-    <w:p>
-      <w:pPr>
-        <w:rPr>
-          <w:rFonts w:hint="eastAsia"/>
-        </w:rPr>
-      </w:pPr>
-      <w:r>
-        <w:rPr>
-          <w:rFonts w:hint="eastAsia"/>
-        </w:rPr>
-        <w:t xml:space="preserve">rms(rms_y(m)) </w:t>
-      </w:r>
-    </w:p>
-    <w:p>
-      <w:pPr>
-        <w:rPr>
-          <w:rFonts w:hint="eastAsia"/>
-        </w:rPr>
-      </w:pPr>
-      <w:r>
-        <w:rPr>
-          <w:rFonts w:hint="eastAsia"/>
-        </w:rPr>
-        <w:t xml:space="preserve">rms(rms_x'(rad)) </w:t>
-      </w:r>
-    </w:p>
-    <w:p>
-      <w:pPr>
-        <w:rPr>
-          <w:rFonts w:hint="eastAsia"/>
-        </w:rPr>
-      </w:pPr>
-      <w:r>
-        <w:rPr>
-          <w:rFonts w:hint="eastAsia"/>
-        </w:rPr>
-        <w:t xml:space="preserve">rms(rms_y'(rad)) </w:t>
-      </w:r>
-    </w:p>
-    <w:p>
-      <w:pPr>
-        <w:rPr>
-          <w:rFonts w:hint="eastAsia"/>
-        </w:rPr>
-      </w:pPr>
-      <w:r>
-        <w:rPr>
-          <w:rFonts w:hint="eastAsia"/>
-        </w:rPr>
-        <w:t>rms(delat_energy(MeV))</w:t>
+        <w:t>rms(</w:t>
+      </w:r>
+      <w:proofErr w:type="spellStart"/>
+      <w:r>
+        <w:rPr>
+          <w:rFonts w:hint="eastAsia"/>
+        </w:rPr>
+        <w:t>rms_x</w:t>
+      </w:r>
+      <w:proofErr w:type="spellEnd"/>
+      <w:r>
+        <w:rPr>
+          <w:rFonts w:hint="eastAsia"/>
+        </w:rPr>
+        <w:t xml:space="preserve">(m)) </w:t>
+      </w:r>
+    </w:p>
+    <w:p>
+      <w:pPr>
+        <w:rPr>
+          <w:rFonts w:hint="eastAsia"/>
+        </w:rPr>
+      </w:pPr>
+      <w:r>
+        <w:rPr>
+          <w:rFonts w:hint="eastAsia"/>
+        </w:rPr>
+        <w:t>rms(</w:t>
+      </w:r>
+      <w:proofErr w:type="spellStart"/>
+      <w:r>
+        <w:rPr>
+          <w:rFonts w:hint="eastAsia"/>
+        </w:rPr>
+        <w:t>rms_y</w:t>
+      </w:r>
+      <w:proofErr w:type="spellEnd"/>
+      <w:r>
+        <w:rPr>
+          <w:rFonts w:hint="eastAsia"/>
+        </w:rPr>
+        <w:t xml:space="preserve">(m)) </w:t>
+      </w:r>
+    </w:p>
+    <w:p>
+      <w:pPr>
+        <w:rPr>
+          <w:rFonts w:hint="eastAsia"/>
+        </w:rPr>
+      </w:pPr>
+      <w:r>
+        <w:rPr>
+          <w:rFonts w:hint="eastAsia"/>
+        </w:rPr>
+        <w:t>rms(</w:t>
+      </w:r>
+      <w:proofErr w:type="spellStart"/>
+      <w:r>
+        <w:rPr>
+          <w:rFonts w:hint="eastAsia"/>
+        </w:rPr>
+        <w:t>rms_x</w:t>
+      </w:r>
+      <w:proofErr w:type="spellEnd"/>
+      <w:r>
+        <w:rPr>
+          <w:rFonts w:hint="eastAsia"/>
+        </w:rPr>
+        <w:t xml:space="preserve">'(rad)) </w:t>
+      </w:r>
+    </w:p>
+    <w:p>
+      <w:pPr>
+        <w:rPr>
+          <w:rFonts w:hint="eastAsia"/>
+        </w:rPr>
+      </w:pPr>
+      <w:r>
+        <w:rPr>
+          <w:rFonts w:hint="eastAsia"/>
+        </w:rPr>
+        <w:t>rms(</w:t>
+      </w:r>
+      <w:proofErr w:type="spellStart"/>
+      <w:r>
+        <w:rPr>
+          <w:rFonts w:hint="eastAsia"/>
+        </w:rPr>
+        <w:t>rms_y</w:t>
+      </w:r>
+      <w:proofErr w:type="spellEnd"/>
+      <w:r>
+        <w:rPr>
+          <w:rFonts w:hint="eastAsia"/>
+        </w:rPr>
+        <w:t xml:space="preserve">'(rad)) </w:t>
+      </w:r>
+    </w:p>
+    <w:p>
+      <w:pPr>
+        <w:rPr>
+          <w:rFonts w:hint="eastAsia"/>
+        </w:rPr>
+      </w:pPr>
+      <w:r>
+        <w:rPr>
+          <w:rFonts w:hint="eastAsia"/>
+        </w:rPr>
+        <w:t>rms(</w:t>
+      </w:r>
+      <w:proofErr w:type="spellStart"/>
+      <w:r>
+        <w:rPr>
+          <w:rFonts w:hint="eastAsia"/>
+        </w:rPr>
+        <w:t>delat_</w:t>
+      </w:r>
+      <w:proofErr w:type="gramStart"/>
+      <w:r>
+        <w:rPr>
+          <w:rFonts w:hint="eastAsia"/>
+        </w:rPr>
+        <w:t>energy</w:t>
+      </w:r>
+      <w:proofErr w:type="spellEnd"/>
+      <w:r>
+        <w:rPr>
+          <w:rFonts w:hint="eastAsia"/>
+        </w:rPr>
+        <w:t>(</w:t>
+      </w:r>
+      <w:proofErr w:type="gramEnd"/>
+      <w:r>
+        <w:rPr>
+          <w:rFonts w:hint="eastAsia"/>
+        </w:rPr>
+        <w:t>MeV))</w:t>
       </w:r>
     </w:p>
     <w:p>
@@ -22432,11 +26160,19 @@
           <w:rFonts w:hint="eastAsia"/>
         </w:rPr>
       </w:pPr>
-      <w:r>
-        <w:rPr>
-          <w:rFonts w:hint="eastAsia"/>
-        </w:rPr>
-        <w:t xml:space="preserve">step_err </w:t>
+      <w:proofErr w:type="spellStart"/>
+      <w:r>
+        <w:rPr>
+          <w:rFonts w:hint="eastAsia"/>
+        </w:rPr>
+        <w:t>step_err</w:t>
+      </w:r>
+      <w:proofErr w:type="spellEnd"/>
+      <w:r>
+        <w:rPr>
+          <w:rFonts w:hint="eastAsia"/>
+        </w:rPr>
+        <w:t xml:space="preserve"> </w:t>
       </w:r>
       <w:r>
         <w:rPr>
@@ -22451,11 +26187,19 @@
           <w:rFonts w:hint="eastAsia"/>
         </w:rPr>
       </w:pPr>
-      <w:r>
-        <w:rPr>
-          <w:rFonts w:hint="eastAsia"/>
-        </w:rPr>
-        <w:t xml:space="preserve">ratio_loss </w:t>
+      <w:proofErr w:type="spellStart"/>
+      <w:r>
+        <w:rPr>
+          <w:rFonts w:hint="eastAsia"/>
+        </w:rPr>
+        <w:t>ratio_loss</w:t>
+      </w:r>
+      <w:proofErr w:type="spellEnd"/>
+      <w:r>
+        <w:rPr>
+          <w:rFonts w:hint="eastAsia"/>
+        </w:rPr>
+        <w:t xml:space="preserve"> </w:t>
       </w:r>
       <w:r>
         <w:rPr>
@@ -22470,81 +26214,199 @@
           <w:rFonts w:hint="eastAsia"/>
         </w:rPr>
       </w:pPr>
+      <w:proofErr w:type="spellStart"/>
       <w:r>
         <w:rPr>
           <w:rFonts w:hint="eastAsia"/>
         </w:rPr>
         <w:t>emit_x_increase</w:t>
       </w:r>
-      <w:r>
-        <w:rPr>
-          <w:rFonts w:hint="eastAsia"/>
-        </w:rPr>
-        <w:t xml:space="preserve">   emit_x(output)/ emit_x(input) - 1 </w:t>
-      </w:r>
-    </w:p>
-    <w:p>
-      <w:pPr>
-        <w:rPr>
-          <w:rFonts w:hint="eastAsia"/>
-        </w:rPr>
-      </w:pPr>
-      <w:r>
-        <w:rPr>
-          <w:rFonts w:hint="eastAsia"/>
-        </w:rPr>
-        <w:t xml:space="preserve">emit_y_increase </w:t>
-      </w:r>
-      <w:r>
-        <w:rPr>
-          <w:rFonts w:hint="eastAsia"/>
-        </w:rPr>
-        <w:t xml:space="preserve">  emit_y(output)/ emit_y(input) - 1</w:t>
-      </w:r>
-    </w:p>
-    <w:p>
-      <w:pPr>
-        <w:rPr>
-          <w:rFonts w:hint="eastAsia"/>
-        </w:rPr>
-      </w:pPr>
-      <w:r>
-        <w:rPr>
-          <w:rFonts w:hint="eastAsia"/>
-        </w:rPr>
-        <w:t xml:space="preserve">emit_z_increase </w:t>
-      </w:r>
-      <w:r>
-        <w:rPr>
-          <w:rFonts w:hint="eastAsia"/>
-        </w:rPr>
-        <w:t xml:space="preserve">  emit_z(output)/ emit_z(input) - 1</w:t>
-      </w:r>
-    </w:p>
-    <w:p>
-      <w:pPr>
-        <w:rPr>
-          <w:rFonts w:hint="eastAsia"/>
-        </w:rPr>
-      </w:pPr>
-      <w:r>
-        <w:rPr>
-          <w:rFonts w:hint="eastAsia"/>
-        </w:rPr>
-        <w:t xml:space="preserve">x_center(m) </w:t>
-      </w:r>
-    </w:p>
-    <w:p>
-      <w:pPr>
-        <w:rPr>
-          <w:rFonts w:hint="eastAsia"/>
-        </w:rPr>
-      </w:pPr>
-      <w:r>
-        <w:rPr>
-          <w:rFonts w:hint="eastAsia"/>
-        </w:rPr>
-        <w:t xml:space="preserve">y_center(m) </w:t>
+      <w:proofErr w:type="spellEnd"/>
+      <w:r>
+        <w:rPr>
+          <w:rFonts w:hint="eastAsia"/>
+        </w:rPr>
+        <w:t xml:space="preserve">   </w:t>
+      </w:r>
+      <w:proofErr w:type="spellStart"/>
+      <w:r>
+        <w:rPr>
+          <w:rFonts w:hint="eastAsia"/>
+        </w:rPr>
+        <w:t>emit_x</w:t>
+      </w:r>
+      <w:proofErr w:type="spellEnd"/>
+      <w:r>
+        <w:rPr>
+          <w:rFonts w:hint="eastAsia"/>
+        </w:rPr>
+        <w:t xml:space="preserve">(output)/ </w:t>
+      </w:r>
+      <w:proofErr w:type="spellStart"/>
+      <w:r>
+        <w:rPr>
+          <w:rFonts w:hint="eastAsia"/>
+        </w:rPr>
+        <w:t>emit_x</w:t>
+      </w:r>
+      <w:proofErr w:type="spellEnd"/>
+      <w:r>
+        <w:rPr>
+          <w:rFonts w:hint="eastAsia"/>
+        </w:rPr>
+        <w:t xml:space="preserve">(input) - 1 </w:t>
+      </w:r>
+    </w:p>
+    <w:p>
+      <w:pPr>
+        <w:rPr>
+          <w:rFonts w:hint="eastAsia"/>
+        </w:rPr>
+      </w:pPr>
+      <w:proofErr w:type="spellStart"/>
+      <w:r>
+        <w:rPr>
+          <w:rFonts w:hint="eastAsia"/>
+        </w:rPr>
+        <w:t>emit_y_increase</w:t>
+      </w:r>
+      <w:proofErr w:type="spellEnd"/>
+      <w:r>
+        <w:rPr>
+          <w:rFonts w:hint="eastAsia"/>
+        </w:rPr>
+        <w:t xml:space="preserve"> </w:t>
+      </w:r>
+      <w:r>
+        <w:rPr>
+          <w:rFonts w:hint="eastAsia"/>
+        </w:rPr>
+        <w:t xml:space="preserve">  </w:t>
+      </w:r>
+      <w:proofErr w:type="spellStart"/>
+      <w:r>
+        <w:rPr>
+          <w:rFonts w:hint="eastAsia"/>
+        </w:rPr>
+        <w:t>emit_y</w:t>
+      </w:r>
+      <w:proofErr w:type="spellEnd"/>
+      <w:r>
+        <w:rPr>
+          <w:rFonts w:hint="eastAsia"/>
+        </w:rPr>
+        <w:t xml:space="preserve">(output)/ </w:t>
+      </w:r>
+      <w:proofErr w:type="spellStart"/>
+      <w:r>
+        <w:rPr>
+          <w:rFonts w:hint="eastAsia"/>
+        </w:rPr>
+        <w:t>emit_y</w:t>
+      </w:r>
+      <w:proofErr w:type="spellEnd"/>
+      <w:r>
+        <w:rPr>
+          <w:rFonts w:hint="eastAsia"/>
+        </w:rPr>
+        <w:t>(input) - 1</w:t>
+      </w:r>
+    </w:p>
+    <w:p>
+      <w:pPr>
+        <w:rPr>
+          <w:rFonts w:hint="eastAsia"/>
+        </w:rPr>
+      </w:pPr>
+      <w:proofErr w:type="spellStart"/>
+      <w:r>
+        <w:rPr>
+          <w:rFonts w:hint="eastAsia"/>
+        </w:rPr>
+        <w:t>emit_z_increase</w:t>
+      </w:r>
+      <w:proofErr w:type="spellEnd"/>
+      <w:r>
+        <w:rPr>
+          <w:rFonts w:hint="eastAsia"/>
+        </w:rPr>
+        <w:t xml:space="preserve"> </w:t>
+      </w:r>
+      <w:r>
+        <w:rPr>
+          <w:rFonts w:hint="eastAsia"/>
+        </w:rPr>
+        <w:t xml:space="preserve">  </w:t>
+      </w:r>
+      <w:proofErr w:type="spellStart"/>
+      <w:r>
+        <w:rPr>
+          <w:rFonts w:hint="eastAsia"/>
+        </w:rPr>
+        <w:t>emit_z</w:t>
+      </w:r>
+      <w:proofErr w:type="spellEnd"/>
+      <w:r>
+        <w:rPr>
+          <w:rFonts w:hint="eastAsia"/>
+        </w:rPr>
+        <w:t xml:space="preserve">(output)/ </w:t>
+      </w:r>
+      <w:proofErr w:type="spellStart"/>
+      <w:r>
+        <w:rPr>
+          <w:rFonts w:hint="eastAsia"/>
+        </w:rPr>
+        <w:t>emit_z</w:t>
+      </w:r>
+      <w:proofErr w:type="spellEnd"/>
+      <w:r>
+        <w:rPr>
+          <w:rFonts w:hint="eastAsia"/>
+        </w:rPr>
+        <w:t>(input) - 1</w:t>
+      </w:r>
+    </w:p>
+    <w:p>
+      <w:pPr>
+        <w:rPr>
+          <w:rFonts w:hint="eastAsia"/>
+        </w:rPr>
+      </w:pPr>
+      <w:proofErr w:type="spellStart"/>
+      <w:r>
+        <w:rPr>
+          <w:rFonts w:hint="eastAsia"/>
+        </w:rPr>
+        <w:t>x_center</w:t>
+      </w:r>
+      <w:proofErr w:type="spellEnd"/>
+      <w:r>
+        <w:rPr>
+          <w:rFonts w:hint="eastAsia"/>
+        </w:rPr>
+        <w:t xml:space="preserve">(m) </w:t>
+      </w:r>
+    </w:p>
+    <w:p>
+      <w:pPr>
+        <w:rPr>
+          <w:rFonts w:hint="eastAsia"/>
+        </w:rPr>
+      </w:pPr>
+      <w:proofErr w:type="spellStart"/>
+      <w:r>
+        <w:rPr>
+          <w:rFonts w:hint="eastAsia"/>
+        </w:rPr>
+        <w:t>y_center</w:t>
+      </w:r>
+      <w:proofErr w:type="spellEnd"/>
+      <w:r>
+        <w:rPr>
+          <w:rFonts w:hint="eastAsia"/>
+        </w:rPr>
+        <w:t xml:space="preserve">(m) </w:t>
       </w:r>
     </w:p>
     <w:p>
@@ -22579,63 +26441,117 @@
           <w:rFonts w:hint="eastAsia"/>
         </w:rPr>
       </w:pPr>
-      <w:r>
-        <w:rPr>
-          <w:rFonts w:hint="eastAsia"/>
-        </w:rPr>
-        <w:t xml:space="preserve">rms_x(m) </w:t>
-      </w:r>
-    </w:p>
-    <w:p>
-      <w:pPr>
-        <w:rPr>
-          <w:rFonts w:hint="eastAsia"/>
-        </w:rPr>
-      </w:pPr>
-      <w:r>
-        <w:rPr>
-          <w:rFonts w:hint="eastAsia"/>
-        </w:rPr>
-        <w:t xml:space="preserve">rms_y(m) </w:t>
-      </w:r>
-    </w:p>
-    <w:p>
-      <w:pPr>
-        <w:rPr>
-          <w:rFonts w:hint="eastAsia"/>
-        </w:rPr>
-      </w:pPr>
-      <w:r>
-        <w:rPr>
-          <w:rFonts w:hint="eastAsia"/>
-        </w:rPr>
-        <w:t xml:space="preserve">rms_x'(rad) </w:t>
-      </w:r>
-    </w:p>
-    <w:p>
-      <w:pPr>
-        <w:rPr>
-          <w:rFonts w:hint="eastAsia"/>
-        </w:rPr>
-      </w:pPr>
-      <w:r>
-        <w:rPr>
-          <w:rFonts w:hint="eastAsia"/>
-        </w:rPr>
-        <w:t xml:space="preserve">rms_y'(rad) </w:t>
-      </w:r>
-    </w:p>
-    <w:p>
-      <w:pPr>
-        <w:rPr>
-          <w:rFonts w:hint="eastAsia"/>
-        </w:rPr>
-      </w:pPr>
-      <w:r>
-        <w:rPr>
-          <w:rFonts w:hint="eastAsia"/>
-        </w:rPr>
-        <w:t>delat_energy(MeV)</w:t>
+      <w:proofErr w:type="spellStart"/>
+      <w:r>
+        <w:rPr>
+          <w:rFonts w:hint="eastAsia"/>
+        </w:rPr>
+        <w:t>rms_x</w:t>
+      </w:r>
+      <w:proofErr w:type="spellEnd"/>
+      <w:r>
+        <w:rPr>
+          <w:rFonts w:hint="eastAsia"/>
+        </w:rPr>
+        <w:t xml:space="preserve">(m) </w:t>
+      </w:r>
+    </w:p>
+    <w:p>
+      <w:pPr>
+        <w:rPr>
+          <w:rFonts w:hint="eastAsia"/>
+        </w:rPr>
+      </w:pPr>
+      <w:proofErr w:type="spellStart"/>
+      <w:r>
+        <w:rPr>
+          <w:rFonts w:hint="eastAsia"/>
+        </w:rPr>
+        <w:t>rms_y</w:t>
+      </w:r>
+      <w:proofErr w:type="spellEnd"/>
+      <w:r>
+        <w:rPr>
+          <w:rFonts w:hint="eastAsia"/>
+        </w:rPr>
+        <w:t xml:space="preserve">(m) </w:t>
+      </w:r>
+    </w:p>
+    <w:p>
+      <w:pPr>
+        <w:rPr>
+          <w:rFonts w:hint="eastAsia"/>
+        </w:rPr>
+      </w:pPr>
+      <w:proofErr w:type="spellStart"/>
+      <w:r>
+        <w:rPr>
+          <w:rFonts w:hint="eastAsia"/>
+        </w:rPr>
+        <w:t>rms_x</w:t>
+      </w:r>
+      <w:proofErr w:type="spellEnd"/>
+      <w:r>
+        <w:rPr>
+          <w:rFonts w:hint="eastAsia"/>
+        </w:rPr>
+        <w:t xml:space="preserve">'(rad) </w:t>
+      </w:r>
+    </w:p>
+    <w:p>
+      <w:pPr>
+        <w:rPr>
+          <w:rFonts w:hint="eastAsia"/>
+        </w:rPr>
+      </w:pPr>
+      <w:proofErr w:type="spellStart"/>
+      <w:r>
+        <w:rPr>
+          <w:rFonts w:hint="eastAsia"/>
+        </w:rPr>
+        <w:t>rms_y</w:t>
+      </w:r>
+      <w:proofErr w:type="spellEnd"/>
+      <w:r>
+        <w:rPr>
+          <w:rFonts w:hint="eastAsia"/>
+        </w:rPr>
+        <w:t xml:space="preserve">'(rad) </w:t>
+      </w:r>
+    </w:p>
+    <w:p>
+      <w:pPr>
+        <w:rPr>
+          <w:rFonts w:hint="eastAsia"/>
+        </w:rPr>
+      </w:pPr>
+      <w:proofErr w:type="spellStart"/>
+      <w:r>
+        <w:rPr>
+          <w:rFonts w:hint="eastAsia"/>
+        </w:rPr>
+        <w:t>delat_</w:t>
+      </w:r>
+      <w:proofErr w:type="gramStart"/>
+      <w:r>
+        <w:rPr>
+          <w:rFonts w:hint="eastAsia"/>
+        </w:rPr>
+        <w:t>energy</w:t>
+      </w:r>
+      <w:proofErr w:type="spellEnd"/>
+      <w:r>
+        <w:rPr>
+          <w:rFonts w:hint="eastAsia"/>
+        </w:rPr>
+        <w:t>(</w:t>
+      </w:r>
+      <w:proofErr w:type="gramEnd"/>
+      <w:r>
+        <w:rPr>
+          <w:rFonts w:hint="eastAsia"/>
+        </w:rPr>
+        <w:t>MeV)</w:t>
       </w:r>
       <w:r>
         <w:rPr>
@@ -22650,6 +26566,7 @@
           <w:rFonts w:hint="eastAsia"/>
         </w:rPr>
       </w:pPr>
+      <w:proofErr w:type="spellStart"/>
       <w:r>
         <w:rPr>
           <w:rFonts w:hint="eastAsia"/>
@@ -22657,6 +26574,7 @@
         <w:lastRenderedPageBreak/>
         <w:t>alpha_xx</w:t>
       </w:r>
+      <w:proofErr w:type="spellEnd"/>
       <w:r>
         <w:t>’</w:t>
       </w:r>
@@ -22673,12 +26591,14 @@
           <w:rFonts w:hint="eastAsia"/>
         </w:rPr>
       </w:pPr>
+      <w:proofErr w:type="spellStart"/>
       <w:r>
         <w:rPr>
           <w:rFonts w:hint="eastAsia"/>
         </w:rPr>
         <w:t>beta_xx</w:t>
       </w:r>
+      <w:proofErr w:type="spellEnd"/>
       <w:r>
         <w:t>’</w:t>
       </w:r>
@@ -22695,12 +26615,14 @@
           <w:rFonts w:hint="eastAsia"/>
         </w:rPr>
       </w:pPr>
+      <w:proofErr w:type="spellStart"/>
       <w:r>
         <w:rPr>
           <w:rFonts w:hint="eastAsia"/>
         </w:rPr>
         <w:t>alpha_yy</w:t>
       </w:r>
+      <w:proofErr w:type="spellEnd"/>
       <w:r>
         <w:t>’</w:t>
       </w:r>
@@ -22717,12 +26639,14 @@
           <w:rFonts w:hint="eastAsia"/>
         </w:rPr>
       </w:pPr>
+      <w:proofErr w:type="spellStart"/>
       <w:r>
         <w:rPr>
           <w:rFonts w:hint="eastAsia"/>
         </w:rPr>
         <w:t>beta_yy</w:t>
       </w:r>
+      <w:proofErr w:type="spellEnd"/>
       <w:r>
         <w:t>’</w:t>
       </w:r>
@@ -22739,12 +26663,14 @@
           <w:rFonts w:hint="eastAsia"/>
         </w:rPr>
       </w:pPr>
+      <w:proofErr w:type="spellStart"/>
       <w:r>
         <w:rPr>
           <w:rFonts w:hint="eastAsia"/>
         </w:rPr>
         <w:t>alpha_zz</w:t>
       </w:r>
+      <w:proofErr w:type="spellEnd"/>
       <w:r>
         <w:t>’</w:t>
       </w:r>
@@ -22761,12 +26687,14 @@
           <w:rFonts w:hint="eastAsia"/>
         </w:rPr>
       </w:pPr>
+      <w:proofErr w:type="spellStart"/>
       <w:r>
         <w:rPr>
           <w:rFonts w:hint="eastAsia"/>
         </w:rPr>
         <w:t>beta_zz</w:t>
       </w:r>
+      <w:proofErr w:type="spellEnd"/>
       <w:r>
         <w:t>’</w:t>
       </w:r>
@@ -22833,7 +26761,21 @@
         <w:rPr>
           <w:rFonts w:hint="eastAsia"/>
         </w:rPr>
-        <w:t>如果存在dst文件，在图1处导入文件，然后点击</w:t>
+        <w:t>如果存在</w:t>
+      </w:r>
+      <w:proofErr w:type="spellStart"/>
+      <w:r>
+        <w:rPr>
+          <w:rFonts w:hint="eastAsia"/>
+        </w:rPr>
+        <w:t>dst</w:t>
+      </w:r>
+      <w:proofErr w:type="spellEnd"/>
+      <w:r>
+        <w:rPr>
+          <w:rFonts w:hint="eastAsia"/>
+        </w:rPr>
+        <w:t>文件，在图1处导入文件，然后点击</w:t>
       </w:r>
       <w:r>
         <w:t>Import all beam parameters from file</w:t>
@@ -22944,7 +26886,21 @@
         <w:rPr>
           <w:rFonts w:hint="eastAsia"/>
         </w:rPr>
-        <w:t>然后将文件路径删掉，将要测量方向的发射度现就改为较大值进行模拟。如果束团本身就满足要求，发射度较大，可以直接进行模拟，</w:t>
+        <w:t>然后将文件路径删掉，将要测量方向的</w:t>
+      </w:r>
+      <w:proofErr w:type="gramStart"/>
+      <w:r>
+        <w:rPr>
+          <w:rFonts w:hint="eastAsia"/>
+        </w:rPr>
+        <w:t>发射度现就</w:t>
+      </w:r>
+      <w:proofErr w:type="gramEnd"/>
+      <w:r>
+        <w:rPr>
+          <w:rFonts w:hint="eastAsia"/>
+        </w:rPr>
+        <w:t>改为较大值进行模拟。如果束团本身就满足要求，发射度较大，可以直接进行模拟，</w:t>
       </w:r>
     </w:p>
     <w:p>
@@ -22966,7 +26922,21 @@
         <w:rPr>
           <w:rFonts w:hint="eastAsia"/>
         </w:rPr>
-        <w:t>如果不存在dst文件，需要手动填写参数。</w:t>
+        <w:t>如果不存在</w:t>
+      </w:r>
+      <w:proofErr w:type="spellStart"/>
+      <w:r>
+        <w:rPr>
+          <w:rFonts w:hint="eastAsia"/>
+        </w:rPr>
+        <w:t>dst</w:t>
+      </w:r>
+      <w:proofErr w:type="spellEnd"/>
+      <w:r>
+        <w:rPr>
+          <w:rFonts w:hint="eastAsia"/>
+        </w:rPr>
+        <w:t>文件，需要手动填写参数。</w:t>
       </w:r>
     </w:p>
     <w:p>
@@ -22990,7 +26960,23 @@
           <w:rFonts w:hint="eastAsia"/>
           <w:color w:val="FF0000"/>
         </w:rPr>
-        <w:t>模拟的时候，注意input界面的Output step in plt 不要填写0，填0会不记录过程信息，</w:t>
+        <w:t xml:space="preserve">模拟的时候，注意input界面的Output step in </w:t>
+      </w:r>
+      <w:proofErr w:type="spellStart"/>
+      <w:r>
+        <w:rPr>
+          <w:rFonts w:hint="eastAsia"/>
+          <w:color w:val="FF0000"/>
+        </w:rPr>
+        <w:t>plt</w:t>
+      </w:r>
+      <w:proofErr w:type="spellEnd"/>
+      <w:r>
+        <w:rPr>
+          <w:rFonts w:hint="eastAsia"/>
+          <w:color w:val="FF0000"/>
+        </w:rPr>
+        <w:t xml:space="preserve"> 不要填写0，填0会不记录过程信息，</w:t>
       </w:r>
       <w:r>
         <w:rPr>
@@ -23208,27 +27194,49 @@
         </w:rPr>
         <w:t>（xx</w:t>
       </w:r>
+      <w:proofErr w:type="gramStart"/>
       <w:r>
         <w:t>’</w:t>
       </w:r>
-      <w:r>
-        <w:rPr>
-          <w:rFonts w:hint="eastAsia"/>
-        </w:rPr>
-        <w:t>，yy</w:t>
-      </w:r>
+      <w:proofErr w:type="gramEnd"/>
+      <w:r>
+        <w:rPr>
+          <w:rFonts w:hint="eastAsia"/>
+        </w:rPr>
+        <w:t>，</w:t>
+      </w:r>
+      <w:proofErr w:type="spellStart"/>
+      <w:r>
+        <w:rPr>
+          <w:rFonts w:hint="eastAsia"/>
+        </w:rPr>
+        <w:t>yy</w:t>
+      </w:r>
+      <w:proofErr w:type="spellEnd"/>
+      <w:proofErr w:type="gramStart"/>
       <w:r>
         <w:t>’</w:t>
       </w:r>
-      <w:r>
-        <w:rPr>
-          <w:rFonts w:hint="eastAsia"/>
-        </w:rPr>
-        <w:t>，或zz</w:t>
-      </w:r>
+      <w:proofErr w:type="gramEnd"/>
+      <w:r>
+        <w:rPr>
+          <w:rFonts w:hint="eastAsia"/>
+        </w:rPr>
+        <w:t>，或</w:t>
+      </w:r>
+      <w:proofErr w:type="spellStart"/>
+      <w:r>
+        <w:rPr>
+          <w:rFonts w:hint="eastAsia"/>
+        </w:rPr>
+        <w:t>zz</w:t>
+      </w:r>
+      <w:proofErr w:type="spellEnd"/>
+      <w:proofErr w:type="gramStart"/>
       <w:r>
         <w:t>’</w:t>
       </w:r>
+      <w:proofErr w:type="gramEnd"/>
       <w:r>
         <w:rPr>
           <w:rFonts w:hint="eastAsia"/>
